--- a/livrables-IGPDE-2026-102846/Formateur/documents-administratifs-igpde/102846FiTechn-v2.docx
+++ b/livrables-IGPDE-2026-102846/Formateur/documents-administratifs-igpde/102846FiTechn-v2.docx
@@ -967,6 +967,18 @@
       </w:pPr>
       <w:r>
         <w:t xml:space="preserve">Fiche formateur et fiche stagiaire sur les principes WCAG (PDF).</w:t>
+      </w:r>
+    </w:p>
+    <w:p>
+      <w:pPr>
+        <w:pStyle w:val="Compact"/>
+        <w:numPr>
+          <w:ilvl w:val="0"/>
+          <w:numId w:val="11"/>
+        </w:numPr>
+      </w:pPr>
+      <w:r>
+        <w:t xml:space="preserve">Cartes des critères WCAG 2.2, 6 par page (PDF, à imprimer avant la session).</w:t>
       </w:r>
     </w:p>
     <w:p>

--- a/livrables-IGPDE-2026-102846/Formateur/documents-administratifs-igpde/102846FiTechn-v2.docx
+++ b/livrables-IGPDE-2026-102846/Formateur/documents-administratifs-igpde/102846FiTechn-v2.docx
@@ -1,29 +1,35 @@
 
 <file path=word/document.xml><?xml version="1.0" encoding="utf-8"?>
-<w:document xmlns:wpc="http://schemas.microsoft.com/office/word/2010/wordprocessingCanvas" xmlns:cx="http://schemas.microsoft.com/office/drawing/2014/chartex" xmlns:cx1="http://schemas.microsoft.com/office/drawing/2015/9/8/chartex" xmlns:cx2="http://schemas.microsoft.com/office/drawing/2015/10/21/chartex" xmlns:cx3="http://schemas.microsoft.com/office/drawing/2016/5/9/chartex" xmlns:cx4="http://schemas.microsoft.com/office/drawing/2016/5/10/chartex" xmlns:cx5="http://schemas.microsoft.com/office/drawing/2016/5/11/chartex" xmlns:cx6="http://schemas.microsoft.com/office/drawing/2016/5/12/chartex" xmlns:cx7="http://schemas.microsoft.com/office/drawing/2016/5/13/chartex" xmlns:cx8="http://schemas.microsoft.com/office/drawing/2016/5/14/chartex" xmlns:mc="http://schemas.openxmlformats.org/markup-compatibility/2006" xmlns:aink="http://schemas.microsoft.com/office/drawing/2016/ink" xmlns:am3d="http://schemas.microsoft.com/office/drawing/2017/model3d" xmlns:o="urn:schemas-microsoft-com:office:office" xmlns:oel="http://schemas.microsoft.com/office/2019/extlst" xmlns:r="http://schemas.openxmlformats.org/officeDocument/2006/relationships" xmlns:m="http://schemas.openxmlformats.org/officeDocument/2006/math" xmlns:v="urn:schemas-microsoft-com:vml" xmlns:wp14="http://schemas.microsoft.com/office/word/2010/wordprocessingDrawing" xmlns:wp="http://schemas.openxmlformats.org/drawingml/2006/wordprocessingDrawing" xmlns:w10="urn:schemas-microsoft-com:office:word" xmlns:w="http://schemas.openxmlformats.org/wordprocessingml/2006/main" xmlns:w14="http://schemas.microsoft.com/office/word/2010/wordml" xmlns:w15="http://schemas.microsoft.com/office/word/2012/wordml" xmlns:w16cex="http://schemas.microsoft.com/office/word/2018/wordml/cex" xmlns:w16cid="http://schemas.microsoft.com/office/word/2016/wordml/cid" xmlns:w16="http://schemas.microsoft.com/office/word/2018/wordml" xmlns:w16du="http://schemas.microsoft.com/office/word/2023/wordml/word16du" xmlns:w16sdtdh="http://schemas.microsoft.com/office/word/2020/wordml/sdtdatahash" xmlns:w16sdtfl="http://schemas.microsoft.com/office/word/2024/wordml/sdtformatlock" xmlns:w16se="http://schemas.microsoft.com/office/word/2015/wordml/symex" xmlns:wpg="http://schemas.microsoft.com/office/word/2010/wordprocessingGroup" xmlns:wpi="http://schemas.microsoft.com/office/word/2010/wordprocessingInk" xmlns:wne="http://schemas.microsoft.com/office/word/2006/wordml" xmlns:wps="http://schemas.microsoft.com/office/word/2010/wordprocessingShape" mc:Ignorable="w14 w15 w16se w16cid w16 w16cex w16sdtdh w16sdtfl w16du wp14">
+<w:document xmlns:o="urn:schemas-microsoft-com:office:office" xmlns:r="http://schemas.openxmlformats.org/officeDocument/2006/relationships" xmlns:v="urn:schemas-microsoft-com:vml" xmlns:w="http://schemas.openxmlformats.org/wordprocessingml/2006/main" xmlns:w10="urn:schemas-microsoft-com:office:word" xmlns:wp="http://schemas.openxmlformats.org/drawingml/2006/wordprocessingDrawing" xmlns:pic="http://schemas.openxmlformats.org/drawingml/2006/picture" xmlns:wps="http://schemas.microsoft.com/office/word/2010/wordprocessingShape" xmlns:wpg="http://schemas.microsoft.com/office/word/2010/wordprocessingGroup" xmlns:mc="http://schemas.openxmlformats.org/markup-compatibility/2006" xmlns:wp14="http://schemas.microsoft.com/office/word/2010/wordprocessingDrawing" xmlns:w14="http://schemas.microsoft.com/office/word/2010/wordml" xmlns:w15="http://schemas.microsoft.com/office/word/2012/wordml" mc:Ignorable="w14 wp14 w15">
   <w:body>
     <w:p>
       <w:pPr>
-        <w:pStyle w:val="Titre"/>
-      </w:pPr>
-      <w:r>
+        <w:pStyle w:val="Title"/>
+        <w:rPr/>
+      </w:pPr>
+      <w:r>
+        <w:rPr/>
         <w:t>Fiche équipement informatique - Salle de cours</w:t>
       </w:r>
     </w:p>
     <w:p>
       <w:pPr>
-        <w:pStyle w:val="Titre1"/>
+        <w:pStyle w:val="Heading1"/>
+        <w:rPr/>
       </w:pPr>
       <w:bookmarkStart w:id="0" w:name="X053c9c785e31d411ab28fa89403e9098000d523"/>
       <w:r>
+        <w:rPr/>
         <w:t>Fiche équipement informatique - Salle de cours</w:t>
       </w:r>
     </w:p>
     <w:p>
       <w:pPr>
         <w:pStyle w:val="FirstParagraph"/>
-      </w:pPr>
-      <w:r>
+        <w:rPr/>
+      </w:pPr>
+      <w:r>
+        <w:rPr/>
         <w:t>Fiche actualisée pour la formation 102846 « L’accessibilité numérique pour la bureautique et le web ».</w:t>
       </w:r>
     </w:p>
@@ -32,8 +38,9 @@
         <w:pStyle w:val="Compact"/>
         <w:numPr>
           <w:ilvl w:val="0"/>
-          <w:numId w:val="2"/>
-        </w:numPr>
+          <w:numId w:val="1"/>
+        </w:numPr>
+        <w:rPr/>
       </w:pPr>
       <w:r>
         <w:rPr>
@@ -44,6 +51,7 @@
         <w:t>Libellé</w:t>
       </w:r>
       <w:r>
+        <w:rPr/>
         <w:t xml:space="preserve"> : L’accessibilité numérique pour la bureautique et le web</w:t>
       </w:r>
     </w:p>
@@ -52,8 +60,9 @@
         <w:pStyle w:val="Compact"/>
         <w:numPr>
           <w:ilvl w:val="0"/>
-          <w:numId w:val="2"/>
-        </w:numPr>
+          <w:numId w:val="1"/>
+        </w:numPr>
+        <w:rPr/>
       </w:pPr>
       <w:r>
         <w:rPr>
@@ -64,6 +73,7 @@
         <w:t>Code</w:t>
       </w:r>
       <w:r>
+        <w:rPr/>
         <w:t xml:space="preserve"> : 102846</w:t>
       </w:r>
     </w:p>
@@ -72,8 +82,9 @@
         <w:pStyle w:val="Compact"/>
         <w:numPr>
           <w:ilvl w:val="0"/>
-          <w:numId w:val="2"/>
-        </w:numPr>
+          <w:numId w:val="1"/>
+        </w:numPr>
+        <w:rPr/>
       </w:pPr>
       <w:r>
         <w:rPr>
@@ -84,6 +95,7 @@
         <w:t>Durée</w:t>
       </w:r>
       <w:r>
+        <w:rPr/>
         <w:t xml:space="preserve"> : 1 jour</w:t>
       </w:r>
     </w:p>
@@ -92,8 +104,9 @@
         <w:pStyle w:val="Compact"/>
         <w:numPr>
           <w:ilvl w:val="0"/>
-          <w:numId w:val="2"/>
-        </w:numPr>
+          <w:numId w:val="1"/>
+        </w:numPr>
+        <w:rPr/>
       </w:pPr>
       <w:r>
         <w:rPr>
@@ -104,6 +117,7 @@
         <w:t>Public</w:t>
       </w:r>
       <w:r>
+        <w:rPr/>
         <w:t xml:space="preserve"> : communicants de toutes les directions des ministères et producteurs de contenu numérique</w:t>
       </w:r>
     </w:p>
@@ -112,8 +126,9 @@
         <w:pStyle w:val="Compact"/>
         <w:numPr>
           <w:ilvl w:val="0"/>
-          <w:numId w:val="2"/>
-        </w:numPr>
+          <w:numId w:val="1"/>
+        </w:numPr>
+        <w:rPr/>
       </w:pPr>
       <w:r>
         <w:rPr>
@@ -124,15 +139,18 @@
         <w:t>Concepteur(s)</w:t>
       </w:r>
       <w:r>
+        <w:rPr/>
         <w:t xml:space="preserve"> : Alexandra Guiderdoni / Bertrand Matge</w:t>
       </w:r>
     </w:p>
     <w:p>
       <w:pPr>
-        <w:pStyle w:val="Titre2"/>
+        <w:pStyle w:val="Heading2"/>
+        <w:rPr/>
       </w:pPr>
       <w:bookmarkStart w:id="1" w:name="périmètre-pédagogique-à-couvrir"/>
       <w:r>
+        <w:rPr/>
         <w:t>Périmètre pédagogique à couvrir</w:t>
       </w:r>
     </w:p>
@@ -141,10 +159,12 @@
         <w:pStyle w:val="Compact"/>
         <w:numPr>
           <w:ilvl w:val="0"/>
-          <w:numId w:val="3"/>
-        </w:numPr>
-      </w:pPr>
-      <w:r>
+          <w:numId w:val="1"/>
+        </w:numPr>
+        <w:rPr/>
+      </w:pPr>
+      <w:r>
+        <w:rPr/>
         <w:t>Introduction à l’accessibilité numérique, communication accessible et cadre légal.</w:t>
       </w:r>
     </w:p>
@@ -153,10 +173,12 @@
         <w:pStyle w:val="Compact"/>
         <w:numPr>
           <w:ilvl w:val="0"/>
-          <w:numId w:val="3"/>
-        </w:numPr>
-      </w:pPr>
-      <w:r>
+          <w:numId w:val="1"/>
+        </w:numPr>
+        <w:rPr/>
+      </w:pPr>
+      <w:r>
+        <w:rPr/>
         <w:t>Création et correction de documents bureautiques accessibles.</w:t>
       </w:r>
     </w:p>
@@ -165,10 +187,12 @@
         <w:pStyle w:val="Compact"/>
         <w:numPr>
           <w:ilvl w:val="0"/>
-          <w:numId w:val="3"/>
-        </w:numPr>
-      </w:pPr>
-      <w:r>
+          <w:numId w:val="1"/>
+        </w:numPr>
+        <w:rPr/>
+      </w:pPr>
+      <w:r>
+        <w:rPr/>
         <w:t>Exercice sur trois documents Word : version inaccessible, aide à la correction et version accessible.</w:t>
       </w:r>
     </w:p>
@@ -177,10 +201,12 @@
         <w:pStyle w:val="Compact"/>
         <w:numPr>
           <w:ilvl w:val="0"/>
-          <w:numId w:val="3"/>
-        </w:numPr>
-      </w:pPr>
-      <w:r>
+          <w:numId w:val="1"/>
+        </w:numPr>
+        <w:rPr/>
+      </w:pPr>
+      <w:r>
+        <w:rPr/>
         <w:t>Évaluations rapides d’accessibilité web avec le site d’exercice Easy Checks et la grille d’audit au format tableur.</w:t>
       </w:r>
     </w:p>
@@ -189,29 +215,35 @@
         <w:pStyle w:val="Compact"/>
         <w:numPr>
           <w:ilvl w:val="0"/>
-          <w:numId w:val="3"/>
-        </w:numPr>
-      </w:pPr>
-      <w:r>
+          <w:numId w:val="1"/>
+        </w:numPr>
+        <w:rPr/>
+      </w:pPr>
+      <w:r>
+        <w:rPr/>
         <w:t>Bonnes pratiques d’accessibilité pour les publications sur les réseaux sociaux.</w:t>
       </w:r>
     </w:p>
     <w:p>
       <w:pPr>
-        <w:pStyle w:val="Titre2"/>
+        <w:pStyle w:val="Heading2"/>
+        <w:rPr/>
       </w:pPr>
       <w:bookmarkStart w:id="2" w:name="configuration-de-la-salle"/>
       <w:bookmarkEnd w:id="1"/>
       <w:r>
+        <w:rPr/>
         <w:t>Configuration de la salle</w:t>
       </w:r>
     </w:p>
     <w:p>
       <w:pPr>
-        <w:pStyle w:val="Titre3"/>
+        <w:pStyle w:val="Heading3"/>
+        <w:rPr/>
       </w:pPr>
       <w:bookmarkStart w:id="3" w:name="salle-et-projection"/>
       <w:r>
+        <w:rPr/>
         <w:t>Salle et projection</w:t>
       </w:r>
     </w:p>
@@ -220,10 +252,12 @@
         <w:pStyle w:val="Compact"/>
         <w:numPr>
           <w:ilvl w:val="0"/>
-          <w:numId w:val="4"/>
-        </w:numPr>
-      </w:pPr>
-      <w:r>
+          <w:numId w:val="1"/>
+        </w:numPr>
+        <w:rPr/>
+      </w:pPr>
+      <w:r>
+        <w:rPr/>
         <w:t>Salle équipée d’ordinateurs pour l’ensemble des stagiaires.</w:t>
       </w:r>
     </w:p>
@@ -232,10 +266,12 @@
         <w:pStyle w:val="Compact"/>
         <w:numPr>
           <w:ilvl w:val="0"/>
-          <w:numId w:val="4"/>
-        </w:numPr>
-      </w:pPr>
-      <w:r>
+          <w:numId w:val="1"/>
+        </w:numPr>
+        <w:rPr/>
+      </w:pPr>
+      <w:r>
+        <w:rPr/>
         <w:t>Poste formateur connecté à un vidéoprojecteur ou à un écran de projection.</w:t>
       </w:r>
     </w:p>
@@ -244,10 +280,12 @@
         <w:pStyle w:val="Compact"/>
         <w:numPr>
           <w:ilvl w:val="0"/>
-          <w:numId w:val="4"/>
-        </w:numPr>
-      </w:pPr>
-      <w:r>
+          <w:numId w:val="1"/>
+        </w:numPr>
+        <w:rPr/>
+      </w:pPr>
+      <w:r>
+        <w:rPr/>
         <w:t>Connexion internet stable pour le poste formateur et les postes stagiaires.</w:t>
       </w:r>
     </w:p>
@@ -256,11 +294,12 @@
         <w:pStyle w:val="Compact"/>
         <w:numPr>
           <w:ilvl w:val="0"/>
-          <w:numId w:val="4"/>
-        </w:numPr>
-      </w:pPr>
-      <w:r>
-        <w:lastRenderedPageBreak/>
+          <w:numId w:val="1"/>
+        </w:numPr>
+        <w:rPr/>
+      </w:pPr>
+      <w:r>
+        <w:rPr/>
         <w:t>Enceintes fonctionnelles pour les démonstrations audio ou vidéo.</w:t>
       </w:r>
     </w:p>
@@ -269,10 +308,12 @@
         <w:pStyle w:val="Compact"/>
         <w:numPr>
           <w:ilvl w:val="0"/>
-          <w:numId w:val="4"/>
-        </w:numPr>
-      </w:pPr>
-      <w:r>
+          <w:numId w:val="1"/>
+        </w:numPr>
+        <w:rPr/>
+      </w:pPr>
+      <w:r>
+        <w:rPr/>
         <w:t>Tableau blanc ou paperboard avec feutres.</w:t>
       </w:r>
     </w:p>
@@ -281,20 +322,24 @@
         <w:pStyle w:val="Compact"/>
         <w:numPr>
           <w:ilvl w:val="0"/>
-          <w:numId w:val="4"/>
-        </w:numPr>
-      </w:pPr>
-      <w:r>
+          <w:numId w:val="1"/>
+        </w:numPr>
+        <w:rPr/>
+      </w:pPr>
+      <w:r>
+        <w:rPr/>
         <w:t>Microphone selon la taille de la salle.</w:t>
       </w:r>
     </w:p>
     <w:p>
       <w:pPr>
-        <w:pStyle w:val="Titre3"/>
+        <w:pStyle w:val="Heading3"/>
+        <w:rPr/>
       </w:pPr>
       <w:bookmarkStart w:id="4" w:name="poste-formateur"/>
       <w:bookmarkEnd w:id="3"/>
       <w:r>
+        <w:rPr/>
         <w:t>Poste formateur</w:t>
       </w:r>
     </w:p>
@@ -303,10 +348,12 @@
         <w:pStyle w:val="Compact"/>
         <w:numPr>
           <w:ilvl w:val="0"/>
-          <w:numId w:val="5"/>
-        </w:numPr>
-      </w:pPr>
-      <w:r>
+          <w:numId w:val="1"/>
+        </w:numPr>
+        <w:rPr/>
+      </w:pPr>
+      <w:r>
+        <w:rPr/>
         <w:t>Système Windows récent, idéalement Windows 10 ou Windows 11.</w:t>
       </w:r>
     </w:p>
@@ -315,10 +362,12 @@
         <w:pStyle w:val="Compact"/>
         <w:numPr>
           <w:ilvl w:val="0"/>
-          <w:numId w:val="5"/>
-        </w:numPr>
-      </w:pPr>
-      <w:r>
+          <w:numId w:val="1"/>
+        </w:numPr>
+        <w:rPr/>
+      </w:pPr>
+      <w:r>
+        <w:rPr/>
         <w:t>Droits suffisants pour ouvrir, installer ou mettre à jour les outils nécessaires avant la session.</w:t>
       </w:r>
     </w:p>
@@ -327,10 +376,12 @@
         <w:pStyle w:val="Compact"/>
         <w:numPr>
           <w:ilvl w:val="0"/>
-          <w:numId w:val="5"/>
-        </w:numPr>
-      </w:pPr>
-      <w:r>
+          <w:numId w:val="1"/>
+        </w:numPr>
+        <w:rPr/>
+      </w:pPr>
+      <w:r>
+        <w:rPr/>
         <w:t>Microsoft Office avec Word</w:t>
       </w:r>
     </w:p>
@@ -339,10 +390,12 @@
         <w:pStyle w:val="Compact"/>
         <w:numPr>
           <w:ilvl w:val="0"/>
-          <w:numId w:val="5"/>
-        </w:numPr>
-      </w:pPr>
-      <w:r>
+          <w:numId w:val="1"/>
+        </w:numPr>
+        <w:rPr/>
+      </w:pPr>
+      <w:r>
+        <w:rPr/>
         <w:t>Navigateurs Firefox et Edge installés.</w:t>
       </w:r>
     </w:p>
@@ -351,20 +404,24 @@
         <w:pStyle w:val="Compact"/>
         <w:numPr>
           <w:ilvl w:val="0"/>
-          <w:numId w:val="5"/>
-        </w:numPr>
-      </w:pPr>
-      <w:r>
+          <w:numId w:val="1"/>
+        </w:numPr>
+        <w:rPr/>
+      </w:pPr>
+      <w:r>
+        <w:rPr/>
         <w:t>Accès aux dossiers d’exercices, au support de formation et au site Easy Checks.</w:t>
       </w:r>
     </w:p>
     <w:p>
       <w:pPr>
-        <w:pStyle w:val="Titre3"/>
+        <w:pStyle w:val="Heading3"/>
+        <w:rPr/>
       </w:pPr>
       <w:bookmarkStart w:id="5" w:name="postes-stagiaires"/>
       <w:bookmarkEnd w:id="4"/>
       <w:r>
+        <w:rPr/>
         <w:t>Postes stagiaires</w:t>
       </w:r>
     </w:p>
@@ -373,10 +430,12 @@
         <w:pStyle w:val="Compact"/>
         <w:numPr>
           <w:ilvl w:val="0"/>
-          <w:numId w:val="6"/>
-        </w:numPr>
-      </w:pPr>
-      <w:r>
+          <w:numId w:val="1"/>
+        </w:numPr>
+        <w:rPr/>
+      </w:pPr>
+      <w:r>
+        <w:rPr/>
         <w:t>Un poste par stagiaire ou par binôme selon l’organisation retenue.</w:t>
       </w:r>
     </w:p>
@@ -385,10 +444,12 @@
         <w:pStyle w:val="Compact"/>
         <w:numPr>
           <w:ilvl w:val="0"/>
-          <w:numId w:val="6"/>
-        </w:numPr>
-      </w:pPr>
-      <w:r>
+          <w:numId w:val="1"/>
+        </w:numPr>
+        <w:rPr/>
+      </w:pPr>
+      <w:r>
+        <w:rPr/>
         <w:t>Système Windows récent, idéalement Windows 10 ou Windows 11.</w:t>
       </w:r>
     </w:p>
@@ -397,10 +458,12 @@
         <w:pStyle w:val="Compact"/>
         <w:numPr>
           <w:ilvl w:val="0"/>
-          <w:numId w:val="6"/>
-        </w:numPr>
-      </w:pPr>
-      <w:r>
+          <w:numId w:val="1"/>
+        </w:numPr>
+        <w:rPr/>
+      </w:pPr>
+      <w:r>
+        <w:rPr/>
         <w:t>Microsoft Word installé.</w:t>
       </w:r>
     </w:p>
@@ -409,10 +472,12 @@
         <w:pStyle w:val="Compact"/>
         <w:numPr>
           <w:ilvl w:val="0"/>
-          <w:numId w:val="6"/>
-        </w:numPr>
-      </w:pPr>
-      <w:r>
+          <w:numId w:val="1"/>
+        </w:numPr>
+        <w:rPr/>
+      </w:pPr>
+      <w:r>
+        <w:rPr/>
         <w:t>Navigateurs Firefox et Edge installés.</w:t>
       </w:r>
     </w:p>
@@ -421,10 +486,12 @@
         <w:pStyle w:val="Compact"/>
         <w:numPr>
           <w:ilvl w:val="0"/>
-          <w:numId w:val="6"/>
-        </w:numPr>
-      </w:pPr>
-      <w:r>
+          <w:numId w:val="1"/>
+        </w:numPr>
+        <w:rPr/>
+      </w:pPr>
+      <w:r>
+        <w:rPr/>
         <w:t>Prise jack ou sortie audio fonctionnelle.</w:t>
       </w:r>
     </w:p>
@@ -433,10 +500,12 @@
         <w:pStyle w:val="Compact"/>
         <w:numPr>
           <w:ilvl w:val="0"/>
-          <w:numId w:val="6"/>
-        </w:numPr>
-      </w:pPr>
-      <w:r>
+          <w:numId w:val="1"/>
+        </w:numPr>
+        <w:rPr/>
+      </w:pPr>
+      <w:r>
+        <w:rPr/>
         <w:t>Casque audio pour les tests avec lecteur d’écran et les supports vidéo.</w:t>
       </w:r>
     </w:p>
@@ -445,30 +514,36 @@
         <w:pStyle w:val="Compact"/>
         <w:numPr>
           <w:ilvl w:val="0"/>
-          <w:numId w:val="6"/>
-        </w:numPr>
-      </w:pPr>
-      <w:r>
+          <w:numId w:val="1"/>
+        </w:numPr>
+        <w:rPr/>
+      </w:pPr>
+      <w:r>
+        <w:rPr/>
         <w:t>Accès internet ouvert sur les sites utiles à la formation.</w:t>
       </w:r>
     </w:p>
     <w:p>
       <w:pPr>
-        <w:pStyle w:val="Titre2"/>
+        <w:pStyle w:val="Heading2"/>
+        <w:rPr/>
       </w:pPr>
       <w:bookmarkStart w:id="6" w:name="logiciels-et-outils-à-préparer"/>
       <w:bookmarkEnd w:id="2"/>
       <w:bookmarkEnd w:id="5"/>
       <w:r>
+        <w:rPr/>
         <w:t>Logiciels et outils à préparer</w:t>
       </w:r>
     </w:p>
     <w:p>
       <w:pPr>
-        <w:pStyle w:val="Titre3"/>
+        <w:pStyle w:val="Heading3"/>
+        <w:rPr/>
       </w:pPr>
       <w:bookmarkStart w:id="7" w:name="bureautique"/>
       <w:r>
+        <w:rPr/>
         <w:t>Bureautique</w:t>
       </w:r>
     </w:p>
@@ -477,10 +552,12 @@
         <w:pStyle w:val="Compact"/>
         <w:numPr>
           <w:ilvl w:val="0"/>
-          <w:numId w:val="7"/>
-        </w:numPr>
-      </w:pPr>
-      <w:r>
+          <w:numId w:val="1"/>
+        </w:numPr>
+        <w:rPr/>
+      </w:pPr>
+      <w:r>
+        <w:rPr/>
         <w:t>Microsoft Word pour les exercices sur documents bureautiques accessibles.</w:t>
       </w:r>
     </w:p>
@@ -489,20 +566,24 @@
         <w:pStyle w:val="Compact"/>
         <w:numPr>
           <w:ilvl w:val="0"/>
-          <w:numId w:val="7"/>
-        </w:numPr>
-      </w:pPr>
-      <w:r>
+          <w:numId w:val="1"/>
+        </w:numPr>
+        <w:rPr/>
+      </w:pPr>
+      <w:r>
+        <w:rPr/>
         <w:t>Lecteur PDF pour ouvrir les supports exportés.</w:t>
       </w:r>
     </w:p>
     <w:p>
       <w:pPr>
-        <w:pStyle w:val="Titre3"/>
+        <w:pStyle w:val="Heading3"/>
+        <w:rPr/>
       </w:pPr>
       <w:bookmarkStart w:id="8" w:name="outils-de-vérification-de-documents"/>
       <w:bookmarkEnd w:id="7"/>
       <w:r>
+        <w:rPr/>
         <w:t>Outils de vérification de documents</w:t>
       </w:r>
     </w:p>
@@ -511,10 +592,12 @@
         <w:pStyle w:val="Compact"/>
         <w:numPr>
           <w:ilvl w:val="0"/>
-          <w:numId w:val="8"/>
-        </w:numPr>
-      </w:pPr>
-      <w:r>
+          <w:numId w:val="1"/>
+        </w:numPr>
+        <w:rPr/>
+      </w:pPr>
+      <w:r>
+        <w:rPr/>
         <w:t>Vérificateur d’accessibilité intégré de Microsoft Word.</w:t>
       </w:r>
     </w:p>
@@ -523,66 +606,64 @@
         <w:pStyle w:val="Compact"/>
         <w:numPr>
           <w:ilvl w:val="0"/>
-          <w:numId w:val="8"/>
-        </w:numPr>
-      </w:pPr>
-      <w:hyperlink r:id="rId7">
+          <w:numId w:val="1"/>
+        </w:numPr>
+        <w:rPr/>
+      </w:pPr>
+      <w:r>
+        <w:rPr/>
+        <w:t>PDF Accessibility Checker 2024 préinstallé sur les postes utilisés pour le contrôle du PDF.</w:t>
+      </w:r>
+    </w:p>
+    <w:p>
+      <w:pPr>
+        <w:pStyle w:val="Compact"/>
+        <w:numPr>
+          <w:ilvl w:val="0"/>
+          <w:numId w:val="1"/>
+        </w:numPr>
+        <w:rPr/>
+      </w:pPr>
+      <w:r>
+        <w:rPr/>
+        <w:t>Acrobat Pro préparé comme solution de remplacement si PAC n’est pas disponible.</w:t>
+      </w:r>
+    </w:p>
+    <w:p>
+      <w:pPr>
+        <w:pStyle w:val="Compact"/>
+        <w:numPr>
+          <w:ilvl w:val="0"/>
+          <w:numId w:val="1"/>
+        </w:numPr>
+        <w:rPr/>
+      </w:pPr>
+      <w:r>
+        <w:rPr/>
+        <w:t xml:space="preserve">Un outil de contrôle de contraste, par exemple </w:t>
+      </w:r>
+      <w:hyperlink r:id="rId2">
         <w:r>
           <w:rPr>
-            <w:rStyle w:val="Lienhypertexte"/>
-          </w:rPr>
-          <w:t xml:space="preserve">PDF </w:t>
-        </w:r>
-        <w:proofErr w:type="spellStart"/>
-        <w:r>
-          <w:rPr>
-            <w:rStyle w:val="Lienhypertexte"/>
-          </w:rPr>
-          <w:t>Accessibility</w:t>
-        </w:r>
-        <w:proofErr w:type="spellEnd"/>
-        <w:r>
-          <w:rPr>
-            <w:rStyle w:val="Lienhypertexte"/>
-          </w:rPr>
-          <w:t xml:space="preserve"> Checker 2024</w:t>
-        </w:r>
-      </w:hyperlink>
-      <w:r>
-        <w:t>, si l’environnement autorise son installation.</w:t>
-      </w:r>
-    </w:p>
-    <w:p>
-      <w:pPr>
-        <w:pStyle w:val="Compact"/>
-        <w:numPr>
-          <w:ilvl w:val="0"/>
-          <w:numId w:val="8"/>
-        </w:numPr>
-      </w:pPr>
-      <w:r>
-        <w:lastRenderedPageBreak/>
-        <w:t xml:space="preserve">Un outil de contrôle de contraste, par exemple </w:t>
-      </w:r>
-      <w:hyperlink r:id="rId8">
-        <w:r>
-          <w:rPr>
-            <w:rStyle w:val="Lienhypertexte"/>
+            <w:rStyle w:val="Hyperlink"/>
           </w:rPr>
           <w:t>Colour Contrast Analyser</w:t>
         </w:r>
       </w:hyperlink>
       <w:r>
+        <w:rPr/>
         <w:t>.</w:t>
       </w:r>
     </w:p>
     <w:p>
       <w:pPr>
-        <w:pStyle w:val="Titre3"/>
+        <w:pStyle w:val="Heading3"/>
+        <w:rPr/>
       </w:pPr>
       <w:bookmarkStart w:id="9" w:name="lecteur-décran-et-assistance-aux-tests"/>
       <w:bookmarkEnd w:id="8"/>
       <w:r>
+        <w:rPr/>
         <w:t>Lecteur d’écran et assistance aux tests</w:t>
       </w:r>
     </w:p>
@@ -591,18 +672,20 @@
         <w:pStyle w:val="Compact"/>
         <w:numPr>
           <w:ilvl w:val="0"/>
-          <w:numId w:val="9"/>
-        </w:numPr>
-      </w:pPr>
-      <w:hyperlink r:id="rId9">
+          <w:numId w:val="1"/>
+        </w:numPr>
+        <w:rPr/>
+      </w:pPr>
+      <w:hyperlink r:id="rId3">
         <w:r>
           <w:rPr>
-            <w:rStyle w:val="Lienhypertexte"/>
+            <w:rStyle w:val="Hyperlink"/>
           </w:rPr>
           <w:t>NVDA</w:t>
         </w:r>
       </w:hyperlink>
       <w:r>
+        <w:rPr/>
         <w:t xml:space="preserve"> installé au minimum sur le poste formateur.</w:t>
       </w:r>
     </w:p>
@@ -611,21 +694,24 @@
         <w:pStyle w:val="Compact"/>
         <w:numPr>
           <w:ilvl w:val="0"/>
-          <w:numId w:val="9"/>
-        </w:numPr>
-      </w:pPr>
-      <w:r>
+          <w:numId w:val="1"/>
+        </w:numPr>
+        <w:rPr/>
+      </w:pPr>
+      <w:r>
+        <w:rPr/>
         <w:t xml:space="preserve">Extension </w:t>
       </w:r>
-      <w:hyperlink r:id="rId10">
+      <w:hyperlink r:id="rId4">
         <w:r>
           <w:rPr>
-            <w:rStyle w:val="Lienhypertexte"/>
+            <w:rStyle w:val="Hyperlink"/>
           </w:rPr>
           <w:t>Focus Highlight</w:t>
         </w:r>
       </w:hyperlink>
       <w:r>
+        <w:rPr/>
         <w:t xml:space="preserve"> si NonVisual Desktop Access est utilisé en démonstration.</w:t>
       </w:r>
     </w:p>
@@ -634,20 +720,24 @@
         <w:pStyle w:val="Compact"/>
         <w:numPr>
           <w:ilvl w:val="0"/>
-          <w:numId w:val="9"/>
-        </w:numPr>
-      </w:pPr>
-      <w:r>
+          <w:numId w:val="1"/>
+        </w:numPr>
+        <w:rPr/>
+      </w:pPr>
+      <w:r>
+        <w:rPr/>
         <w:t>Casques audio disponibles pour les démonstrations ou manipulations.</w:t>
       </w:r>
     </w:p>
     <w:p>
       <w:pPr>
-        <w:pStyle w:val="Titre3"/>
+        <w:pStyle w:val="Heading3"/>
+        <w:rPr/>
       </w:pPr>
       <w:bookmarkStart w:id="10" w:name="navigateurs-et-extensions"/>
       <w:bookmarkEnd w:id="9"/>
       <w:r>
+        <w:rPr/>
         <w:t>Navigateurs et extensions</w:t>
       </w:r>
     </w:p>
@@ -656,10 +746,12 @@
         <w:pStyle w:val="Compact"/>
         <w:numPr>
           <w:ilvl w:val="0"/>
-          <w:numId w:val="10"/>
-        </w:numPr>
-      </w:pPr>
-      <w:r>
+          <w:numId w:val="1"/>
+        </w:numPr>
+        <w:rPr/>
+      </w:pPr>
+      <w:r>
+        <w:rPr/>
         <w:t>Firefox installé sur le poste formateur et les postes stagiaires.</w:t>
       </w:r>
     </w:p>
@@ -668,10 +760,12 @@
         <w:pStyle w:val="Compact"/>
         <w:numPr>
           <w:ilvl w:val="0"/>
-          <w:numId w:val="10"/>
-        </w:numPr>
-      </w:pPr>
-      <w:r>
+          <w:numId w:val="1"/>
+        </w:numPr>
+        <w:rPr/>
+      </w:pPr>
+      <w:r>
+        <w:rPr/>
         <w:t>Edge installé sur le poste formateur et les postes stagiaires.</w:t>
       </w:r>
     </w:p>
@@ -680,7 +774,7 @@
         <w:pStyle w:val="Compact"/>
         <w:numPr>
           <w:ilvl w:val="0"/>
-          <w:numId w:val="10"/>
+          <w:numId w:val="1"/>
         </w:numPr>
         <w:rPr>
           <w:lang w:val="en-US"/>
@@ -690,26 +784,12 @@
         <w:rPr>
           <w:lang w:val="en-US"/>
         </w:rPr>
-        <w:t xml:space="preserve">Extensions Firefox </w:t>
-      </w:r>
-      <w:proofErr w:type="spellStart"/>
-      <w:r>
-        <w:rPr>
-          <w:lang w:val="en-US"/>
-        </w:rPr>
-        <w:t>utiles</w:t>
-      </w:r>
-      <w:proofErr w:type="spellEnd"/>
-      <w:r>
-        <w:rPr>
-          <w:lang w:val="en-US"/>
-        </w:rPr>
-        <w:t xml:space="preserve"> : </w:t>
-      </w:r>
-      <w:hyperlink r:id="rId11">
+        <w:t xml:space="preserve">Extensions Firefox utiles : </w:t>
+      </w:r>
+      <w:hyperlink r:id="rId5">
         <w:r>
           <w:rPr>
-            <w:rStyle w:val="Lienhypertexte"/>
+            <w:rStyle w:val="Hyperlink"/>
             <w:lang w:val="en-US"/>
           </w:rPr>
           <w:t>Web Developer</w:t>
@@ -721,16 +801,14 @@
         </w:rPr>
         <w:t xml:space="preserve">, </w:t>
       </w:r>
-      <w:hyperlink r:id="rId12">
-        <w:proofErr w:type="spellStart"/>
+      <w:hyperlink r:id="rId6">
         <w:r>
           <w:rPr>
-            <w:rStyle w:val="Lienhypertexte"/>
+            <w:rStyle w:val="Hyperlink"/>
             <w:lang w:val="en-US"/>
           </w:rPr>
           <w:t>HeadingsMap</w:t>
         </w:r>
-        <w:proofErr w:type="spellEnd"/>
       </w:hyperlink>
       <w:r>
         <w:rPr>
@@ -738,10 +816,10 @@
         </w:rPr>
         <w:t xml:space="preserve">, </w:t>
       </w:r>
-      <w:hyperlink r:id="rId13">
+      <w:hyperlink r:id="rId7">
         <w:r>
           <w:rPr>
-            <w:rStyle w:val="Lienhypertexte"/>
+            <w:rStyle w:val="Hyperlink"/>
             <w:lang w:val="en-US"/>
           </w:rPr>
           <w:t>Stylus</w:t>
@@ -759,21 +837,24 @@
         <w:pStyle w:val="Compact"/>
         <w:numPr>
           <w:ilvl w:val="0"/>
-          <w:numId w:val="10"/>
-        </w:numPr>
-      </w:pPr>
-      <w:r>
+          <w:numId w:val="1"/>
+        </w:numPr>
+        <w:rPr/>
+      </w:pPr>
+      <w:r>
+        <w:rPr/>
         <w:t xml:space="preserve">Extension ou service de test web complémentaire : </w:t>
       </w:r>
-      <w:hyperlink r:id="rId14">
+      <w:hyperlink r:id="rId8">
         <w:r>
           <w:rPr>
-            <w:rStyle w:val="Lienhypertexte"/>
+            <w:rStyle w:val="Hyperlink"/>
           </w:rPr>
           <w:t>Silktide</w:t>
         </w:r>
       </w:hyperlink>
       <w:r>
+        <w:rPr/>
         <w:t>.</w:t>
       </w:r>
     </w:p>
@@ -782,41 +863,48 @@
         <w:pStyle w:val="Compact"/>
         <w:numPr>
           <w:ilvl w:val="0"/>
-          <w:numId w:val="10"/>
-        </w:numPr>
-      </w:pPr>
-      <w:r>
+          <w:numId w:val="1"/>
+        </w:numPr>
+        <w:rPr/>
+      </w:pPr>
+      <w:r>
+        <w:rPr/>
         <w:t xml:space="preserve">Accès au service </w:t>
       </w:r>
-      <w:hyperlink r:id="rId15">
+      <w:hyperlink r:id="rId9">
         <w:r>
           <w:rPr>
-            <w:rStyle w:val="Lienhypertexte"/>
+            <w:rStyle w:val="Hyperlink"/>
           </w:rPr>
           <w:t>Contrast Finder</w:t>
         </w:r>
       </w:hyperlink>
       <w:r>
+        <w:rPr/>
         <w:t xml:space="preserve"> pour rechercher des couleurs de contraste conformes.</w:t>
       </w:r>
     </w:p>
     <w:p>
       <w:pPr>
-        <w:pStyle w:val="Titre2"/>
+        <w:pStyle w:val="Heading2"/>
+        <w:rPr/>
       </w:pPr>
       <w:bookmarkStart w:id="11" w:name="supports-et-fichiers-à-déposer"/>
       <w:bookmarkEnd w:id="6"/>
       <w:bookmarkEnd w:id="10"/>
       <w:r>
+        <w:rPr/>
         <w:t>Supports et fichiers à déposer</w:t>
       </w:r>
     </w:p>
     <w:p>
       <w:pPr>
-        <w:pStyle w:val="Titre3"/>
+        <w:pStyle w:val="Heading3"/>
+        <w:rPr/>
       </w:pPr>
       <w:bookmarkStart w:id="12" w:name="poste-formateur-1"/>
       <w:r>
+        <w:rPr/>
         <w:t>Poste formateur</w:t>
       </w:r>
     </w:p>
@@ -825,10 +913,12 @@
         <w:pStyle w:val="Compact"/>
         <w:numPr>
           <w:ilvl w:val="0"/>
-          <w:numId w:val="11"/>
-        </w:numPr>
-      </w:pPr>
-      <w:r>
+          <w:numId w:val="1"/>
+        </w:numPr>
+        <w:rPr/>
+      </w:pPr>
+      <w:r>
+        <w:rPr/>
         <w:t xml:space="preserve">Support PowerPoint principal </w:t>
       </w:r>
       <w:r>
@@ -838,6 +928,7 @@
         <w:t>support-formation-102846-2026-IGPDE.pptx</w:t>
       </w:r>
       <w:r>
+        <w:rPr/>
         <w:t>.</w:t>
       </w:r>
     </w:p>
@@ -846,22 +937,26 @@
         <w:pStyle w:val="Compact"/>
         <w:numPr>
           <w:ilvl w:val="0"/>
-          <w:numId w:val="11"/>
-        </w:numPr>
-      </w:pPr>
-      <w:r>
-        <w:t>Documents de l’exercice : version inaccessible, aide à la correction et version accessible.</w:t>
-      </w:r>
-    </w:p>
-    <w:p>
-      <w:pPr>
-        <w:pStyle w:val="Compact"/>
-        <w:numPr>
-          <w:ilvl w:val="0"/>
-          <w:numId w:val="11"/>
-        </w:numPr>
-      </w:pPr>
-      <w:r>
+          <w:numId w:val="1"/>
+        </w:numPr>
+        <w:rPr/>
+      </w:pPr>
+      <w:r>
+        <w:rPr/>
+        <w:t>Documents de l’exercice : versions inaccessible et avec pistes, puis version accessible conservée comme corrigé de référence.</w:t>
+      </w:r>
+    </w:p>
+    <w:p>
+      <w:pPr>
+        <w:pStyle w:val="Compact"/>
+        <w:numPr>
+          <w:ilvl w:val="0"/>
+          <w:numId w:val="1"/>
+        </w:numPr>
+        <w:rPr/>
+      </w:pPr>
+      <w:r>
+        <w:rPr/>
         <w:t>Grille d’audit Easy Checks au format tableur.</w:t>
       </w:r>
     </w:p>
@@ -870,19 +965,21 @@
         <w:pStyle w:val="Compact"/>
         <w:numPr>
           <w:ilvl w:val="0"/>
-          <w:numId w:val="11"/>
-        </w:numPr>
-      </w:pPr>
-      <w:r>
-        <w:t xml:space="preserve">Accès au site d’exercice Easy Checks publié :</w:t>
+          <w:numId w:val="1"/>
+        </w:numPr>
+        <w:rPr/>
+      </w:pPr>
+      <w:r>
+        <w:rPr/>
+        <w:t>Accès au site d’exercice Easy Checks publié :</w:t>
         <w:br/>
       </w:r>
-      <w:hyperlink r:id="rId16">
+      <w:hyperlink r:id="rId10">
         <w:r>
           <w:rPr>
-            <w:rStyle w:val="Lienhypertexte"/>
+            <w:rStyle w:val="Hyperlink"/>
           </w:rPr>
-          <w:t xml:space="preserve">https://alexandra-guiderdoni.github.io/tp-fabrication-igpde-102846-ay11/</w:t>
+          <w:t>https://alexandra-guiderdoni.github.io/tp-fabrication-igpde-102846-ay11/</w:t>
         </w:r>
       </w:hyperlink>
     </w:p>
@@ -891,19 +988,21 @@
         <w:pStyle w:val="Compact"/>
         <w:numPr>
           <w:ilvl w:val="0"/>
-          <w:numId w:val="11"/>
-        </w:numPr>
-      </w:pPr>
-      <w:r>
-        <w:t xml:space="preserve">Démo émojis et lecteurs d’écran (séquence réseaux sociaux), avec une copie hors ligne dans le dossier tp-reseaux-sociaux-igpde :</w:t>
+          <w:numId w:val="1"/>
+        </w:numPr>
+        <w:rPr/>
+      </w:pPr>
+      <w:r>
+        <w:rPr/>
+        <w:t>Démo émojis et lecteurs d’écran (séquence réseaux sociaux), avec une copie hors ligne dans le dossier tp-reseaux-sociaux-igpde :</w:t>
         <w:br/>
       </w:r>
-      <w:hyperlink r:id="rId29">
+      <w:hyperlink r:id="rId11">
         <w:r>
           <w:rPr>
-            <w:rStyle w:val="Lienhypertexte"/>
+            <w:rStyle w:val="Hyperlink"/>
           </w:rPr>
-          <w:t xml:space="preserve">https://alexandra-guiderdoni.github.io/tp-fabrication-igpde-102846-ay11/</w:t>
+          <w:t>https://alexandra-guiderdoni.github.io/tp-fabrication-igpde-102846-ay11/</w:t>
           <w:br/>
           <w:t>demo-mauvaise-restitution-emojis.html</w:t>
         </w:r>
@@ -914,10 +1013,12 @@
         <w:pStyle w:val="Compact"/>
         <w:numPr>
           <w:ilvl w:val="0"/>
-          <w:numId w:val="11"/>
-        </w:numPr>
-      </w:pPr>
-      <w:r>
+          <w:numId w:val="1"/>
+        </w:numPr>
+        <w:rPr/>
+      </w:pPr>
+      <w:r>
+        <w:rPr/>
         <w:t>Exemples de publications sur les réseaux sociaux pour l’analyse et la correction.</w:t>
       </w:r>
     </w:p>
@@ -926,10 +1027,12 @@
         <w:pStyle w:val="Compact"/>
         <w:numPr>
           <w:ilvl w:val="0"/>
-          <w:numId w:val="11"/>
-        </w:numPr>
-      </w:pPr>
-      <w:r>
+          <w:numId w:val="1"/>
+        </w:numPr>
+        <w:rPr/>
+      </w:pPr>
+      <w:r>
+        <w:rPr/>
         <w:t>Fichier de ressources et liens utiles.</w:t>
       </w:r>
     </w:p>
@@ -938,68 +1041,80 @@
         <w:pStyle w:val="Compact"/>
         <w:numPr>
           <w:ilvl w:val="0"/>
-          <w:numId w:val="11"/>
-        </w:numPr>
-      </w:pPr>
-      <w:r>
-        <w:t xml:space="preserve">Fiche des liens des TP en ligne (liens-tp-en-ligne.pdf).</w:t>
-      </w:r>
-    </w:p>
-    <w:p>
-      <w:pPr>
-        <w:pStyle w:val="Compact"/>
-        <w:numPr>
-          <w:ilvl w:val="0"/>
-          <w:numId w:val="11"/>
-        </w:numPr>
-      </w:pPr>
-      <w:r>
-        <w:t xml:space="preserve">Fiches mémo Word et LibreOffice Writer (PDF).</w:t>
-      </w:r>
-    </w:p>
-    <w:p>
-      <w:pPr>
-        <w:pStyle w:val="Compact"/>
-        <w:numPr>
-          <w:ilvl w:val="0"/>
-          <w:numId w:val="11"/>
-        </w:numPr>
-      </w:pPr>
-      <w:r>
-        <w:t xml:space="preserve">Fiche formateur et fiche stagiaire sur les principes WCAG (PDF).</w:t>
-      </w:r>
-    </w:p>
-    <w:p>
-      <w:pPr>
-        <w:pStyle w:val="Compact"/>
-        <w:numPr>
-          <w:ilvl w:val="0"/>
-          <w:numId w:val="11"/>
-        </w:numPr>
-      </w:pPr>
-      <w:r>
-        <w:t xml:space="preserve">Cartes des critères WCAG 2.2, 6 par page (PDF, à imprimer avant la session).</w:t>
-      </w:r>
-    </w:p>
-    <w:p>
-      <w:pPr>
-        <w:pStyle w:val="Compact"/>
-        <w:numPr>
-          <w:ilvl w:val="0"/>
-          <w:numId w:val="11"/>
-        </w:numPr>
-      </w:pPr>
-      <w:r>
-        <w:t xml:space="preserve">Six cartes idées reçues pour l’activité brise-glace (PDF, à imprimer avant la session).</w:t>
-      </w:r>
-    </w:p>
-    <w:p>
-      <w:pPr>
-        <w:pStyle w:val="Titre3"/>
+          <w:numId w:val="1"/>
+        </w:numPr>
+        <w:rPr/>
+      </w:pPr>
+      <w:r>
+        <w:rPr/>
+        <w:t>Fiche des liens des TP en ligne (liens-tp-en-ligne.pdf).</w:t>
+      </w:r>
+    </w:p>
+    <w:p>
+      <w:pPr>
+        <w:pStyle w:val="Compact"/>
+        <w:numPr>
+          <w:ilvl w:val="0"/>
+          <w:numId w:val="1"/>
+        </w:numPr>
+        <w:rPr/>
+      </w:pPr>
+      <w:r>
+        <w:rPr/>
+        <w:t>Fiches mémo Word et LibreOffice Writer (PDF).</w:t>
+      </w:r>
+    </w:p>
+    <w:p>
+      <w:pPr>
+        <w:pStyle w:val="Compact"/>
+        <w:numPr>
+          <w:ilvl w:val="0"/>
+          <w:numId w:val="1"/>
+        </w:numPr>
+        <w:rPr/>
+      </w:pPr>
+      <w:r>
+        <w:rPr/>
+        <w:t>Fiche formateur et fiche stagiaire sur les principes WCAG (PDF).</w:t>
+      </w:r>
+    </w:p>
+    <w:p>
+      <w:pPr>
+        <w:pStyle w:val="Compact"/>
+        <w:numPr>
+          <w:ilvl w:val="0"/>
+          <w:numId w:val="1"/>
+        </w:numPr>
+        <w:rPr/>
+      </w:pPr>
+      <w:r>
+        <w:rPr/>
+        <w:t>Cartes des critères WCAG 2.2, 6 par page (PDF, à imprimer avant la session).</w:t>
+      </w:r>
+    </w:p>
+    <w:p>
+      <w:pPr>
+        <w:pStyle w:val="Compact"/>
+        <w:numPr>
+          <w:ilvl w:val="0"/>
+          <w:numId w:val="1"/>
+        </w:numPr>
+        <w:rPr/>
+      </w:pPr>
+      <w:r>
+        <w:rPr/>
+        <w:t>Six cartes idées reçues pour l’activité brise-glace (PDF, à imprimer avant la session).</w:t>
+      </w:r>
+    </w:p>
+    <w:p>
+      <w:pPr>
+        <w:pStyle w:val="Heading3"/>
+        <w:rPr/>
       </w:pPr>
       <w:bookmarkStart w:id="13" w:name="postes-stagiaires-1"/>
       <w:bookmarkEnd w:id="12"/>
       <w:r>
+        <w:rPr/>
         <w:t>Postes stagiaires</w:t>
       </w:r>
     </w:p>
@@ -1008,22 +1123,40 @@
         <w:pStyle w:val="Compact"/>
         <w:numPr>
           <w:ilvl w:val="0"/>
-          <w:numId w:val="12"/>
-        </w:numPr>
-      </w:pPr>
-      <w:r>
-        <w:t>Documents de l’exercice à manipuler.</w:t>
-      </w:r>
-    </w:p>
-    <w:p>
-      <w:pPr>
-        <w:pStyle w:val="Compact"/>
-        <w:numPr>
-          <w:ilvl w:val="0"/>
-          <w:numId w:val="12"/>
-        </w:numPr>
-      </w:pPr>
-      <w:r>
+          <w:numId w:val="1"/>
+        </w:numPr>
+        <w:rPr/>
+      </w:pPr>
+      <w:r>
+        <w:rPr/>
+        <w:t>Au début du TP, un seul document de départ par binôme : version avec pistes ou version inaccessible.</w:t>
+      </w:r>
+    </w:p>
+    <w:p>
+      <w:pPr>
+        <w:pStyle w:val="Compact"/>
+        <w:numPr>
+          <w:ilvl w:val="0"/>
+          <w:numId w:val="1"/>
+        </w:numPr>
+        <w:rPr/>
+      </w:pPr>
+      <w:r>
+        <w:rPr/>
+        <w:t>Checklist accessibilité bureautique au format DOCX remplissable ou en version papier.</w:t>
+      </w:r>
+    </w:p>
+    <w:p>
+      <w:pPr>
+        <w:pStyle w:val="Compact"/>
+        <w:numPr>
+          <w:ilvl w:val="0"/>
+          <w:numId w:val="1"/>
+        </w:numPr>
+        <w:rPr/>
+      </w:pPr>
+      <w:r>
+        <w:rPr/>
         <w:t>Grille d’audit Easy Checks au format tableur.</w:t>
       </w:r>
     </w:p>
@@ -1032,19 +1165,21 @@
         <w:pStyle w:val="Compact"/>
         <w:numPr>
           <w:ilvl w:val="0"/>
-          <w:numId w:val="12"/>
-        </w:numPr>
-      </w:pPr>
-      <w:r>
-        <w:t xml:space="preserve">Lien vers le site d’exercice Easy Checks :</w:t>
+          <w:numId w:val="1"/>
+        </w:numPr>
+        <w:rPr/>
+      </w:pPr>
+      <w:r>
+        <w:rPr/>
+        <w:t>Lien vers le site d’exercice Easy Checks :</w:t>
         <w:br/>
       </w:r>
-      <w:hyperlink r:id="rId16">
+      <w:hyperlink r:id="rId12">
         <w:r>
           <w:rPr>
-            <w:rStyle w:val="Lienhypertexte"/>
+            <w:rStyle w:val="Hyperlink"/>
           </w:rPr>
-          <w:t xml:space="preserve">https://alexandra-guiderdoni.github.io/tp-fabrication-igpde-102846-ay11/</w:t>
+          <w:t>https://alexandra-guiderdoni.github.io/tp-fabrication-igpde-102846-ay11/</w:t>
         </w:r>
       </w:hyperlink>
     </w:p>
@@ -1053,19 +1188,21 @@
         <w:pStyle w:val="Compact"/>
         <w:numPr>
           <w:ilvl w:val="0"/>
-          <w:numId w:val="12"/>
-        </w:numPr>
-      </w:pPr>
-      <w:r>
-        <w:t xml:space="preserve">Lien vers la démo émojis et lecteurs d’écran :</w:t>
+          <w:numId w:val="1"/>
+        </w:numPr>
+        <w:rPr/>
+      </w:pPr>
+      <w:r>
+        <w:rPr/>
+        <w:t>Lien vers la démo émojis et lecteurs d’écran :</w:t>
         <w:br/>
       </w:r>
-      <w:hyperlink r:id="rId29">
+      <w:hyperlink r:id="rId13">
         <w:r>
           <w:rPr>
-            <w:rStyle w:val="Lienhypertexte"/>
+            <w:rStyle w:val="Hyperlink"/>
           </w:rPr>
-          <w:t xml:space="preserve">https://alexandra-guiderdoni.github.io/tp-fabrication-igpde-102846-ay11/</w:t>
+          <w:t>https://alexandra-guiderdoni.github.io/tp-fabrication-igpde-102846-ay11/</w:t>
           <w:br/>
           <w:t>demo-mauvaise-restitution-emojis.html</w:t>
         </w:r>
@@ -1076,46 +1213,54 @@
         <w:pStyle w:val="Compact"/>
         <w:numPr>
           <w:ilvl w:val="0"/>
-          <w:numId w:val="12"/>
-        </w:numPr>
-      </w:pPr>
-      <w:r>
-        <w:t xml:space="preserve">Fiche des liens des TP en ligne (PDF).</w:t>
-      </w:r>
-    </w:p>
-    <w:p>
-      <w:pPr>
-        <w:pStyle w:val="Compact"/>
-        <w:numPr>
-          <w:ilvl w:val="0"/>
-          <w:numId w:val="12"/>
-        </w:numPr>
-      </w:pPr>
-      <w:r>
-        <w:t xml:space="preserve">Fiches mémo Word et LibreOffice Writer (PDF).</w:t>
-      </w:r>
-    </w:p>
-    <w:p>
-      <w:pPr>
-        <w:pStyle w:val="Compact"/>
-        <w:numPr>
-          <w:ilvl w:val="0"/>
-          <w:numId w:val="12"/>
-        </w:numPr>
-      </w:pPr>
-      <w:r>
-        <w:t xml:space="preserve">Fiche stagiaire sur les principes WCAG, à garder sous la main (PDF).</w:t>
-      </w:r>
-    </w:p>
-    <w:p>
-      <w:pPr>
-        <w:pStyle w:val="Compact"/>
-        <w:numPr>
-          <w:ilvl w:val="0"/>
-          <w:numId w:val="12"/>
-        </w:numPr>
-      </w:pPr>
-      <w:r>
+          <w:numId w:val="1"/>
+        </w:numPr>
+        <w:rPr/>
+      </w:pPr>
+      <w:r>
+        <w:rPr/>
+        <w:t>Fiche des liens des TP en ligne (PDF).</w:t>
+      </w:r>
+    </w:p>
+    <w:p>
+      <w:pPr>
+        <w:pStyle w:val="Compact"/>
+        <w:numPr>
+          <w:ilvl w:val="0"/>
+          <w:numId w:val="1"/>
+        </w:numPr>
+        <w:rPr/>
+      </w:pPr>
+      <w:r>
+        <w:rPr/>
+        <w:t>Fiches mémo Word et LibreOffice Writer (PDF).</w:t>
+      </w:r>
+    </w:p>
+    <w:p>
+      <w:pPr>
+        <w:pStyle w:val="Compact"/>
+        <w:numPr>
+          <w:ilvl w:val="0"/>
+          <w:numId w:val="1"/>
+        </w:numPr>
+        <w:rPr/>
+      </w:pPr>
+      <w:r>
+        <w:rPr/>
+        <w:t>Fiche stagiaire sur les principes WCAG, à garder sous la main (PDF).</w:t>
+      </w:r>
+    </w:p>
+    <w:p>
+      <w:pPr>
+        <w:pStyle w:val="Compact"/>
+        <w:numPr>
+          <w:ilvl w:val="0"/>
+          <w:numId w:val="1"/>
+        </w:numPr>
+        <w:rPr/>
+      </w:pPr>
+      <w:r>
+        <w:rPr/>
         <w:t>Support ou mémo de prise de notes si prévu par l’organisation.</w:t>
       </w:r>
     </w:p>
@@ -1124,29 +1269,35 @@
         <w:pStyle w:val="Compact"/>
         <w:numPr>
           <w:ilvl w:val="0"/>
-          <w:numId w:val="12"/>
-        </w:numPr>
-      </w:pPr>
-      <w:r>
+          <w:numId w:val="1"/>
+        </w:numPr>
+        <w:rPr/>
+      </w:pPr>
+      <w:r>
+        <w:rPr/>
         <w:t>Dossier de restitution si une collecte de travaux est demandée.</w:t>
       </w:r>
     </w:p>
     <w:p>
       <w:pPr>
-        <w:pStyle w:val="Titre2"/>
+        <w:pStyle w:val="Heading2"/>
+        <w:rPr/>
       </w:pPr>
       <w:bookmarkStart w:id="14" w:name="accès-internet-à-autoriser"/>
       <w:bookmarkEnd w:id="11"/>
       <w:bookmarkEnd w:id="13"/>
       <w:r>
+        <w:rPr/>
         <w:t>Accès internet à autoriser</w:t>
       </w:r>
     </w:p>
     <w:p>
       <w:pPr>
         <w:pStyle w:val="TableCaption"/>
-      </w:pPr>
-      <w:r>
+        <w:rPr/>
+      </w:pPr>
+      <w:r>
+        <w:rPr/>
         <w:t>Sites et services externes à autoriser pour la formation.</w:t>
       </w:r>
     </w:p>
@@ -1155,35 +1306,57 @@
         <w:tblStyle w:val="Table"/>
         <w:tblW w:w="5000" w:type="pct"/>
         <w:jc w:val="center"/>
+        <w:tblInd w:w="0" w:type="dxa"/>
         <w:tblLayout w:type="fixed"/>
-        <w:tblLook w:val="0020" w:firstRow="1" w:lastRow="0" w:firstColumn="0" w:lastColumn="0" w:noHBand="0" w:noVBand="0"/>
-        <w:tblCaption w:val="Sites et services externes à autoriser pour la formation."/>
+        <w:tblCellMar>
+          <w:top w:w="0" w:type="dxa"/>
+          <w:start w:w="108" w:type="dxa"/>
+          <w:bottom w:w="0" w:type="dxa"/>
+          <w:end w:w="108" w:type="dxa"/>
+        </w:tblCellMar>
+        <w:tblLook w:noHBand="0" w:lastColumn="0" w:firstColumn="0" w:lastRow="0" w:firstRow="1" w:noVBand="0" w:val="0020"/>
       </w:tblPr>
       <w:tblGrid>
-        <w:gridCol w:w="3096"/>
-        <w:gridCol w:w="3096"/>
-        <w:gridCol w:w="3096"/>
+        <w:gridCol w:w="3024"/>
+        <w:gridCol w:w="3024"/>
+        <w:gridCol w:w="3024"/>
       </w:tblGrid>
       <w:tr>
         <w:trPr>
+          <w:tblHeader w:val="true"/>
+          <w:cantSplit/>
           <w:cnfStyle w:val="100000000000" w:firstRow="1" w:lastRow="0" w:firstColumn="0" w:lastColumn="0" w:oddVBand="0" w:evenVBand="0" w:oddHBand="0" w:evenHBand="0" w:firstRowFirstColumn="0" w:firstRowLastColumn="0" w:lastRowFirstColumn="0" w:lastRowLastColumn="0"/>
-          <w:tblHeader/>
-          <w:jc w:val="center"/>
-          <w:cantSplit/>
         </w:trPr>
         <w:tc>
           <w:tcPr>
-            <w:tcW w:w="2640" w:type="dxa"/>
-            <w:shd w:val="clear" w:color="auto" w:fill="000091"/>
+            <w:tcW w:w="3024" w:type="dxa"/>
+            <w:tcBorders>
+              <w:bottom w:val="single" w:sz="6" w:space="0" w:color="000000"/>
+            </w:tcBorders>
+            <w:shd w:color="auto" w:fill="000091" w:val="clear"/>
+            <w:vAlign w:val="bottom"/>
           </w:tcPr>
           <w:p>
             <w:pPr>
               <w:pStyle w:val="Compact"/>
+              <w:widowControl/>
+              <w:spacing w:before="36" w:after="120"/>
+              <w:jc w:val="start"/>
+              <w:rPr>
+                <w:rFonts w:eastAsia="" w:cs=""/>
+                <w:kern w:val="0"/>
+                <w:szCs w:val="24"/>
+                <w:lang w:val="fr-FR" w:eastAsia="zh-CN" w:bidi="ar-SA"/>
+              </w:rPr>
             </w:pPr>
             <w:r>
               <w:rPr>
+                <w:rFonts w:eastAsia="" w:cs=""/>
                 <w:b/>
                 <w:color w:val="FFFFFF"/>
+                <w:kern w:val="0"/>
+                <w:szCs w:val="24"/>
+                <w:lang w:val="fr-FR" w:eastAsia="zh-CN" w:bidi="ar-SA"/>
               </w:rPr>
               <w:t>Site ou service</w:t>
             </w:r>
@@ -1191,17 +1364,34 @@
         </w:tc>
         <w:tc>
           <w:tcPr>
-            <w:tcW w:w="2640" w:type="dxa"/>
-            <w:shd w:val="clear" w:color="auto" w:fill="000091"/>
+            <w:tcW w:w="3024" w:type="dxa"/>
+            <w:tcBorders>
+              <w:bottom w:val="single" w:sz="6" w:space="0" w:color="000000"/>
+            </w:tcBorders>
+            <w:shd w:color="auto" w:fill="000091" w:val="clear"/>
+            <w:vAlign w:val="bottom"/>
           </w:tcPr>
           <w:p>
             <w:pPr>
               <w:pStyle w:val="Compact"/>
+              <w:widowControl/>
+              <w:spacing w:before="36" w:after="120"/>
+              <w:jc w:val="start"/>
+              <w:rPr>
+                <w:rFonts w:eastAsia="" w:cs=""/>
+                <w:kern w:val="0"/>
+                <w:szCs w:val="24"/>
+                <w:lang w:val="fr-FR" w:eastAsia="zh-CN" w:bidi="ar-SA"/>
+              </w:rPr>
             </w:pPr>
             <w:r>
               <w:rPr>
+                <w:rFonts w:eastAsia="" w:cs=""/>
                 <w:b/>
                 <w:color w:val="FFFFFF"/>
+                <w:kern w:val="0"/>
+                <w:szCs w:val="24"/>
+                <w:lang w:val="fr-FR" w:eastAsia="zh-CN" w:bidi="ar-SA"/>
               </w:rPr>
               <w:t>Usage pendant la formation</w:t>
             </w:r>
@@ -1209,17 +1399,34 @@
         </w:tc>
         <w:tc>
           <w:tcPr>
-            <w:tcW w:w="2640" w:type="dxa"/>
-            <w:shd w:val="clear" w:color="auto" w:fill="000091"/>
+            <w:tcW w:w="3024" w:type="dxa"/>
+            <w:tcBorders>
+              <w:bottom w:val="single" w:sz="6" w:space="0" w:color="000000"/>
+            </w:tcBorders>
+            <w:shd w:color="auto" w:fill="000091" w:val="clear"/>
+            <w:vAlign w:val="bottom"/>
           </w:tcPr>
           <w:p>
             <w:pPr>
               <w:pStyle w:val="Compact"/>
+              <w:widowControl/>
+              <w:spacing w:before="36" w:after="120"/>
+              <w:jc w:val="start"/>
+              <w:rPr>
+                <w:rFonts w:eastAsia="" w:cs=""/>
+                <w:kern w:val="0"/>
+                <w:szCs w:val="24"/>
+                <w:lang w:val="fr-FR" w:eastAsia="zh-CN" w:bidi="ar-SA"/>
+              </w:rPr>
             </w:pPr>
             <w:r>
               <w:rPr>
+                <w:rFonts w:eastAsia="" w:cs=""/>
                 <w:b/>
                 <w:color w:val="FFFFFF"/>
+                <w:kern w:val="0"/>
+                <w:szCs w:val="24"/>
+                <w:lang w:val="fr-FR" w:eastAsia="zh-CN" w:bidi="ar-SA"/>
               </w:rPr>
               <w:t>Remarque</w:t>
             </w:r>
@@ -1228,21 +1435,34 @@
       </w:tr>
       <w:tr>
         <w:trPr>
-          <w:jc w:val="center"/>
           <w:cantSplit/>
         </w:trPr>
         <w:tc>
           <w:tcPr>
-            <w:tcW w:w="2640" w:type="dxa"/>
+            <w:tcW w:w="3024" w:type="dxa"/>
+            <w:tcBorders/>
           </w:tcPr>
           <w:p>
             <w:pPr>
               <w:pStyle w:val="Compact"/>
+              <w:widowControl/>
+              <w:spacing w:before="36" w:after="120"/>
+              <w:jc w:val="start"/>
+              <w:rPr>
+                <w:rFonts w:eastAsia="" w:cs=""/>
+                <w:kern w:val="0"/>
+                <w:szCs w:val="24"/>
+                <w:lang w:val="fr-FR" w:eastAsia="zh-CN" w:bidi="ar-SA"/>
+              </w:rPr>
             </w:pPr>
-            <w:hyperlink r:id="rId16">
+            <w:hyperlink r:id="rId14">
               <w:r>
                 <w:rPr>
-                  <w:rStyle w:val="Lienhypertexte"/>
+                  <w:rStyle w:val="Hyperlink"/>
+                  <w:rFonts w:eastAsia="" w:cs=""/>
+                  <w:kern w:val="0"/>
+                  <w:szCs w:val="24"/>
+                  <w:lang w:val="fr-FR" w:eastAsia="zh-CN" w:bidi="ar-SA"/>
                 </w:rPr>
                 <w:t>Site d’exercice Easy Checks</w:t>
               </w:r>
@@ -1251,99 +1471,189 @@
         </w:tc>
         <w:tc>
           <w:tcPr>
-            <w:tcW w:w="2640" w:type="dxa"/>
+            <w:tcW w:w="3024" w:type="dxa"/>
+            <w:tcBorders/>
           </w:tcPr>
           <w:p>
             <w:pPr>
               <w:pStyle w:val="Compact"/>
+              <w:widowControl/>
+              <w:spacing w:before="36" w:after="120"/>
+              <w:jc w:val="start"/>
+              <w:rPr>
+                <w:rFonts w:eastAsia="" w:cs=""/>
+                <w:kern w:val="0"/>
+                <w:szCs w:val="24"/>
+                <w:lang w:val="fr-FR" w:eastAsia="zh-CN" w:bidi="ar-SA"/>
+              </w:rPr>
             </w:pPr>
             <w:r>
+              <w:rPr>
+                <w:rFonts w:eastAsia="" w:cs=""/>
+                <w:kern w:val="0"/>
+                <w:szCs w:val="24"/>
+                <w:lang w:val="fr-FR" w:eastAsia="zh-CN" w:bidi="ar-SA"/>
+              </w:rPr>
               <w:t>Exercices de contrôles rapides web</w:t>
             </w:r>
           </w:p>
         </w:tc>
         <w:tc>
           <w:tcPr>
-            <w:tcW w:w="2640" w:type="dxa"/>
+            <w:tcW w:w="3024" w:type="dxa"/>
+            <w:tcBorders/>
           </w:tcPr>
           <w:p>
             <w:pPr>
               <w:pStyle w:val="Compact"/>
+              <w:widowControl/>
+              <w:spacing w:before="36" w:after="120"/>
+              <w:jc w:val="start"/>
+              <w:rPr>
+                <w:rFonts w:eastAsia="" w:cs=""/>
+                <w:kern w:val="0"/>
+                <w:szCs w:val="24"/>
+                <w:lang w:val="fr-FR" w:eastAsia="zh-CN" w:bidi="ar-SA"/>
+              </w:rPr>
             </w:pPr>
             <w:r>
-              <w:t xml:space="preserve">Accès indispensable pendant le module web. Domaine à autoriser : alexandra-guiderdoni.github.io.</w:t>
+              <w:rPr>
+                <w:rFonts w:eastAsia="" w:cs=""/>
+                <w:kern w:val="0"/>
+                <w:szCs w:val="24"/>
+                <w:lang w:val="fr-FR" w:eastAsia="zh-CN" w:bidi="ar-SA"/>
+              </w:rPr>
+              <w:t>Accès indispensable pendant le module web. Domaine à autoriser : alexandra-guiderdoni.github.io.</w:t>
             </w:r>
           </w:p>
         </w:tc>
       </w:tr>
       <w:tr>
         <w:trPr>
-          <w:jc w:val="center"/>
           <w:cantSplit/>
         </w:trPr>
         <w:tc>
           <w:tcPr>
-            <w:tcW w:w="2640" w:type="dxa"/>
+            <w:tcW w:w="3024" w:type="dxa"/>
+            <w:tcBorders/>
           </w:tcPr>
           <w:p>
             <w:pPr>
               <w:pStyle w:val="Compact"/>
+              <w:widowControl/>
+              <w:spacing w:before="36" w:after="120"/>
+              <w:jc w:val="start"/>
+              <w:rPr>
+                <w:rFonts w:eastAsia="" w:cs=""/>
+                <w:kern w:val="0"/>
+                <w:szCs w:val="24"/>
+                <w:lang w:val="fr-FR" w:eastAsia="zh-CN" w:bidi="ar-SA"/>
+              </w:rPr>
             </w:pPr>
-            <w:hyperlink r:id="rId29">
+            <w:hyperlink r:id="rId15">
               <w:r>
                 <w:rPr>
-                  <w:rStyle w:val="Lienhypertexte"/>
+                  <w:rStyle w:val="Hyperlink"/>
+                  <w:rFonts w:eastAsia="" w:cs=""/>
+                  <w:kern w:val="0"/>
+                  <w:szCs w:val="24"/>
+                  <w:lang w:val="fr-FR" w:eastAsia="zh-CN" w:bidi="ar-SA"/>
                 </w:rPr>
-                <w:t xml:space="preserve">Démo émojis et lecteurs d’écran</w:t>
+                <w:t>Démo émojis et lecteurs d’écran</w:t>
               </w:r>
             </w:hyperlink>
           </w:p>
         </w:tc>
         <w:tc>
           <w:tcPr>
-            <w:tcW w:w="2640" w:type="dxa"/>
+            <w:tcW w:w="3024" w:type="dxa"/>
+            <w:tcBorders/>
           </w:tcPr>
           <w:p>
             <w:pPr>
               <w:pStyle w:val="Compact"/>
+              <w:widowControl/>
+              <w:spacing w:before="36" w:after="120"/>
+              <w:jc w:val="start"/>
+              <w:rPr>
+                <w:rFonts w:eastAsia="" w:cs=""/>
+                <w:kern w:val="0"/>
+                <w:szCs w:val="24"/>
+                <w:lang w:val="fr-FR" w:eastAsia="zh-CN" w:bidi="ar-SA"/>
+              </w:rPr>
             </w:pPr>
             <w:r>
-              <w:t xml:space="preserve">Démonstration lecteur d’écran pendant la séquence réseaux sociaux</w:t>
+              <w:rPr>
+                <w:rFonts w:eastAsia="" w:cs=""/>
+                <w:kern w:val="0"/>
+                <w:szCs w:val="24"/>
+                <w:lang w:val="fr-FR" w:eastAsia="zh-CN" w:bidi="ar-SA"/>
+              </w:rPr>
+              <w:t>Démonstration lecteur d’écran pendant la séquence réseaux sociaux</w:t>
             </w:r>
           </w:p>
         </w:tc>
         <w:tc>
           <w:tcPr>
-            <w:tcW w:w="2640" w:type="dxa"/>
+            <w:tcW w:w="3024" w:type="dxa"/>
+            <w:tcBorders/>
           </w:tcPr>
           <w:p>
             <w:pPr>
               <w:pStyle w:val="Compact"/>
+              <w:widowControl/>
+              <w:spacing w:before="36" w:after="120"/>
+              <w:jc w:val="start"/>
+              <w:rPr>
+                <w:rFonts w:eastAsia="" w:cs=""/>
+                <w:kern w:val="0"/>
+                <w:szCs w:val="24"/>
+                <w:lang w:val="fr-FR" w:eastAsia="zh-CN" w:bidi="ar-SA"/>
+              </w:rPr>
             </w:pPr>
             <w:r>
-              <w:t xml:space="preserve">Même domaine que le site d’exercice (alexandra-guiderdoni.github.io).</w:t>
+              <w:rPr>
+                <w:rFonts w:eastAsia="" w:cs=""/>
+                <w:kern w:val="0"/>
+                <w:szCs w:val="24"/>
+                <w:lang w:val="fr-FR" w:eastAsia="zh-CN" w:bidi="ar-SA"/>
+              </w:rPr>
+              <w:t>Même domaine que le site d’exercice (alexandra-guiderdoni.github.io).</w:t>
             </w:r>
           </w:p>
         </w:tc>
       </w:tr>
       <w:tr>
         <w:trPr>
-          <w:jc w:val="center"/>
           <w:cantSplit/>
         </w:trPr>
         <w:tc>
           <w:tcPr>
-            <w:tcW w:w="2640" w:type="dxa"/>
-            <w:shd w:val="clear" w:color="auto" w:fill="F5F5FE"/>
+            <w:tcW w:w="3024" w:type="dxa"/>
+            <w:tcBorders/>
+            <w:shd w:color="auto" w:fill="F5F5FE" w:val="clear"/>
           </w:tcPr>
           <w:p>
             <w:pPr>
               <w:pStyle w:val="Compact"/>
+              <w:widowControl/>
+              <w:spacing w:before="36" w:after="120"/>
+              <w:jc w:val="start"/>
+              <w:rPr>
+                <w:rFonts w:eastAsia="" w:cs=""/>
+                <w:kern w:val="0"/>
+                <w:szCs w:val="24"/>
+                <w:lang w:val="fr-FR" w:eastAsia="zh-CN" w:bidi="ar-SA"/>
+              </w:rPr>
             </w:pPr>
-            <w:hyperlink r:id="rId17">
+            <w:hyperlink r:id="rId16">
               <w:r>
                 <w:rPr>
-                  <w:rStyle w:val="Lienhypertexte"/>
+                  <w:rStyle w:val="Hyperlink"/>
+                  <w:rFonts w:eastAsia="" w:cs=""/>
+                  <w:kern w:val="0"/>
+                  <w:szCs w:val="24"/>
+                  <w:lang w:val="fr-FR" w:eastAsia="zh-CN" w:bidi="ar-SA"/>
                 </w:rPr>
                 <w:t>Référentiel général d’amélioration de l’accessibilité</w:t>
               </w:r>
@@ -1352,28 +1662,60 @@
         </w:tc>
         <w:tc>
           <w:tcPr>
-            <w:tcW w:w="2640" w:type="dxa"/>
-            <w:shd w:val="clear" w:color="auto" w:fill="F5F5FE"/>
+            <w:tcW w:w="3024" w:type="dxa"/>
+            <w:tcBorders/>
+            <w:shd w:color="auto" w:fill="F5F5FE" w:val="clear"/>
           </w:tcPr>
           <w:p>
             <w:pPr>
               <w:pStyle w:val="Compact"/>
+              <w:widowControl/>
+              <w:spacing w:before="36" w:after="120"/>
+              <w:jc w:val="start"/>
+              <w:rPr>
+                <w:rFonts w:eastAsia="" w:cs=""/>
+                <w:kern w:val="0"/>
+                <w:szCs w:val="24"/>
+                <w:lang w:val="fr-FR" w:eastAsia="zh-CN" w:bidi="ar-SA"/>
+              </w:rPr>
             </w:pPr>
             <w:r>
+              <w:rPr>
+                <w:rFonts w:eastAsia="" w:cs=""/>
+                <w:kern w:val="0"/>
+                <w:szCs w:val="24"/>
+                <w:lang w:val="fr-FR" w:eastAsia="zh-CN" w:bidi="ar-SA"/>
+              </w:rPr>
               <w:t>Références réglementaires et critères d’accessibilité</w:t>
             </w:r>
           </w:p>
         </w:tc>
         <w:tc>
           <w:tcPr>
-            <w:tcW w:w="2640" w:type="dxa"/>
-            <w:shd w:val="clear" w:color="auto" w:fill="F5F5FE"/>
+            <w:tcW w:w="3024" w:type="dxa"/>
+            <w:tcBorders/>
+            <w:shd w:color="auto" w:fill="F5F5FE" w:val="clear"/>
           </w:tcPr>
           <w:p>
             <w:pPr>
               <w:pStyle w:val="Compact"/>
+              <w:widowControl/>
+              <w:spacing w:before="36" w:after="120"/>
+              <w:jc w:val="start"/>
+              <w:rPr>
+                <w:rFonts w:eastAsia="" w:cs=""/>
+                <w:kern w:val="0"/>
+                <w:szCs w:val="24"/>
+                <w:lang w:val="fr-FR" w:eastAsia="zh-CN" w:bidi="ar-SA"/>
+              </w:rPr>
             </w:pPr>
             <w:r>
+              <w:rPr>
+                <w:rFonts w:eastAsia="" w:cs=""/>
+                <w:kern w:val="0"/>
+                <w:szCs w:val="24"/>
+                <w:lang w:val="fr-FR" w:eastAsia="zh-CN" w:bidi="ar-SA"/>
+              </w:rPr>
               <w:t>Accès utile pour illustrer le cadre légal.</w:t>
             </w:r>
           </w:p>
@@ -1381,74 +1723,132 @@
       </w:tr>
       <w:tr>
         <w:trPr>
-          <w:jc w:val="center"/>
           <w:cantSplit/>
         </w:trPr>
         <w:tc>
           <w:tcPr>
-            <w:tcW w:w="2640" w:type="dxa"/>
-            <w:shd w:val="clear" w:color="auto" w:fill="F5F5FE"/>
+            <w:tcW w:w="3024" w:type="dxa"/>
+            <w:tcBorders/>
+            <w:shd w:color="auto" w:fill="F5F5FE" w:val="clear"/>
           </w:tcPr>
           <w:p>
             <w:pPr>
               <w:pStyle w:val="Compact"/>
+              <w:widowControl/>
+              <w:spacing w:before="36" w:after="120"/>
+              <w:jc w:val="start"/>
+              <w:rPr>
+                <w:rFonts w:eastAsia="" w:cs=""/>
+                <w:kern w:val="0"/>
+                <w:szCs w:val="24"/>
+                <w:lang w:val="fr-FR" w:eastAsia="zh-CN" w:bidi="ar-SA"/>
+              </w:rPr>
             </w:pPr>
-            <w:hyperlink r:id="rId30">
+            <w:hyperlink r:id="rId17">
               <w:r>
                 <w:rPr>
-                  <w:rStyle w:val="Lienhypertexte"/>
+                  <w:rStyle w:val="Hyperlink"/>
+                  <w:rFonts w:eastAsia="" w:cs=""/>
+                  <w:kern w:val="0"/>
+                  <w:szCs w:val="24"/>
+                  <w:lang w:val="fr-FR" w:eastAsia="zh-CN" w:bidi="ar-SA"/>
                 </w:rPr>
-                <w:t xml:space="preserve">Simulateur Obligally</w:t>
+                <w:t>Simulateur Obligally</w:t>
               </w:r>
             </w:hyperlink>
           </w:p>
         </w:tc>
         <w:tc>
           <w:tcPr>
-            <w:tcW w:w="2640" w:type="dxa"/>
-            <w:shd w:val="clear" w:color="auto" w:fill="F5F5FE"/>
+            <w:tcW w:w="3024" w:type="dxa"/>
+            <w:tcBorders/>
+            <w:shd w:color="auto" w:fill="F5F5FE" w:val="clear"/>
           </w:tcPr>
           <w:p>
             <w:pPr>
               <w:pStyle w:val="Compact"/>
+              <w:widowControl/>
+              <w:spacing w:before="36" w:after="120"/>
+              <w:jc w:val="start"/>
+              <w:rPr>
+                <w:rFonts w:eastAsia="" w:cs=""/>
+                <w:kern w:val="0"/>
+                <w:szCs w:val="24"/>
+                <w:lang w:val="fr-FR" w:eastAsia="zh-CN" w:bidi="ar-SA"/>
+              </w:rPr>
             </w:pPr>
             <w:r>
-              <w:t xml:space="preserve">Démonstration en direct des obligations légales d’accessibilité</w:t>
+              <w:rPr>
+                <w:rFonts w:eastAsia="" w:cs=""/>
+                <w:kern w:val="0"/>
+                <w:szCs w:val="24"/>
+                <w:lang w:val="fr-FR" w:eastAsia="zh-CN" w:bidi="ar-SA"/>
+              </w:rPr>
+              <w:t>Démonstration en direct des obligations légales d’accessibilité</w:t>
             </w:r>
           </w:p>
         </w:tc>
         <w:tc>
           <w:tcPr>
-            <w:tcW w:w="2640" w:type="dxa"/>
-            <w:shd w:val="clear" w:color="auto" w:fill="F5F5FE"/>
+            <w:tcW w:w="3024" w:type="dxa"/>
+            <w:tcBorders/>
+            <w:shd w:color="auto" w:fill="F5F5FE" w:val="clear"/>
           </w:tcPr>
           <w:p>
             <w:pPr>
               <w:pStyle w:val="Compact"/>
+              <w:widowControl/>
+              <w:spacing w:before="36" w:after="120"/>
+              <w:jc w:val="start"/>
+              <w:rPr>
+                <w:rFonts w:eastAsia="" w:cs=""/>
+                <w:kern w:val="0"/>
+                <w:szCs w:val="24"/>
+                <w:lang w:val="fr-FR" w:eastAsia="zh-CN" w:bidi="ar-SA"/>
+              </w:rPr>
             </w:pPr>
             <w:r>
-              <w:t xml:space="preserve">Accès utile pendant le module 1 sur le cadre légal.</w:t>
+              <w:rPr>
+                <w:rFonts w:eastAsia="" w:cs=""/>
+                <w:kern w:val="0"/>
+                <w:szCs w:val="24"/>
+                <w:lang w:val="fr-FR" w:eastAsia="zh-CN" w:bidi="ar-SA"/>
+              </w:rPr>
+              <w:t>Accès utile pendant le module 1 sur le cadre légal.</w:t>
             </w:r>
           </w:p>
         </w:tc>
       </w:tr>
       <w:tr>
         <w:trPr>
-          <w:jc w:val="center"/>
           <w:cantSplit/>
         </w:trPr>
         <w:tc>
           <w:tcPr>
-            <w:tcW w:w="2640" w:type="dxa"/>
+            <w:tcW w:w="3024" w:type="dxa"/>
+            <w:tcBorders/>
           </w:tcPr>
           <w:p>
             <w:pPr>
               <w:pStyle w:val="Compact"/>
+              <w:widowControl/>
+              <w:spacing w:before="36" w:after="120"/>
+              <w:jc w:val="start"/>
+              <w:rPr>
+                <w:rFonts w:eastAsia="" w:cs=""/>
+                <w:kern w:val="0"/>
+                <w:szCs w:val="24"/>
+                <w:lang w:val="fr-FR" w:eastAsia="zh-CN" w:bidi="ar-SA"/>
+              </w:rPr>
             </w:pPr>
             <w:hyperlink r:id="rId18">
               <w:r>
                 <w:rPr>
-                  <w:rStyle w:val="Lienhypertexte"/>
+                  <w:rStyle w:val="Hyperlink"/>
+                  <w:rFonts w:eastAsia="" w:cs=""/>
+                  <w:kern w:val="0"/>
+                  <w:szCs w:val="24"/>
+                  <w:lang w:val="fr-FR" w:eastAsia="zh-CN" w:bidi="ar-SA"/>
                 </w:rPr>
                 <w:t>W3C - Easy Checks</w:t>
               </w:r>
@@ -1457,26 +1857,58 @@
         </w:tc>
         <w:tc>
           <w:tcPr>
-            <w:tcW w:w="2640" w:type="dxa"/>
+            <w:tcW w:w="3024" w:type="dxa"/>
+            <w:tcBorders/>
           </w:tcPr>
           <w:p>
             <w:pPr>
               <w:pStyle w:val="Compact"/>
+              <w:widowControl/>
+              <w:spacing w:before="36" w:after="120"/>
+              <w:jc w:val="start"/>
+              <w:rPr>
+                <w:rFonts w:eastAsia="" w:cs=""/>
+                <w:kern w:val="0"/>
+                <w:szCs w:val="24"/>
+                <w:lang w:val="fr-FR" w:eastAsia="zh-CN" w:bidi="ar-SA"/>
+              </w:rPr>
             </w:pPr>
             <w:r>
+              <w:rPr>
+                <w:rFonts w:eastAsia="" w:cs=""/>
+                <w:kern w:val="0"/>
+                <w:szCs w:val="24"/>
+                <w:lang w:val="fr-FR" w:eastAsia="zh-CN" w:bidi="ar-SA"/>
+              </w:rPr>
               <w:t>Référence des contrôles rapides</w:t>
             </w:r>
           </w:p>
         </w:tc>
         <w:tc>
           <w:tcPr>
-            <w:tcW w:w="2640" w:type="dxa"/>
+            <w:tcW w:w="3024" w:type="dxa"/>
+            <w:tcBorders/>
           </w:tcPr>
           <w:p>
             <w:pPr>
               <w:pStyle w:val="Compact"/>
+              <w:widowControl/>
+              <w:spacing w:before="36" w:after="120"/>
+              <w:jc w:val="start"/>
+              <w:rPr>
+                <w:rFonts w:eastAsia="" w:cs=""/>
+                <w:kern w:val="0"/>
+                <w:szCs w:val="24"/>
+                <w:lang w:val="fr-FR" w:eastAsia="zh-CN" w:bidi="ar-SA"/>
+              </w:rPr>
             </w:pPr>
             <w:r>
+              <w:rPr>
+                <w:rFonts w:eastAsia="" w:cs=""/>
+                <w:kern w:val="0"/>
+                <w:szCs w:val="24"/>
+                <w:lang w:val="fr-FR" w:eastAsia="zh-CN" w:bidi="ar-SA"/>
+              </w:rPr>
               <w:t>Accès utile pour comparer la méthode pédagogique avec la source.</w:t>
             </w:r>
           </w:p>
@@ -1484,22 +1916,35 @@
       </w:tr>
       <w:tr>
         <w:trPr>
-          <w:jc w:val="center"/>
           <w:cantSplit/>
         </w:trPr>
         <w:tc>
           <w:tcPr>
-            <w:tcW w:w="2640" w:type="dxa"/>
-            <w:shd w:val="clear" w:color="auto" w:fill="F5F5FE"/>
+            <w:tcW w:w="3024" w:type="dxa"/>
+            <w:tcBorders/>
+            <w:shd w:color="auto" w:fill="F5F5FE" w:val="clear"/>
           </w:tcPr>
           <w:p>
             <w:pPr>
               <w:pStyle w:val="Compact"/>
+              <w:widowControl/>
+              <w:spacing w:before="36" w:after="120"/>
+              <w:jc w:val="start"/>
+              <w:rPr>
+                <w:rFonts w:eastAsia="" w:cs=""/>
+                <w:kern w:val="0"/>
+                <w:szCs w:val="24"/>
+                <w:lang w:val="fr-FR" w:eastAsia="zh-CN" w:bidi="ar-SA"/>
+              </w:rPr>
             </w:pPr>
             <w:hyperlink r:id="rId19">
               <w:r>
                 <w:rPr>
-                  <w:rStyle w:val="Lienhypertexte"/>
+                  <w:rStyle w:val="Hyperlink"/>
+                  <w:rFonts w:eastAsia="" w:cs=""/>
+                  <w:kern w:val="0"/>
+                  <w:szCs w:val="24"/>
+                  <w:lang w:val="fr-FR" w:eastAsia="zh-CN" w:bidi="ar-SA"/>
                 </w:rPr>
                 <w:t>Mentor</w:t>
               </w:r>
@@ -1508,28 +1953,60 @@
         </w:tc>
         <w:tc>
           <w:tcPr>
-            <w:tcW w:w="2640" w:type="dxa"/>
-            <w:shd w:val="clear" w:color="auto" w:fill="F5F5FE"/>
+            <w:tcW w:w="3024" w:type="dxa"/>
+            <w:tcBorders/>
+            <w:shd w:color="auto" w:fill="F5F5FE" w:val="clear"/>
           </w:tcPr>
           <w:p>
             <w:pPr>
               <w:pStyle w:val="Compact"/>
+              <w:widowControl/>
+              <w:spacing w:before="36" w:after="120"/>
+              <w:jc w:val="start"/>
+              <w:rPr>
+                <w:rFonts w:eastAsia="" w:cs=""/>
+                <w:kern w:val="0"/>
+                <w:szCs w:val="24"/>
+                <w:lang w:val="fr-FR" w:eastAsia="zh-CN" w:bidi="ar-SA"/>
+              </w:rPr>
             </w:pPr>
             <w:r>
+              <w:rPr>
+                <w:rFonts w:eastAsia="" w:cs=""/>
+                <w:kern w:val="0"/>
+                <w:szCs w:val="24"/>
+                <w:lang w:val="fr-FR" w:eastAsia="zh-CN" w:bidi="ar-SA"/>
+              </w:rPr>
               <w:t>Parcours recommandé en complément</w:t>
             </w:r>
           </w:p>
         </w:tc>
         <w:tc>
           <w:tcPr>
-            <w:tcW w:w="2640" w:type="dxa"/>
-            <w:shd w:val="clear" w:color="auto" w:fill="F5F5FE"/>
+            <w:tcW w:w="3024" w:type="dxa"/>
+            <w:tcBorders/>
+            <w:shd w:color="auto" w:fill="F5F5FE" w:val="clear"/>
           </w:tcPr>
           <w:p>
             <w:pPr>
               <w:pStyle w:val="Compact"/>
+              <w:widowControl/>
+              <w:spacing w:before="36" w:after="120"/>
+              <w:jc w:val="start"/>
+              <w:rPr>
+                <w:rFonts w:eastAsia="" w:cs=""/>
+                <w:kern w:val="0"/>
+                <w:szCs w:val="24"/>
+                <w:lang w:val="fr-FR" w:eastAsia="zh-CN" w:bidi="ar-SA"/>
+              </w:rPr>
             </w:pPr>
             <w:r>
+              <w:rPr>
+                <w:rFonts w:eastAsia="" w:cs=""/>
+                <w:kern w:val="0"/>
+                <w:szCs w:val="24"/>
+                <w:lang w:val="fr-FR" w:eastAsia="zh-CN" w:bidi="ar-SA"/>
+              </w:rPr>
               <w:t>Accès utile avant ou après la session.</w:t>
             </w:r>
           </w:p>
@@ -1537,21 +2014,34 @@
       </w:tr>
       <w:tr>
         <w:trPr>
-          <w:jc w:val="center"/>
           <w:cantSplit/>
         </w:trPr>
         <w:tc>
           <w:tcPr>
-            <w:tcW w:w="2640" w:type="dxa"/>
+            <w:tcW w:w="3024" w:type="dxa"/>
+            <w:tcBorders/>
           </w:tcPr>
           <w:p>
             <w:pPr>
               <w:pStyle w:val="Compact"/>
+              <w:widowControl/>
+              <w:spacing w:before="36" w:after="120"/>
+              <w:jc w:val="start"/>
+              <w:rPr>
+                <w:rFonts w:eastAsia="" w:cs=""/>
+                <w:kern w:val="0"/>
+                <w:szCs w:val="24"/>
+                <w:lang w:val="fr-FR" w:eastAsia="zh-CN" w:bidi="ar-SA"/>
+              </w:rPr>
             </w:pPr>
             <w:hyperlink r:id="rId20">
               <w:r>
                 <w:rPr>
-                  <w:rStyle w:val="Lienhypertexte"/>
+                  <w:rStyle w:val="Hyperlink"/>
+                  <w:rFonts w:eastAsia="" w:cs=""/>
+                  <w:kern w:val="0"/>
+                  <w:szCs w:val="24"/>
+                  <w:lang w:val="fr-FR" w:eastAsia="zh-CN" w:bidi="ar-SA"/>
                 </w:rPr>
                 <w:t>Colour Contrast Analyser</w:t>
               </w:r>
@@ -1560,26 +2050,58 @@
         </w:tc>
         <w:tc>
           <w:tcPr>
-            <w:tcW w:w="2640" w:type="dxa"/>
+            <w:tcW w:w="3024" w:type="dxa"/>
+            <w:tcBorders/>
           </w:tcPr>
           <w:p>
             <w:pPr>
               <w:pStyle w:val="Compact"/>
+              <w:widowControl/>
+              <w:spacing w:before="36" w:after="120"/>
+              <w:jc w:val="start"/>
+              <w:rPr>
+                <w:rFonts w:eastAsia="" w:cs=""/>
+                <w:kern w:val="0"/>
+                <w:szCs w:val="24"/>
+                <w:lang w:val="fr-FR" w:eastAsia="zh-CN" w:bidi="ar-SA"/>
+              </w:rPr>
             </w:pPr>
             <w:r>
+              <w:rPr>
+                <w:rFonts w:eastAsia="" w:cs=""/>
+                <w:kern w:val="0"/>
+                <w:szCs w:val="24"/>
+                <w:lang w:val="fr-FR" w:eastAsia="zh-CN" w:bidi="ar-SA"/>
+              </w:rPr>
               <w:t>Contrôle des contrastes</w:t>
             </w:r>
           </w:p>
         </w:tc>
         <w:tc>
           <w:tcPr>
-            <w:tcW w:w="2640" w:type="dxa"/>
+            <w:tcW w:w="3024" w:type="dxa"/>
+            <w:tcBorders/>
           </w:tcPr>
           <w:p>
             <w:pPr>
               <w:pStyle w:val="Compact"/>
+              <w:widowControl/>
+              <w:spacing w:before="36" w:after="120"/>
+              <w:jc w:val="start"/>
+              <w:rPr>
+                <w:rFonts w:eastAsia="" w:cs=""/>
+                <w:kern w:val="0"/>
+                <w:szCs w:val="24"/>
+                <w:lang w:val="fr-FR" w:eastAsia="zh-CN" w:bidi="ar-SA"/>
+              </w:rPr>
             </w:pPr>
             <w:r>
+              <w:rPr>
+                <w:rFonts w:eastAsia="" w:cs=""/>
+                <w:kern w:val="0"/>
+                <w:szCs w:val="24"/>
+                <w:lang w:val="fr-FR" w:eastAsia="zh-CN" w:bidi="ar-SA"/>
+              </w:rPr>
               <w:t>Outil web ou installation locale selon le contexte.</w:t>
             </w:r>
           </w:p>
@@ -1587,22 +2109,35 @@
       </w:tr>
       <w:tr>
         <w:trPr>
-          <w:jc w:val="center"/>
           <w:cantSplit/>
         </w:trPr>
         <w:tc>
           <w:tcPr>
-            <w:tcW w:w="2640" w:type="dxa"/>
-            <w:shd w:val="clear" w:color="auto" w:fill="F5F5FE"/>
+            <w:tcW w:w="3024" w:type="dxa"/>
+            <w:tcBorders/>
+            <w:shd w:color="auto" w:fill="F5F5FE" w:val="clear"/>
           </w:tcPr>
           <w:p>
             <w:pPr>
               <w:pStyle w:val="Compact"/>
+              <w:widowControl/>
+              <w:spacing w:before="36" w:after="120"/>
+              <w:jc w:val="start"/>
+              <w:rPr>
+                <w:rFonts w:eastAsia="" w:cs=""/>
+                <w:kern w:val="0"/>
+                <w:szCs w:val="24"/>
+                <w:lang w:val="fr-FR" w:eastAsia="zh-CN" w:bidi="ar-SA"/>
+              </w:rPr>
             </w:pPr>
             <w:hyperlink r:id="rId21">
               <w:r>
                 <w:rPr>
-                  <w:rStyle w:val="Lienhypertexte"/>
+                  <w:rStyle w:val="Hyperlink"/>
+                  <w:rFonts w:eastAsia="" w:cs=""/>
+                  <w:kern w:val="0"/>
+                  <w:szCs w:val="24"/>
+                  <w:lang w:val="fr-FR" w:eastAsia="zh-CN" w:bidi="ar-SA"/>
                 </w:rPr>
                 <w:t>Catalogue des extensions Firefox</w:t>
               </w:r>
@@ -1611,28 +2146,60 @@
         </w:tc>
         <w:tc>
           <w:tcPr>
-            <w:tcW w:w="2640" w:type="dxa"/>
-            <w:shd w:val="clear" w:color="auto" w:fill="F5F5FE"/>
+            <w:tcW w:w="3024" w:type="dxa"/>
+            <w:tcBorders/>
+            <w:shd w:color="auto" w:fill="F5F5FE" w:val="clear"/>
           </w:tcPr>
           <w:p>
             <w:pPr>
               <w:pStyle w:val="Compact"/>
+              <w:widowControl/>
+              <w:spacing w:before="36" w:after="120"/>
+              <w:jc w:val="start"/>
+              <w:rPr>
+                <w:rFonts w:eastAsia="" w:cs=""/>
+                <w:kern w:val="0"/>
+                <w:szCs w:val="24"/>
+                <w:lang w:val="fr-FR" w:eastAsia="zh-CN" w:bidi="ar-SA"/>
+              </w:rPr>
             </w:pPr>
             <w:r>
+              <w:rPr>
+                <w:rFonts w:eastAsia="" w:cs=""/>
+                <w:kern w:val="0"/>
+                <w:szCs w:val="24"/>
+                <w:lang w:val="fr-FR" w:eastAsia="zh-CN" w:bidi="ar-SA"/>
+              </w:rPr>
               <w:t>Installation ou vérification des extensions</w:t>
             </w:r>
           </w:p>
         </w:tc>
         <w:tc>
           <w:tcPr>
-            <w:tcW w:w="2640" w:type="dxa"/>
-            <w:shd w:val="clear" w:color="auto" w:fill="F5F5FE"/>
+            <w:tcW w:w="3024" w:type="dxa"/>
+            <w:tcBorders/>
+            <w:shd w:color="auto" w:fill="F5F5FE" w:val="clear"/>
           </w:tcPr>
           <w:p>
             <w:pPr>
               <w:pStyle w:val="Compact"/>
+              <w:widowControl/>
+              <w:spacing w:before="36" w:after="120"/>
+              <w:jc w:val="start"/>
+              <w:rPr>
+                <w:rFonts w:eastAsia="" w:cs=""/>
+                <w:kern w:val="0"/>
+                <w:szCs w:val="24"/>
+                <w:lang w:val="fr-FR" w:eastAsia="zh-CN" w:bidi="ar-SA"/>
+              </w:rPr>
             </w:pPr>
             <w:r>
+              <w:rPr>
+                <w:rFonts w:eastAsia="" w:cs=""/>
+                <w:kern w:val="0"/>
+                <w:szCs w:val="24"/>
+                <w:lang w:val="fr-FR" w:eastAsia="zh-CN" w:bidi="ar-SA"/>
+              </w:rPr>
               <w:t>À préparer avant la session si les droits sont limités.</w:t>
             </w:r>
           </w:p>
@@ -1640,21 +2207,34 @@
       </w:tr>
       <w:tr>
         <w:trPr>
-          <w:jc w:val="center"/>
           <w:cantSplit/>
         </w:trPr>
         <w:tc>
           <w:tcPr>
-            <w:tcW w:w="2640" w:type="dxa"/>
+            <w:tcW w:w="3024" w:type="dxa"/>
+            <w:tcBorders/>
           </w:tcPr>
           <w:p>
             <w:pPr>
               <w:pStyle w:val="Compact"/>
+              <w:widowControl/>
+              <w:spacing w:before="36" w:after="120"/>
+              <w:jc w:val="start"/>
+              <w:rPr>
+                <w:rFonts w:eastAsia="" w:cs=""/>
+                <w:kern w:val="0"/>
+                <w:szCs w:val="24"/>
+                <w:lang w:val="fr-FR" w:eastAsia="zh-CN" w:bidi="ar-SA"/>
+              </w:rPr>
             </w:pPr>
             <w:hyperlink r:id="rId22">
               <w:r>
                 <w:rPr>
-                  <w:rStyle w:val="Lienhypertexte"/>
+                  <w:rStyle w:val="Hyperlink"/>
+                  <w:rFonts w:eastAsia="" w:cs=""/>
+                  <w:kern w:val="0"/>
+                  <w:szCs w:val="24"/>
+                  <w:lang w:val="fr-FR" w:eastAsia="zh-CN" w:bidi="ar-SA"/>
                 </w:rPr>
                 <w:t>Chrome Web Store</w:t>
               </w:r>
@@ -1663,26 +2243,58 @@
         </w:tc>
         <w:tc>
           <w:tcPr>
-            <w:tcW w:w="2640" w:type="dxa"/>
+            <w:tcW w:w="3024" w:type="dxa"/>
+            <w:tcBorders/>
           </w:tcPr>
           <w:p>
             <w:pPr>
               <w:pStyle w:val="Compact"/>
+              <w:widowControl/>
+              <w:spacing w:before="36" w:after="120"/>
+              <w:jc w:val="start"/>
+              <w:rPr>
+                <w:rFonts w:eastAsia="" w:cs=""/>
+                <w:kern w:val="0"/>
+                <w:szCs w:val="24"/>
+                <w:lang w:val="fr-FR" w:eastAsia="zh-CN" w:bidi="ar-SA"/>
+              </w:rPr>
             </w:pPr>
             <w:r>
+              <w:rPr>
+                <w:rFonts w:eastAsia="" w:cs=""/>
+                <w:kern w:val="0"/>
+                <w:szCs w:val="24"/>
+                <w:lang w:val="fr-FR" w:eastAsia="zh-CN" w:bidi="ar-SA"/>
+              </w:rPr>
               <w:t>Installation ou vérification des extensions dans Edge</w:t>
             </w:r>
           </w:p>
         </w:tc>
         <w:tc>
           <w:tcPr>
-            <w:tcW w:w="2640" w:type="dxa"/>
+            <w:tcW w:w="3024" w:type="dxa"/>
+            <w:tcBorders/>
           </w:tcPr>
           <w:p>
             <w:pPr>
               <w:pStyle w:val="Compact"/>
+              <w:widowControl/>
+              <w:spacing w:before="36" w:after="120"/>
+              <w:jc w:val="start"/>
+              <w:rPr>
+                <w:rFonts w:eastAsia="" w:cs=""/>
+                <w:kern w:val="0"/>
+                <w:szCs w:val="24"/>
+                <w:lang w:val="fr-FR" w:eastAsia="zh-CN" w:bidi="ar-SA"/>
+              </w:rPr>
             </w:pPr>
             <w:r>
+              <w:rPr>
+                <w:rFonts w:eastAsia="" w:cs=""/>
+                <w:kern w:val="0"/>
+                <w:szCs w:val="24"/>
+                <w:lang w:val="fr-FR" w:eastAsia="zh-CN" w:bidi="ar-SA"/>
+              </w:rPr>
               <w:t>Edge accepte les extensions de cette boutique. À préparer avant la session si les droits sont limités.</w:t>
             </w:r>
           </w:p>
@@ -1690,22 +2302,35 @@
       </w:tr>
       <w:tr>
         <w:trPr>
-          <w:jc w:val="center"/>
           <w:cantSplit/>
         </w:trPr>
         <w:tc>
           <w:tcPr>
-            <w:tcW w:w="2640" w:type="dxa"/>
-            <w:shd w:val="clear" w:color="auto" w:fill="F5F5FE"/>
+            <w:tcW w:w="3024" w:type="dxa"/>
+            <w:tcBorders/>
+            <w:shd w:color="auto" w:fill="F5F5FE" w:val="clear"/>
           </w:tcPr>
           <w:p>
             <w:pPr>
               <w:pStyle w:val="Compact"/>
+              <w:widowControl/>
+              <w:spacing w:before="36" w:after="120"/>
+              <w:jc w:val="start"/>
+              <w:rPr>
+                <w:rFonts w:eastAsia="" w:cs=""/>
+                <w:kern w:val="0"/>
+                <w:szCs w:val="24"/>
+                <w:lang w:val="fr-FR" w:eastAsia="zh-CN" w:bidi="ar-SA"/>
+              </w:rPr>
             </w:pPr>
             <w:hyperlink r:id="rId23">
               <w:r>
                 <w:rPr>
-                  <w:rStyle w:val="Lienhypertexte"/>
+                  <w:rStyle w:val="Hyperlink"/>
+                  <w:rFonts w:eastAsia="" w:cs=""/>
+                  <w:kern w:val="0"/>
+                  <w:szCs w:val="24"/>
+                  <w:lang w:val="fr-FR" w:eastAsia="zh-CN" w:bidi="ar-SA"/>
                 </w:rPr>
                 <w:t>LinkedIn</w:t>
               </w:r>
@@ -1714,28 +2339,60 @@
         </w:tc>
         <w:tc>
           <w:tcPr>
-            <w:tcW w:w="2640" w:type="dxa"/>
-            <w:shd w:val="clear" w:color="auto" w:fill="F5F5FE"/>
+            <w:tcW w:w="3024" w:type="dxa"/>
+            <w:tcBorders/>
+            <w:shd w:color="auto" w:fill="F5F5FE" w:val="clear"/>
           </w:tcPr>
           <w:p>
             <w:pPr>
               <w:pStyle w:val="Compact"/>
+              <w:widowControl/>
+              <w:spacing w:before="36" w:after="120"/>
+              <w:jc w:val="start"/>
+              <w:rPr>
+                <w:rFonts w:eastAsia="" w:cs=""/>
+                <w:kern w:val="0"/>
+                <w:szCs w:val="24"/>
+                <w:lang w:val="fr-FR" w:eastAsia="zh-CN" w:bidi="ar-SA"/>
+              </w:rPr>
             </w:pPr>
             <w:r>
+              <w:rPr>
+                <w:rFonts w:eastAsia="" w:cs=""/>
+                <w:kern w:val="0"/>
+                <w:szCs w:val="24"/>
+                <w:lang w:val="fr-FR" w:eastAsia="zh-CN" w:bidi="ar-SA"/>
+              </w:rPr>
               <w:t>Séquence réseaux sociaux</w:t>
             </w:r>
           </w:p>
         </w:tc>
         <w:tc>
           <w:tcPr>
-            <w:tcW w:w="2640" w:type="dxa"/>
-            <w:shd w:val="clear" w:color="auto" w:fill="F5F5FE"/>
+            <w:tcW w:w="3024" w:type="dxa"/>
+            <w:tcBorders/>
+            <w:shd w:color="auto" w:fill="F5F5FE" w:val="clear"/>
           </w:tcPr>
           <w:p>
             <w:pPr>
               <w:pStyle w:val="Compact"/>
+              <w:widowControl/>
+              <w:spacing w:before="36" w:after="120"/>
+              <w:jc w:val="start"/>
+              <w:rPr>
+                <w:rFonts w:eastAsia="" w:cs=""/>
+                <w:kern w:val="0"/>
+                <w:szCs w:val="24"/>
+                <w:lang w:val="fr-FR" w:eastAsia="zh-CN" w:bidi="ar-SA"/>
+              </w:rPr>
             </w:pPr>
             <w:r>
+              <w:rPr>
+                <w:rFonts w:eastAsia="" w:cs=""/>
+                <w:kern w:val="0"/>
+                <w:szCs w:val="24"/>
+                <w:lang w:val="fr-FR" w:eastAsia="zh-CN" w:bidi="ar-SA"/>
+              </w:rPr>
               <w:t>Accès public suffisant, compte non obligatoire sauf choix pédagogique.</w:t>
             </w:r>
           </w:p>
@@ -1743,21 +2400,34 @@
       </w:tr>
       <w:tr>
         <w:trPr>
-          <w:jc w:val="center"/>
           <w:cantSplit/>
         </w:trPr>
         <w:tc>
           <w:tcPr>
-            <w:tcW w:w="2640" w:type="dxa"/>
+            <w:tcW w:w="3024" w:type="dxa"/>
+            <w:tcBorders/>
           </w:tcPr>
           <w:p>
             <w:pPr>
               <w:pStyle w:val="Compact"/>
+              <w:widowControl/>
+              <w:spacing w:before="36" w:after="120"/>
+              <w:jc w:val="start"/>
+              <w:rPr>
+                <w:rFonts w:eastAsia="" w:cs=""/>
+                <w:kern w:val="0"/>
+                <w:szCs w:val="24"/>
+                <w:lang w:val="fr-FR" w:eastAsia="zh-CN" w:bidi="ar-SA"/>
+              </w:rPr>
             </w:pPr>
             <w:hyperlink r:id="rId24">
               <w:r>
                 <w:rPr>
-                  <w:rStyle w:val="Lienhypertexte"/>
+                  <w:rStyle w:val="Hyperlink"/>
+                  <w:rFonts w:eastAsia="" w:cs=""/>
+                  <w:kern w:val="0"/>
+                  <w:szCs w:val="24"/>
+                  <w:lang w:val="fr-FR" w:eastAsia="zh-CN" w:bidi="ar-SA"/>
                 </w:rPr>
                 <w:t>X</w:t>
               </w:r>
@@ -1766,31 +2436,59 @@
         </w:tc>
         <w:tc>
           <w:tcPr>
-            <w:tcW w:w="2640" w:type="dxa"/>
+            <w:tcW w:w="3024" w:type="dxa"/>
+            <w:tcBorders/>
           </w:tcPr>
           <w:p>
             <w:pPr>
               <w:pStyle w:val="Compact"/>
+              <w:widowControl/>
+              <w:spacing w:before="36" w:after="120"/>
+              <w:jc w:val="start"/>
+              <w:rPr>
+                <w:rFonts w:eastAsia="" w:cs=""/>
+                <w:kern w:val="0"/>
+                <w:szCs w:val="24"/>
+                <w:lang w:val="fr-FR" w:eastAsia="zh-CN" w:bidi="ar-SA"/>
+              </w:rPr>
             </w:pPr>
             <w:r>
+              <w:rPr>
+                <w:rFonts w:eastAsia="" w:cs=""/>
+                <w:kern w:val="0"/>
+                <w:szCs w:val="24"/>
+                <w:lang w:val="fr-FR" w:eastAsia="zh-CN" w:bidi="ar-SA"/>
+              </w:rPr>
               <w:t>Séquence réseaux sociaux</w:t>
             </w:r>
           </w:p>
         </w:tc>
         <w:tc>
           <w:tcPr>
-            <w:tcW w:w="2640" w:type="dxa"/>
+            <w:tcW w:w="3024" w:type="dxa"/>
+            <w:tcBorders/>
           </w:tcPr>
           <w:p>
             <w:pPr>
               <w:pStyle w:val="Compact"/>
+              <w:widowControl/>
+              <w:spacing w:before="36" w:after="120"/>
+              <w:jc w:val="start"/>
+              <w:rPr>
+                <w:rFonts w:eastAsia="" w:cs=""/>
+                <w:kern w:val="0"/>
+                <w:szCs w:val="24"/>
+                <w:lang w:val="fr-FR" w:eastAsia="zh-CN" w:bidi="ar-SA"/>
+              </w:rPr>
             </w:pPr>
             <w:r>
-              <w:t xml:space="preserve">Accès public suffisant, compte non obligatoire </w:t>
-            </w:r>
-            <w:r>
-              <w:lastRenderedPageBreak/>
-              <w:t>sauf choix pédagogique.</w:t>
+              <w:rPr>
+                <w:rFonts w:eastAsia="" w:cs=""/>
+                <w:kern w:val="0"/>
+                <w:szCs w:val="24"/>
+                <w:lang w:val="fr-FR" w:eastAsia="zh-CN" w:bidi="ar-SA"/>
+              </w:rPr>
+              <w:t>Accès public suffisant, compte non obligatoire sauf choix pédagogique.</w:t>
             </w:r>
           </w:p>
         </w:tc>
@@ -1798,12 +2496,12 @@
     </w:tbl>
     <w:p>
       <w:pPr>
-        <w:pStyle w:val="Titre2"/>
-      </w:pPr>
-      <w:bookmarkStart w:id="15" w:name="préparation-avant-la-session"/>
+        <w:pStyle w:val="Heading2"/>
+        <w:rPr/>
+      </w:pPr>
       <w:bookmarkEnd w:id="14"/>
       <w:r>
-        <w:lastRenderedPageBreak/>
+        <w:rPr/>
         <w:t>Préparation avant la session</w:t>
       </w:r>
     </w:p>
@@ -1812,10 +2510,12 @@
         <w:pStyle w:val="Compact"/>
         <w:numPr>
           <w:ilvl w:val="0"/>
-          <w:numId w:val="13"/>
-        </w:numPr>
-      </w:pPr>
-      <w:r>
+          <w:numId w:val="1"/>
+        </w:numPr>
+        <w:rPr/>
+      </w:pPr>
+      <w:r>
+        <w:rPr/>
         <w:t>Tester l’ouverture du support PowerPoint sur le poste formateur.</w:t>
       </w:r>
     </w:p>
@@ -1824,10 +2524,12 @@
         <w:pStyle w:val="Compact"/>
         <w:numPr>
           <w:ilvl w:val="0"/>
-          <w:numId w:val="13"/>
-        </w:numPr>
-      </w:pPr>
-      <w:r>
+          <w:numId w:val="1"/>
+        </w:numPr>
+        <w:rPr/>
+      </w:pPr>
+      <w:r>
+        <w:rPr/>
         <w:t>Vérifier que les documents Word de l’exercice s’ouvrent et restent modifiables.</w:t>
       </w:r>
     </w:p>
@@ -1836,10 +2538,12 @@
         <w:pStyle w:val="Compact"/>
         <w:numPr>
           <w:ilvl w:val="0"/>
-          <w:numId w:val="13"/>
-        </w:numPr>
-      </w:pPr>
-      <w:r>
+          <w:numId w:val="1"/>
+        </w:numPr>
+        <w:rPr/>
+      </w:pPr>
+      <w:r>
+        <w:rPr/>
         <w:t>Vérifier que la grille au format tableur s’ouvre sur les postes stagiaires.</w:t>
       </w:r>
     </w:p>
@@ -1848,10 +2552,12 @@
         <w:pStyle w:val="Compact"/>
         <w:numPr>
           <w:ilvl w:val="0"/>
-          <w:numId w:val="13"/>
-        </w:numPr>
-      </w:pPr>
-      <w:r>
+          <w:numId w:val="1"/>
+        </w:numPr>
+        <w:rPr/>
+      </w:pPr>
+      <w:r>
+        <w:rPr/>
         <w:t>Ouvrir le site Easy Checks depuis un poste stagiaire.</w:t>
       </w:r>
     </w:p>
@@ -1860,10 +2566,12 @@
         <w:pStyle w:val="Compact"/>
         <w:numPr>
           <w:ilvl w:val="0"/>
-          <w:numId w:val="13"/>
-        </w:numPr>
-      </w:pPr>
-      <w:r>
+          <w:numId w:val="1"/>
+        </w:numPr>
+        <w:rPr/>
+      </w:pPr>
+      <w:r>
+        <w:rPr/>
         <w:t>Tester au moins un outil de contraste et une extension de titres dans le navigateur.</w:t>
       </w:r>
     </w:p>
@@ -1872,10 +2580,12 @@
         <w:pStyle w:val="Compact"/>
         <w:numPr>
           <w:ilvl w:val="0"/>
-          <w:numId w:val="13"/>
-        </w:numPr>
-      </w:pPr>
-      <w:r>
+          <w:numId w:val="1"/>
+        </w:numPr>
+        <w:rPr/>
+      </w:pPr>
+      <w:r>
+        <w:rPr/>
         <w:t>Vérifier le son avec un casque audio.</w:t>
       </w:r>
     </w:p>
@@ -1884,131 +2594,134 @@
         <w:pStyle w:val="Compact"/>
         <w:numPr>
           <w:ilvl w:val="0"/>
-          <w:numId w:val="13"/>
-        </w:numPr>
-      </w:pPr>
-      <w:r>
-        <w:t>Préinstaller les outils qui nécessitent des droits administrateur.</w:t>
-      </w:r>
-    </w:p>
-    <w:p>
-      <w:pPr>
-        <w:pStyle w:val="Titre2"/>
-      </w:pPr>
-      <w:bookmarkStart w:id="16" w:name="points-dattention"/>
+          <w:numId w:val="1"/>
+        </w:numPr>
+        <w:rPr/>
+      </w:pPr>
+      <w:r>
+        <w:rPr/>
+        <w:t>Préinstaller les outils qui nécessitent des droits administrateur, notamment PAC, et vérifier la disponibilité d’Acrobat Pro en solution de remplacement.</w:t>
+      </w:r>
+    </w:p>
+    <w:p>
+      <w:pPr>
+        <w:pStyle w:val="Heading2"/>
+        <w:rPr/>
+      </w:pPr>
+      <w:bookmarkStart w:id="15" w:name="points-dattention"/>
+      <w:r>
+        <w:rPr/>
+        <w:t>Points d’attention</w:t>
+      </w:r>
+    </w:p>
+    <w:p>
+      <w:pPr>
+        <w:pStyle w:val="Compact"/>
+        <w:numPr>
+          <w:ilvl w:val="0"/>
+          <w:numId w:val="1"/>
+        </w:numPr>
+        <w:rPr/>
+      </w:pPr>
+      <w:r>
+        <w:rPr/>
+        <w:t>Prévoir une solution de secours si les extensions navigateur ne peuvent pas être installées le jour même.</w:t>
+      </w:r>
+    </w:p>
+    <w:p>
+      <w:pPr>
+        <w:pStyle w:val="Compact"/>
+        <w:numPr>
+          <w:ilvl w:val="0"/>
+          <w:numId w:val="1"/>
+        </w:numPr>
+        <w:rPr/>
+      </w:pPr>
+      <w:r>
+        <w:rPr/>
+        <w:t>Prévoir une copie locale des fichiers d’exercice si le réseau est instable.</w:t>
+      </w:r>
+    </w:p>
+    <w:p>
+      <w:pPr>
+        <w:pStyle w:val="Compact"/>
+        <w:numPr>
+          <w:ilvl w:val="0"/>
+          <w:numId w:val="1"/>
+        </w:numPr>
+        <w:rPr/>
+      </w:pPr>
+      <w:r>
+        <w:rPr/>
+        <w:t>Autoriser les liens externes nécessaires avant la session, notamment le site Easy Checks, le référentiel accessibilité et les services de test.</w:t>
+      </w:r>
+    </w:p>
+    <w:p>
+      <w:pPr>
+        <w:pStyle w:val="Compact"/>
+        <w:numPr>
+          <w:ilvl w:val="0"/>
+          <w:numId w:val="1"/>
+        </w:numPr>
+        <w:spacing w:before="36" w:after="120"/>
+        <w:rPr/>
+      </w:pPr>
+      <w:r>
+        <w:rPr/>
+        <w:t>Ne pas exiger de compte personnel sur un réseau social pour participer aux exercices.</w:t>
+      </w:r>
+      <w:bookmarkEnd w:id="0"/>
       <w:bookmarkEnd w:id="15"/>
-      <w:r>
-        <w:t>Points d’attention</w:t>
-      </w:r>
-    </w:p>
-    <w:p>
-      <w:pPr>
-        <w:pStyle w:val="Compact"/>
-        <w:numPr>
-          <w:ilvl w:val="0"/>
-          <w:numId w:val="14"/>
-        </w:numPr>
-      </w:pPr>
-      <w:r>
-        <w:t>Prévoir une solution de secours si les extensions navigateur ne peuvent pas être installées le jour même.</w:t>
-      </w:r>
-    </w:p>
-    <w:p>
-      <w:pPr>
-        <w:pStyle w:val="Compact"/>
-        <w:numPr>
-          <w:ilvl w:val="0"/>
-          <w:numId w:val="14"/>
-        </w:numPr>
-      </w:pPr>
-      <w:r>
-        <w:t>Prévoir une copie locale des fichiers d’exercice si le réseau est instable.</w:t>
-      </w:r>
-    </w:p>
-    <w:p>
-      <w:pPr>
-        <w:pStyle w:val="Compact"/>
-        <w:numPr>
-          <w:ilvl w:val="0"/>
-          <w:numId w:val="14"/>
-        </w:numPr>
-      </w:pPr>
-      <w:r>
-        <w:t>Autoriser les liens externes nécessaires avant la session, notamment le site Easy Checks, le référentiel accessibilité et les services de test.</w:t>
-      </w:r>
-    </w:p>
-    <w:p>
-      <w:pPr>
-        <w:pStyle w:val="Compact"/>
-        <w:numPr>
-          <w:ilvl w:val="0"/>
-          <w:numId w:val="14"/>
-        </w:numPr>
-      </w:pPr>
-      <w:r>
-        <w:t>Ne pas exiger de compte personnel sur un réseau social pour participer aux exercices.</w:t>
-      </w:r>
-      <w:bookmarkEnd w:id="0"/>
-      <w:bookmarkEnd w:id="16"/>
     </w:p>
     <w:sectPr>
-      <w:headerReference w:type="default" r:id="rId25"/>
-      <w:footerReference w:type="default" r:id="rId26"/>
-      <w:footnotePr>
-        <w:numRestart w:val="eachSect"/>
-      </w:footnotePr>
+      <w:headerReference w:type="even" r:id="rId25"/>
+      <w:headerReference w:type="default" r:id="rId26"/>
+      <w:headerReference w:type="first" r:id="rId27"/>
+      <w:footerReference w:type="even" r:id="rId28"/>
+      <w:footerReference w:type="default" r:id="rId29"/>
+      <w:footerReference w:type="first" r:id="rId30"/>
+      <w:type w:val="nextPage"/>
       <w:pgSz w:w="11906" w:h="16838"/>
-      <w:pgMar w:top="1600" w:right="1417" w:bottom="1417" w:left="1417" w:header="0" w:footer="720" w:gutter="0"/>
-      <w:cols w:space="720"/>
+      <w:pgMar w:left="1417" w:right="1417" w:gutter="0" w:header="0" w:top="1600" w:footer="720" w:bottom="1417"/>
+      <w:pgNumType w:fmt="decimal"/>
+      <w:formProt w:val="false"/>
+      <w:textDirection w:val="lrTb"/>
+      <w:docGrid w:type="default" w:linePitch="100" w:charSpace="0"/>
     </w:sectPr>
   </w:body>
 </w:document>
 </file>
 
-<file path=word/endnotes.xml><?xml version="1.0" encoding="utf-8"?>
-<w:endnotes xmlns:wpc="http://schemas.microsoft.com/office/word/2010/wordprocessingCanvas" xmlns:cx="http://schemas.microsoft.com/office/drawing/2014/chartex" xmlns:cx1="http://schemas.microsoft.com/office/drawing/2015/9/8/chartex" xmlns:cx2="http://schemas.microsoft.com/office/drawing/2015/10/21/chartex" xmlns:cx3="http://schemas.microsoft.com/office/drawing/2016/5/9/chartex" xmlns:cx4="http://schemas.microsoft.com/office/drawing/2016/5/10/chartex" xmlns:cx5="http://schemas.microsoft.com/office/drawing/2016/5/11/chartex" xmlns:cx6="http://schemas.microsoft.com/office/drawing/2016/5/12/chartex" xmlns:cx7="http://schemas.microsoft.com/office/drawing/2016/5/13/chartex" xmlns:cx8="http://schemas.microsoft.com/office/drawing/2016/5/14/chartex" xmlns:mc="http://schemas.openxmlformats.org/markup-compatibility/2006" xmlns:aink="http://schemas.microsoft.com/office/drawing/2016/ink" xmlns:am3d="http://schemas.microsoft.com/office/drawing/2017/model3d" xmlns:o="urn:schemas-microsoft-com:office:office" xmlns:oel="http://schemas.microsoft.com/office/2019/extlst" xmlns:r="http://schemas.openxmlformats.org/officeDocument/2006/relationships" xmlns:m="http://schemas.openxmlformats.org/officeDocument/2006/math" xmlns:v="urn:schemas-microsoft-com:vml" xmlns:wp14="http://schemas.microsoft.com/office/word/2010/wordprocessingDrawing" xmlns:wp="http://schemas.openxmlformats.org/drawingml/2006/wordprocessingDrawing" xmlns:w10="urn:schemas-microsoft-com:office:word" xmlns:w="http://schemas.openxmlformats.org/wordprocessingml/2006/main" xmlns:w14="http://schemas.microsoft.com/office/word/2010/wordml" xmlns:w15="http://schemas.microsoft.com/office/word/2012/wordml" xmlns:w16cex="http://schemas.microsoft.com/office/word/2018/wordml/cex" xmlns:w16cid="http://schemas.microsoft.com/office/word/2016/wordml/cid" xmlns:w16="http://schemas.microsoft.com/office/word/2018/wordml" xmlns:w16du="http://schemas.microsoft.com/office/word/2023/wordml/word16du" xmlns:w16sdtdh="http://schemas.microsoft.com/office/word/2020/wordml/sdtdatahash" xmlns:w16sdtfl="http://schemas.microsoft.com/office/word/2024/wordml/sdtformatlock" xmlns:w16se="http://schemas.microsoft.com/office/word/2015/wordml/symex" xmlns:wpg="http://schemas.microsoft.com/office/word/2010/wordprocessingGroup" xmlns:wpi="http://schemas.microsoft.com/office/word/2010/wordprocessingInk" xmlns:wne="http://schemas.microsoft.com/office/word/2006/wordml" xmlns:wps="http://schemas.microsoft.com/office/word/2010/wordprocessingShape" mc:Ignorable="w14 w15 w16se w16cid w16 w16cex w16sdtdh w16sdtfl w16du wp14">
-  <w:endnote w:type="separator" w:id="-1">
-    <w:p>
-      <w:pPr>
-        <w:spacing w:after="0" w:line="240" w:lineRule="auto"/>
-      </w:pPr>
-      <w:r>
-        <w:separator/>
-      </w:r>
-    </w:p>
-  </w:endnote>
-  <w:endnote w:type="continuationSeparator" w:id="0">
-    <w:p>
-      <w:pPr>
-        <w:spacing w:after="0" w:line="240" w:lineRule="auto"/>
-      </w:pPr>
-      <w:r>
-        <w:continuationSeparator/>
-      </w:r>
-    </w:p>
-  </w:endnote>
-</w:endnotes>
+<file path=word/footer1.xml><?xml version="1.0" encoding="utf-8"?>
+<w:ftr xmlns:o="urn:schemas-microsoft-com:office:office" xmlns:r="http://schemas.openxmlformats.org/officeDocument/2006/relationships" xmlns:v="urn:schemas-microsoft-com:vml" xmlns:w="http://schemas.openxmlformats.org/wordprocessingml/2006/main" xmlns:w10="urn:schemas-microsoft-com:office:word" xmlns:wp="http://schemas.openxmlformats.org/drawingml/2006/wordprocessingDrawing" xmlns:pic="http://schemas.openxmlformats.org/drawingml/2006/picture" xmlns:wps="http://schemas.microsoft.com/office/word/2010/wordprocessingShape" xmlns:wpg="http://schemas.microsoft.com/office/word/2010/wordprocessingGroup" xmlns:mc="http://schemas.openxmlformats.org/markup-compatibility/2006" xmlns:wp14="http://schemas.microsoft.com/office/word/2010/wordprocessingDrawing" xmlns:w14="http://schemas.microsoft.com/office/word/2010/wordml" xmlns:w15="http://schemas.microsoft.com/office/word/2012/wordml" mc:Ignorable="w14 wp14 w15">
+  <w:p>
+    <w:pPr>
+      <w:pStyle w:val="Footer"/>
+      <w:spacing w:before="0" w:after="120"/>
+      <w:rPr/>
+    </w:pPr>
+    <w:r>
+      <w:rPr/>
+    </w:r>
+  </w:p>
+</w:ftr>
 </file>
 
-<file path=word/footer1.xml><?xml version="1.0" encoding="utf-8"?>
-<w:ftr xmlns:wpc="http://schemas.microsoft.com/office/word/2010/wordprocessingCanvas" xmlns:cx="http://schemas.microsoft.com/office/drawing/2014/chartex" xmlns:cx1="http://schemas.microsoft.com/office/drawing/2015/9/8/chartex" xmlns:cx2="http://schemas.microsoft.com/office/drawing/2015/10/21/chartex" xmlns:cx3="http://schemas.microsoft.com/office/drawing/2016/5/9/chartex" xmlns:cx4="http://schemas.microsoft.com/office/drawing/2016/5/10/chartex" xmlns:cx5="http://schemas.microsoft.com/office/drawing/2016/5/11/chartex" xmlns:cx6="http://schemas.microsoft.com/office/drawing/2016/5/12/chartex" xmlns:cx7="http://schemas.microsoft.com/office/drawing/2016/5/13/chartex" xmlns:cx8="http://schemas.microsoft.com/office/drawing/2016/5/14/chartex" xmlns:mc="http://schemas.openxmlformats.org/markup-compatibility/2006" xmlns:aink="http://schemas.microsoft.com/office/drawing/2016/ink" xmlns:am3d="http://schemas.microsoft.com/office/drawing/2017/model3d" xmlns:o="urn:schemas-microsoft-com:office:office" xmlns:oel="http://schemas.microsoft.com/office/2019/extlst" xmlns:r="http://schemas.openxmlformats.org/officeDocument/2006/relationships" xmlns:m="http://schemas.openxmlformats.org/officeDocument/2006/math" xmlns:v="urn:schemas-microsoft-com:vml" xmlns:wp14="http://schemas.microsoft.com/office/word/2010/wordprocessingDrawing" xmlns:wp="http://schemas.openxmlformats.org/drawingml/2006/wordprocessingDrawing" xmlns:w10="urn:schemas-microsoft-com:office:word" xmlns:w="http://schemas.openxmlformats.org/wordprocessingml/2006/main" xmlns:w14="http://schemas.microsoft.com/office/word/2010/wordml" xmlns:w15="http://schemas.microsoft.com/office/word/2012/wordml" xmlns:w16cex="http://schemas.microsoft.com/office/word/2018/wordml/cex" xmlns:w16cid="http://schemas.microsoft.com/office/word/2016/wordml/cid" xmlns:w16="http://schemas.microsoft.com/office/word/2018/wordml" xmlns:w16du="http://schemas.microsoft.com/office/word/2023/wordml/word16du" xmlns:w16sdtdh="http://schemas.microsoft.com/office/word/2020/wordml/sdtdatahash" xmlns:w16sdtfl="http://schemas.microsoft.com/office/word/2024/wordml/sdtformatlock" xmlns:w16se="http://schemas.microsoft.com/office/word/2015/wordml/symex" xmlns:wpg="http://schemas.microsoft.com/office/word/2010/wordprocessingGroup" xmlns:wpi="http://schemas.microsoft.com/office/word/2010/wordprocessingInk" xmlns:wne="http://schemas.microsoft.com/office/word/2006/wordml" xmlns:wps="http://schemas.microsoft.com/office/word/2010/wordprocessingShape" mc:Ignorable="w14 w15 w16se w16cid w16 w16cex w16sdtdh w16sdtfl w16du wp14">
+<file path=word/footer2.xml><?xml version="1.0" encoding="utf-8"?>
+<w:ftr xmlns:o="urn:schemas-microsoft-com:office:office" xmlns:r="http://schemas.openxmlformats.org/officeDocument/2006/relationships" xmlns:v="urn:schemas-microsoft-com:vml" xmlns:w="http://schemas.openxmlformats.org/wordprocessingml/2006/main" xmlns:w10="urn:schemas-microsoft-com:office:word" xmlns:wp="http://schemas.openxmlformats.org/drawingml/2006/wordprocessingDrawing" xmlns:pic="http://schemas.openxmlformats.org/drawingml/2006/picture" xmlns:wps="http://schemas.microsoft.com/office/word/2010/wordprocessingShape" xmlns:wpg="http://schemas.microsoft.com/office/word/2010/wordprocessingGroup" xmlns:mc="http://schemas.openxmlformats.org/markup-compatibility/2006" xmlns:wp14="http://schemas.microsoft.com/office/word/2010/wordprocessingDrawing" xmlns:w14="http://schemas.microsoft.com/office/word/2010/wordml" xmlns:w15="http://schemas.microsoft.com/office/word/2012/wordml" mc:Ignorable="w14 wp14 w15">
   <w:p>
     <w:pPr>
+      <w:pStyle w:val="Normal"/>
+      <w:spacing w:before="0" w:after="120"/>
       <w:jc w:val="center"/>
+      <w:rPr/>
     </w:pPr>
     <w:r>
       <w:rPr>
         <w:color w:val="666666"/>
         <w:sz w:val="18"/>
       </w:rPr>
-      <w:t>Fiche équipement IGPDE 102846</w:t>
-    </w:r>
-    <w:r>
-      <w:rPr>
-        <w:color w:val="666666"/>
-        <w:sz w:val="18"/>
-      </w:rPr>
-      <w:t xml:space="preserve"> - Page </w:t>
+      <w:t xml:space="preserve">Fiche équipement IGPDE 102846 - Page </w:t>
     </w:r>
     <w:r>
       <w:rPr>
@@ -2036,7 +2749,7 @@
         <w:color w:val="666666"/>
         <w:sz w:val="18"/>
       </w:rPr>
-      <w:t xml:space="preserve">1</w:t>
+      <w:t>5</w:t>
     </w:r>
     <w:r>
       <w:rPr>
@@ -2078,7 +2791,7 @@
         <w:color w:val="666666"/>
         <w:sz w:val="18"/>
       </w:rPr>
-      <w:t xml:space="preserve">5</w:t>
+      <w:t>5</w:t>
     </w:r>
     <w:r>
       <w:rPr>
@@ -2091,47 +2804,134 @@
 </w:ftr>
 </file>
 
-<file path=word/footnotes.xml><?xml version="1.0" encoding="utf-8"?>
-<w:footnotes xmlns:wpc="http://schemas.microsoft.com/office/word/2010/wordprocessingCanvas" xmlns:cx="http://schemas.microsoft.com/office/drawing/2014/chartex" xmlns:cx1="http://schemas.microsoft.com/office/drawing/2015/9/8/chartex" xmlns:cx2="http://schemas.microsoft.com/office/drawing/2015/10/21/chartex" xmlns:cx3="http://schemas.microsoft.com/office/drawing/2016/5/9/chartex" xmlns:cx4="http://schemas.microsoft.com/office/drawing/2016/5/10/chartex" xmlns:cx5="http://schemas.microsoft.com/office/drawing/2016/5/11/chartex" xmlns:cx6="http://schemas.microsoft.com/office/drawing/2016/5/12/chartex" xmlns:cx7="http://schemas.microsoft.com/office/drawing/2016/5/13/chartex" xmlns:cx8="http://schemas.microsoft.com/office/drawing/2016/5/14/chartex" xmlns:mc="http://schemas.openxmlformats.org/markup-compatibility/2006" xmlns:aink="http://schemas.microsoft.com/office/drawing/2016/ink" xmlns:am3d="http://schemas.microsoft.com/office/drawing/2017/model3d" xmlns:o="urn:schemas-microsoft-com:office:office" xmlns:oel="http://schemas.microsoft.com/office/2019/extlst" xmlns:r="http://schemas.openxmlformats.org/officeDocument/2006/relationships" xmlns:m="http://schemas.openxmlformats.org/officeDocument/2006/math" xmlns:v="urn:schemas-microsoft-com:vml" xmlns:wp14="http://schemas.microsoft.com/office/word/2010/wordprocessingDrawing" xmlns:wp="http://schemas.openxmlformats.org/drawingml/2006/wordprocessingDrawing" xmlns:w10="urn:schemas-microsoft-com:office:word" xmlns:w="http://schemas.openxmlformats.org/wordprocessingml/2006/main" xmlns:w14="http://schemas.microsoft.com/office/word/2010/wordml" xmlns:w15="http://schemas.microsoft.com/office/word/2012/wordml" xmlns:w16cex="http://schemas.microsoft.com/office/word/2018/wordml/cex" xmlns:w16cid="http://schemas.microsoft.com/office/word/2016/wordml/cid" xmlns:w16="http://schemas.microsoft.com/office/word/2018/wordml" xmlns:w16du="http://schemas.microsoft.com/office/word/2023/wordml/word16du" xmlns:w16sdtdh="http://schemas.microsoft.com/office/word/2020/wordml/sdtdatahash" xmlns:w16sdtfl="http://schemas.microsoft.com/office/word/2024/wordml/sdtformatlock" xmlns:w16se="http://schemas.microsoft.com/office/word/2015/wordml/symex" xmlns:wpg="http://schemas.microsoft.com/office/word/2010/wordprocessingGroup" xmlns:wpi="http://schemas.microsoft.com/office/word/2010/wordprocessingInk" xmlns:wne="http://schemas.microsoft.com/office/word/2006/wordml" xmlns:wps="http://schemas.microsoft.com/office/word/2010/wordprocessingShape" mc:Ignorable="w14 w15 w16se w16cid w16 w16cex w16sdtdh w16sdtfl w16du wp14">
-  <w:footnote w:type="separator" w:id="-1">
-    <w:p>
-      <w:pPr>
-        <w:spacing w:after="0" w:line="240" w:lineRule="auto"/>
-      </w:pPr>
-      <w:r>
-        <w:separator/>
-      </w:r>
-    </w:p>
-  </w:footnote>
-  <w:footnote w:type="continuationSeparator" w:id="0">
-    <w:p>
-      <w:pPr>
-        <w:spacing w:after="0" w:line="240" w:lineRule="auto"/>
-      </w:pPr>
-      <w:r>
-        <w:continuationSeparator/>
-      </w:r>
-    </w:p>
-  </w:footnote>
-</w:footnotes>
+<file path=word/footer3.xml><?xml version="1.0" encoding="utf-8"?>
+<w:ftr xmlns:o="urn:schemas-microsoft-com:office:office" xmlns:r="http://schemas.openxmlformats.org/officeDocument/2006/relationships" xmlns:v="urn:schemas-microsoft-com:vml" xmlns:w="http://schemas.openxmlformats.org/wordprocessingml/2006/main" xmlns:w10="urn:schemas-microsoft-com:office:word" xmlns:wp="http://schemas.openxmlformats.org/drawingml/2006/wordprocessingDrawing" xmlns:pic="http://schemas.openxmlformats.org/drawingml/2006/picture" xmlns:wps="http://schemas.microsoft.com/office/word/2010/wordprocessingShape" xmlns:wpg="http://schemas.microsoft.com/office/word/2010/wordprocessingGroup" xmlns:mc="http://schemas.openxmlformats.org/markup-compatibility/2006" xmlns:wp14="http://schemas.microsoft.com/office/word/2010/wordprocessingDrawing" xmlns:w14="http://schemas.microsoft.com/office/word/2010/wordml" xmlns:w15="http://schemas.microsoft.com/office/word/2012/wordml" mc:Ignorable="w14 wp14 w15">
+  <w:p>
+    <w:pPr>
+      <w:pStyle w:val="Normal"/>
+      <w:spacing w:before="0" w:after="120"/>
+      <w:jc w:val="center"/>
+      <w:rPr/>
+    </w:pPr>
+    <w:r>
+      <w:rPr>
+        <w:color w:val="666666"/>
+        <w:sz w:val="18"/>
+      </w:rPr>
+      <w:t xml:space="preserve">Fiche équipement IGPDE 102846 - Page </w:t>
+    </w:r>
+    <w:r>
+      <w:rPr>
+        <w:color w:val="666666"/>
+        <w:sz w:val="18"/>
+      </w:rPr>
+      <w:fldChar w:fldCharType="begin"/>
+    </w:r>
+    <w:r>
+      <w:rPr>
+        <w:color w:val="666666"/>
+        <w:sz w:val="18"/>
+      </w:rPr>
+      <w:instrText xml:space="preserve"> PAGE </w:instrText>
+    </w:r>
+    <w:r>
+      <w:rPr>
+        <w:color w:val="666666"/>
+        <w:sz w:val="18"/>
+      </w:rPr>
+      <w:fldChar w:fldCharType="separate"/>
+    </w:r>
+    <w:r>
+      <w:rPr>
+        <w:color w:val="666666"/>
+        <w:sz w:val="18"/>
+      </w:rPr>
+      <w:t>5</w:t>
+    </w:r>
+    <w:r>
+      <w:rPr>
+        <w:color w:val="666666"/>
+        <w:sz w:val="18"/>
+      </w:rPr>
+      <w:fldChar w:fldCharType="end"/>
+    </w:r>
+    <w:r>
+      <w:rPr>
+        <w:color w:val="666666"/>
+        <w:sz w:val="18"/>
+      </w:rPr>
+      <w:t xml:space="preserve"> / </w:t>
+    </w:r>
+    <w:r>
+      <w:rPr>
+        <w:color w:val="666666"/>
+        <w:sz w:val="18"/>
+      </w:rPr>
+      <w:fldChar w:fldCharType="begin"/>
+    </w:r>
+    <w:r>
+      <w:rPr>
+        <w:color w:val="666666"/>
+        <w:sz w:val="18"/>
+      </w:rPr>
+      <w:instrText xml:space="preserve"> NUMPAGES </w:instrText>
+    </w:r>
+    <w:r>
+      <w:rPr>
+        <w:color w:val="666666"/>
+        <w:sz w:val="18"/>
+      </w:rPr>
+      <w:fldChar w:fldCharType="separate"/>
+    </w:r>
+    <w:r>
+      <w:rPr>
+        <w:color w:val="666666"/>
+        <w:sz w:val="18"/>
+      </w:rPr>
+      <w:t>5</w:t>
+    </w:r>
+    <w:r>
+      <w:rPr>
+        <w:color w:val="666666"/>
+        <w:sz w:val="18"/>
+      </w:rPr>
+      <w:fldChar w:fldCharType="end"/>
+    </w:r>
+  </w:p>
+</w:ftr>
 </file>
 
 <file path=word/header1.xml><?xml version="1.0" encoding="utf-8"?>
-<w:hdr xmlns:wpc="http://schemas.microsoft.com/office/word/2010/wordprocessingCanvas" xmlns:cx="http://schemas.microsoft.com/office/drawing/2014/chartex" xmlns:cx1="http://schemas.microsoft.com/office/drawing/2015/9/8/chartex" xmlns:cx2="http://schemas.microsoft.com/office/drawing/2015/10/21/chartex" xmlns:cx3="http://schemas.microsoft.com/office/drawing/2016/5/9/chartex" xmlns:cx4="http://schemas.microsoft.com/office/drawing/2016/5/10/chartex" xmlns:cx5="http://schemas.microsoft.com/office/drawing/2016/5/11/chartex" xmlns:cx6="http://schemas.microsoft.com/office/drawing/2016/5/12/chartex" xmlns:cx7="http://schemas.microsoft.com/office/drawing/2016/5/13/chartex" xmlns:cx8="http://schemas.microsoft.com/office/drawing/2016/5/14/chartex" xmlns:mc="http://schemas.openxmlformats.org/markup-compatibility/2006" xmlns:aink="http://schemas.microsoft.com/office/drawing/2016/ink" xmlns:am3d="http://schemas.microsoft.com/office/drawing/2017/model3d" xmlns:o="urn:schemas-microsoft-com:office:office" xmlns:oel="http://schemas.microsoft.com/office/2019/extlst" xmlns:r="http://schemas.openxmlformats.org/officeDocument/2006/relationships" xmlns:m="http://schemas.openxmlformats.org/officeDocument/2006/math" xmlns:v="urn:schemas-microsoft-com:vml" xmlns:wp14="http://schemas.microsoft.com/office/word/2010/wordprocessingDrawing" xmlns:wp="http://schemas.openxmlformats.org/drawingml/2006/wordprocessingDrawing" xmlns:w10="urn:schemas-microsoft-com:office:word" xmlns:w="http://schemas.openxmlformats.org/wordprocessingml/2006/main" xmlns:w14="http://schemas.microsoft.com/office/word/2010/wordml" xmlns:w15="http://schemas.microsoft.com/office/word/2012/wordml" xmlns:w16cex="http://schemas.microsoft.com/office/word/2018/wordml/cex" xmlns:w16cid="http://schemas.microsoft.com/office/word/2016/wordml/cid" xmlns:w16="http://schemas.microsoft.com/office/word/2018/wordml" xmlns:w16du="http://schemas.microsoft.com/office/word/2023/wordml/word16du" xmlns:w16sdtdh="http://schemas.microsoft.com/office/word/2020/wordml/sdtdatahash" xmlns:w16sdtfl="http://schemas.microsoft.com/office/word/2024/wordml/sdtformatlock" xmlns:w16se="http://schemas.microsoft.com/office/word/2015/wordml/symex" xmlns:wpg="http://schemas.microsoft.com/office/word/2010/wordprocessingGroup" xmlns:wpi="http://schemas.microsoft.com/office/word/2010/wordprocessingInk" xmlns:wne="http://schemas.microsoft.com/office/word/2006/wordml" xmlns:wps="http://schemas.microsoft.com/office/word/2010/wordprocessingShape" mc:Ignorable="w14 w15 w16se w16cid w16 w16cex w16sdtdh w16sdtfl w16du wp14">
+<w:hdr xmlns:o="urn:schemas-microsoft-com:office:office" xmlns:r="http://schemas.openxmlformats.org/officeDocument/2006/relationships" xmlns:v="urn:schemas-microsoft-com:vml" xmlns:w="http://schemas.openxmlformats.org/wordprocessingml/2006/main" xmlns:w10="urn:schemas-microsoft-com:office:word" xmlns:wp="http://schemas.openxmlformats.org/drawingml/2006/wordprocessingDrawing" xmlns:pic="http://schemas.openxmlformats.org/drawingml/2006/picture" xmlns:wps="http://schemas.microsoft.com/office/word/2010/wordprocessingShape" xmlns:wpg="http://schemas.microsoft.com/office/word/2010/wordprocessingGroup" xmlns:mc="http://schemas.openxmlformats.org/markup-compatibility/2006" xmlns:wp14="http://schemas.microsoft.com/office/word/2010/wordprocessingDrawing" xmlns:w14="http://schemas.microsoft.com/office/word/2010/wordml" xmlns:w15="http://schemas.microsoft.com/office/word/2012/wordml" mc:Ignorable="w14 wp14 w15">
   <w:p>
     <w:pPr>
-      <w:ind w:hanging="1701"/>
+      <w:pStyle w:val="Header"/>
+      <w:spacing w:before="0" w:after="120"/>
+      <w:rPr/>
     </w:pPr>
     <w:r>
-      <w:rPr>
-        <w:noProof/>
-        <w:lang w:eastAsia="fr-FR"/>
-      </w:rPr>
+      <w:rPr/>
+    </w:r>
+  </w:p>
+</w:hdr>
+</file>
+
+<file path=word/header2.xml><?xml version="1.0" encoding="utf-8"?>
+<w:hdr xmlns:o="urn:schemas-microsoft-com:office:office" xmlns:r="http://schemas.openxmlformats.org/officeDocument/2006/relationships" xmlns:v="urn:schemas-microsoft-com:vml" xmlns:w="http://schemas.openxmlformats.org/wordprocessingml/2006/main" xmlns:w10="urn:schemas-microsoft-com:office:word" xmlns:wp="http://schemas.openxmlformats.org/drawingml/2006/wordprocessingDrawing" xmlns:pic="http://schemas.openxmlformats.org/drawingml/2006/picture" xmlns:wps="http://schemas.microsoft.com/office/word/2010/wordprocessingShape" xmlns:wpg="http://schemas.microsoft.com/office/word/2010/wordprocessingGroup" xmlns:mc="http://schemas.openxmlformats.org/markup-compatibility/2006" xmlns:wp14="http://schemas.microsoft.com/office/word/2010/wordprocessingDrawing" xmlns:w14="http://schemas.microsoft.com/office/word/2010/wordml" xmlns:w15="http://schemas.microsoft.com/office/word/2012/wordml" mc:Ignorable="w14 wp14 w15">
+  <w:p>
+    <w:pPr>
+      <w:pStyle w:val="Normal"/>
+      <w:spacing w:before="0" w:after="120"/>
+      <w:ind w:hanging="1701"/>
+      <w:rPr/>
+    </w:pPr>
+    <w:r>
+      <w:rPr/>
       <w:drawing>
         <wp:inline distT="0" distB="0" distL="0" distR="0">
-          <wp:extent cx="7534783" cy="1962150"/>
-          <wp:effectExtent l="0" t="0" r="9525" b="0"/>
-          <wp:docPr id="6" name="Image 6" descr="Logo &quot;République Française&quot; et &quot;IGPDE&quot;, Offre de formation de l'Institut de la gestion publique et du développement économique."/>
+          <wp:extent cx="7534910" cy="1962150"/>
+          <wp:effectExtent l="0" t="0" r="0" b="0"/>
+          <wp:docPr id="1" name="Image 6" descr="Logo &quot;République Française&quot; et &quot;IGPDE&quot;, Offre de formation de l'Institut de la gestion publique et du développement économique."/>
           <wp:cNvGraphicFramePr>
             <a:graphicFrameLocks xmlns:a="http://schemas.openxmlformats.org/drawingml/2006/main" noChangeAspect="1"/>
           </wp:cNvGraphicFramePr>
@@ -2139,29 +2939,80 @@
             <a:graphicData uri="http://schemas.openxmlformats.org/drawingml/2006/picture">
               <pic:pic xmlns:pic="http://schemas.openxmlformats.org/drawingml/2006/picture">
                 <pic:nvPicPr>
-                  <pic:cNvPr id="1" name="Image 1" descr="Logo &quot;République Française&quot; et &quot;IGPDE&quot;, Offre de formation de l'Institut de la gestion publique et du développement économique."/>
-                  <pic:cNvPicPr/>
+                  <pic:cNvPr id="1" name="Image 6" descr="Logo &quot;République Française&quot; et &quot;IGPDE&quot;, Offre de formation de l'Institut de la gestion publique et du développement économique."/>
+                  <pic:cNvPicPr>
+                    <a:picLocks noChangeAspect="1" noChangeArrowheads="1"/>
+                  </pic:cNvPicPr>
                 </pic:nvPicPr>
                 <pic:blipFill>
-                  <a:blip r:embed="rId1">
-                    <a:extLst>
-                      <a:ext uri="{28A0092B-C50C-407E-A947-70E740481C1C}">
-                        <a14:useLocalDpi xmlns:a14="http://schemas.microsoft.com/office/drawing/2010/main" val="0"/>
-                      </a:ext>
-                    </a:extLst>
-                  </a:blip>
+                  <a:blip r:embed="rId1"/>
                   <a:stretch>
                     <a:fillRect/>
                   </a:stretch>
                 </pic:blipFill>
-                <pic:spPr>
+                <pic:spPr bwMode="auto">
                   <a:xfrm>
                     <a:off x="0" y="0"/>
-                    <a:ext cx="7542009" cy="1964032"/>
+                    <a:ext cx="7534910" cy="1962150"/>
                   </a:xfrm>
                   <a:prstGeom prst="rect">
                     <a:avLst/>
                   </a:prstGeom>
+                  <a:noFill/>
+                </pic:spPr>
+              </pic:pic>
+            </a:graphicData>
+          </a:graphic>
+        </wp:inline>
+      </w:drawing>
+    </w:r>
+  </w:p>
+</w:hdr>
+</file>
+
+<file path=word/header3.xml><?xml version="1.0" encoding="utf-8"?>
+<w:hdr xmlns:o="urn:schemas-microsoft-com:office:office" xmlns:r="http://schemas.openxmlformats.org/officeDocument/2006/relationships" xmlns:v="urn:schemas-microsoft-com:vml" xmlns:w="http://schemas.openxmlformats.org/wordprocessingml/2006/main" xmlns:w10="urn:schemas-microsoft-com:office:word" xmlns:wp="http://schemas.openxmlformats.org/drawingml/2006/wordprocessingDrawing" xmlns:pic="http://schemas.openxmlformats.org/drawingml/2006/picture" xmlns:wps="http://schemas.microsoft.com/office/word/2010/wordprocessingShape" xmlns:wpg="http://schemas.microsoft.com/office/word/2010/wordprocessingGroup" xmlns:mc="http://schemas.openxmlformats.org/markup-compatibility/2006" xmlns:wp14="http://schemas.microsoft.com/office/word/2010/wordprocessingDrawing" xmlns:w14="http://schemas.microsoft.com/office/word/2010/wordml" xmlns:w15="http://schemas.microsoft.com/office/word/2012/wordml" mc:Ignorable="w14 wp14 w15">
+  <w:p>
+    <w:pPr>
+      <w:pStyle w:val="Normal"/>
+      <w:spacing w:before="0" w:after="120"/>
+      <w:ind w:hanging="1701"/>
+      <w:rPr/>
+    </w:pPr>
+    <w:r>
+      <w:rPr/>
+      <w:drawing>
+        <wp:inline distT="0" distB="0" distL="0" distR="0">
+          <wp:extent cx="7534910" cy="1962150"/>
+          <wp:effectExtent l="0" t="0" r="0" b="0"/>
+          <wp:docPr id="2" name="Image 6" descr="Logo &quot;République Française&quot; et &quot;IGPDE&quot;, Offre de formation de l'Institut de la gestion publique et du développement économique."/>
+          <wp:cNvGraphicFramePr>
+            <a:graphicFrameLocks xmlns:a="http://schemas.openxmlformats.org/drawingml/2006/main" noChangeAspect="1"/>
+          </wp:cNvGraphicFramePr>
+          <a:graphic xmlns:a="http://schemas.openxmlformats.org/drawingml/2006/main">
+            <a:graphicData uri="http://schemas.openxmlformats.org/drawingml/2006/picture">
+              <pic:pic xmlns:pic="http://schemas.openxmlformats.org/drawingml/2006/picture">
+                <pic:nvPicPr>
+                  <pic:cNvPr id="2" name="Image 6" descr="Logo &quot;République Française&quot; et &quot;IGPDE&quot;, Offre de formation de l'Institut de la gestion publique et du développement économique."/>
+                  <pic:cNvPicPr>
+                    <a:picLocks noChangeAspect="1" noChangeArrowheads="1"/>
+                  </pic:cNvPicPr>
+                </pic:nvPicPr>
+                <pic:blipFill>
+                  <a:blip r:embed="rId1"/>
+                  <a:stretch>
+                    <a:fillRect/>
+                  </a:stretch>
+                </pic:blipFill>
+                <pic:spPr bwMode="auto">
+                  <a:xfrm>
+                    <a:off x="0" y="0"/>
+                    <a:ext cx="7534910" cy="1962150"/>
+                  </a:xfrm>
+                  <a:prstGeom prst="rect">
+                    <a:avLst/>
+                  </a:prstGeom>
+                  <a:noFill/>
                 </pic:spPr>
               </pic:pic>
             </a:graphicData>
@@ -2174,239 +3025,1945 @@
 </file>
 
 <file path=word/numbering.xml><?xml version="1.0" encoding="utf-8"?>
-<w:numbering xmlns:wpc="http://schemas.microsoft.com/office/word/2010/wordprocessingCanvas" xmlns:cx="http://schemas.microsoft.com/office/drawing/2014/chartex" xmlns:cx1="http://schemas.microsoft.com/office/drawing/2015/9/8/chartex" xmlns:cx2="http://schemas.microsoft.com/office/drawing/2015/10/21/chartex" xmlns:cx3="http://schemas.microsoft.com/office/drawing/2016/5/9/chartex" xmlns:cx4="http://schemas.microsoft.com/office/drawing/2016/5/10/chartex" xmlns:cx5="http://schemas.microsoft.com/office/drawing/2016/5/11/chartex" xmlns:cx6="http://schemas.microsoft.com/office/drawing/2016/5/12/chartex" xmlns:cx7="http://schemas.microsoft.com/office/drawing/2016/5/13/chartex" xmlns:cx8="http://schemas.microsoft.com/office/drawing/2016/5/14/chartex" xmlns:mc="http://schemas.openxmlformats.org/markup-compatibility/2006" xmlns:aink="http://schemas.microsoft.com/office/drawing/2016/ink" xmlns:am3d="http://schemas.microsoft.com/office/drawing/2017/model3d" xmlns:o="urn:schemas-microsoft-com:office:office" xmlns:oel="http://schemas.microsoft.com/office/2019/extlst" xmlns:r="http://schemas.openxmlformats.org/officeDocument/2006/relationships" xmlns:m="http://schemas.openxmlformats.org/officeDocument/2006/math" xmlns:v="urn:schemas-microsoft-com:vml" xmlns:wp14="http://schemas.microsoft.com/office/word/2010/wordprocessingDrawing" xmlns:wp="http://schemas.openxmlformats.org/drawingml/2006/wordprocessingDrawing" xmlns:w10="urn:schemas-microsoft-com:office:word" xmlns:w="http://schemas.openxmlformats.org/wordprocessingml/2006/main" xmlns:w14="http://schemas.microsoft.com/office/word/2010/wordml" xmlns:w15="http://schemas.microsoft.com/office/word/2012/wordml" xmlns:w16cex="http://schemas.microsoft.com/office/word/2018/wordml/cex" xmlns:w16cid="http://schemas.microsoft.com/office/word/2016/wordml/cid" xmlns:w16="http://schemas.microsoft.com/office/word/2018/wordml" xmlns:w16du="http://schemas.microsoft.com/office/word/2023/wordml/word16du" xmlns:w16sdtdh="http://schemas.microsoft.com/office/word/2020/wordml/sdtdatahash" xmlns:w16sdtfl="http://schemas.microsoft.com/office/word/2024/wordml/sdtformatlock" xmlns:w16se="http://schemas.microsoft.com/office/word/2015/wordml/symex" xmlns:wpg="http://schemas.microsoft.com/office/word/2010/wordprocessingGroup" xmlns:wpi="http://schemas.microsoft.com/office/word/2010/wordprocessingInk" xmlns:wne="http://schemas.microsoft.com/office/word/2006/wordml" xmlns:wps="http://schemas.microsoft.com/office/word/2010/wordprocessingShape" mc:Ignorable="w14 w15 w16se w16cid w16 w16cex w16sdtdh w16sdtfl w16du wp14">
-  <w:abstractNum w:abstractNumId="0" w15:restartNumberingAfterBreak="0">
-    <w:nsid w:val="0000A990"/>
-    <w:multiLevelType w:val="multilevel"/>
-    <w:tmpl w:val="6B7E60C2"/>
+<w:numbering xmlns:w="http://schemas.openxmlformats.org/wordprocessingml/2006/main" xmlns:o="urn:schemas-microsoft-com:office:office" xmlns:r="http://schemas.openxmlformats.org/officeDocument/2006/relationships" xmlns:v="urn:schemas-microsoft-com:vml" xmlns:mc="http://schemas.openxmlformats.org/markup-compatibility/2006" xmlns:w14="http://schemas.microsoft.com/office/word/2010/wordml" mc:Ignorable="w14">
+  <w:abstractNum w:abstractNumId="1">
     <w:lvl w:ilvl="0">
       <w:numFmt w:val="bullet"/>
-      <w:lvlText w:val=" "/>
-      <w:lvlJc w:val="left"/>
-      <w:pPr>
-        <w:ind w:left="720" w:hanging="360"/>
-      </w:pPr>
+      <w:lvlText w:val=""/>
+      <w:lvlJc w:val="start"/>
+      <w:pPr>
+        <w:tabs>
+          <w:tab w:val="num" w:pos="0"/>
+        </w:tabs>
+        <w:ind w:start="720" w:hanging="360"/>
+      </w:pPr>
+      <w:rPr>
+        <w:rFonts w:ascii="Symbol" w:hAnsi="Symbol" w:cs="Symbol" w:hint="default"/>
+      </w:rPr>
     </w:lvl>
     <w:lvl w:ilvl="1">
-      <w:numFmt w:val="bullet"/>
-      <w:lvlText w:val=" "/>
-      <w:lvlJc w:val="left"/>
-      <w:pPr>
-        <w:ind w:left="1440" w:hanging="360"/>
-      </w:pPr>
+      <w:start w:val="0"/>
+      <w:numFmt w:val="bullet"/>
+      <w:lvlText w:val="o"/>
+      <w:lvlJc w:val="start"/>
+      <w:pPr>
+        <w:tabs>
+          <w:tab w:val="num" w:pos="0"/>
+        </w:tabs>
+        <w:ind w:start="1440" w:hanging="360"/>
+      </w:pPr>
+      <w:rPr>
+        <w:rFonts w:ascii="Courier New" w:hAnsi="Courier New" w:cs="Courier New" w:hint="default"/>
+      </w:rPr>
     </w:lvl>
     <w:lvl w:ilvl="2">
-      <w:numFmt w:val="bullet"/>
-      <w:lvlText w:val=" "/>
-      <w:lvlJc w:val="left"/>
-      <w:pPr>
-        <w:ind w:left="2160" w:hanging="360"/>
-      </w:pPr>
+      <w:start w:val="0"/>
+      <w:numFmt w:val="bullet"/>
+      <w:lvlText w:val=""/>
+      <w:lvlJc w:val="start"/>
+      <w:pPr>
+        <w:tabs>
+          <w:tab w:val="num" w:pos="0"/>
+        </w:tabs>
+        <w:ind w:start="2160" w:hanging="360"/>
+      </w:pPr>
+      <w:rPr>
+        <w:rFonts w:ascii="Wingdings" w:hAnsi="Wingdings" w:cs="Wingdings" w:hint="default"/>
+      </w:rPr>
     </w:lvl>
     <w:lvl w:ilvl="3">
-      <w:numFmt w:val="bullet"/>
-      <w:lvlText w:val=" "/>
-      <w:lvlJc w:val="left"/>
-      <w:pPr>
-        <w:ind w:left="2880" w:hanging="360"/>
-      </w:pPr>
+      <w:start w:val="0"/>
+      <w:numFmt w:val="bullet"/>
+      <w:lvlText w:val=""/>
+      <w:lvlJc w:val="start"/>
+      <w:pPr>
+        <w:tabs>
+          <w:tab w:val="num" w:pos="0"/>
+        </w:tabs>
+        <w:ind w:start="2880" w:hanging="360"/>
+      </w:pPr>
+      <w:rPr>
+        <w:rFonts w:ascii="Symbol" w:hAnsi="Symbol" w:cs="Symbol" w:hint="default"/>
+      </w:rPr>
     </w:lvl>
     <w:lvl w:ilvl="4">
-      <w:numFmt w:val="bullet"/>
-      <w:lvlText w:val=" "/>
-      <w:lvlJc w:val="left"/>
-      <w:pPr>
-        <w:ind w:left="3600" w:hanging="360"/>
-      </w:pPr>
+      <w:start w:val="0"/>
+      <w:numFmt w:val="bullet"/>
+      <w:lvlText w:val="o"/>
+      <w:lvlJc w:val="start"/>
+      <w:pPr>
+        <w:tabs>
+          <w:tab w:val="num" w:pos="0"/>
+        </w:tabs>
+        <w:ind w:start="3600" w:hanging="360"/>
+      </w:pPr>
+      <w:rPr>
+        <w:rFonts w:ascii="Courier New" w:hAnsi="Courier New" w:cs="Courier New" w:hint="default"/>
+      </w:rPr>
     </w:lvl>
     <w:lvl w:ilvl="5">
-      <w:numFmt w:val="bullet"/>
-      <w:lvlText w:val=" "/>
-      <w:lvlJc w:val="left"/>
-      <w:pPr>
-        <w:ind w:left="4320" w:hanging="360"/>
-      </w:pPr>
+      <w:start w:val="0"/>
+      <w:numFmt w:val="bullet"/>
+      <w:lvlText w:val=""/>
+      <w:lvlJc w:val="start"/>
+      <w:pPr>
+        <w:tabs>
+          <w:tab w:val="num" w:pos="0"/>
+        </w:tabs>
+        <w:ind w:start="4320" w:hanging="360"/>
+      </w:pPr>
+      <w:rPr>
+        <w:rFonts w:ascii="Wingdings" w:hAnsi="Wingdings" w:cs="Wingdings" w:hint="default"/>
+      </w:rPr>
     </w:lvl>
     <w:lvl w:ilvl="6">
-      <w:numFmt w:val="bullet"/>
-      <w:lvlText w:val=" "/>
-      <w:lvlJc w:val="left"/>
-      <w:pPr>
-        <w:ind w:left="5040" w:hanging="360"/>
-      </w:pPr>
+      <w:start w:val="0"/>
+      <w:numFmt w:val="bullet"/>
+      <w:lvlText w:val=""/>
+      <w:lvlJc w:val="start"/>
+      <w:pPr>
+        <w:tabs>
+          <w:tab w:val="num" w:pos="0"/>
+        </w:tabs>
+        <w:ind w:start="5040" w:hanging="360"/>
+      </w:pPr>
+      <w:rPr>
+        <w:rFonts w:ascii="Symbol" w:hAnsi="Symbol" w:cs="Symbol" w:hint="default"/>
+      </w:rPr>
     </w:lvl>
     <w:lvl w:ilvl="7">
-      <w:numFmt w:val="bullet"/>
-      <w:lvlText w:val=" "/>
-      <w:lvlJc w:val="left"/>
-      <w:pPr>
-        <w:ind w:left="5760" w:hanging="360"/>
-      </w:pPr>
+      <w:start w:val="0"/>
+      <w:numFmt w:val="bullet"/>
+      <w:lvlText w:val="o"/>
+      <w:lvlJc w:val="start"/>
+      <w:pPr>
+        <w:tabs>
+          <w:tab w:val="num" w:pos="0"/>
+        </w:tabs>
+        <w:ind w:start="5760" w:hanging="360"/>
+      </w:pPr>
+      <w:rPr>
+        <w:rFonts w:ascii="Courier New" w:hAnsi="Courier New" w:cs="Courier New" w:hint="default"/>
+      </w:rPr>
     </w:lvl>
     <w:lvl w:ilvl="8">
-      <w:numFmt w:val="bullet"/>
-      <w:lvlText w:val=" "/>
-      <w:lvlJc w:val="left"/>
-      <w:pPr>
-        <w:ind w:left="6480" w:hanging="360"/>
-      </w:pPr>
+      <w:start w:val="0"/>
+      <w:numFmt w:val="bullet"/>
+      <w:lvlText w:val=""/>
+      <w:lvlJc w:val="start"/>
+      <w:pPr>
+        <w:tabs>
+          <w:tab w:val="num" w:pos="0"/>
+        </w:tabs>
+        <w:ind w:start="6480" w:hanging="360"/>
+      </w:pPr>
+      <w:rPr>
+        <w:rFonts w:ascii="Wingdings" w:hAnsi="Wingdings" w:cs="Wingdings" w:hint="default"/>
+      </w:rPr>
     </w:lvl>
   </w:abstractNum>
-  <w:abstractNum w:abstractNumId="1" w15:restartNumberingAfterBreak="0">
-    <w:nsid w:val="0000A991"/>
-    <w:multiLevelType w:val="multilevel"/>
-    <w:tmpl w:val="100CEE80"/>
+  <w:abstractNum w:abstractNumId="2">
     <w:lvl w:ilvl="0">
       <w:numFmt w:val="bullet"/>
       <w:lvlText w:val=""/>
-      <w:lvlJc w:val="left"/>
-      <w:pPr>
-        <w:ind w:left="720" w:hanging="360"/>
+      <w:lvlJc w:val="start"/>
+      <w:pPr>
+        <w:tabs>
+          <w:tab w:val="num" w:pos="0"/>
+        </w:tabs>
+        <w:ind w:start="720" w:hanging="360"/>
       </w:pPr>
       <w:rPr>
         <w:rFonts w:ascii="Symbol" w:hAnsi="Symbol" w:cs="Symbol" w:hint="default"/>
       </w:rPr>
     </w:lvl>
     <w:lvl w:ilvl="1">
+      <w:start w:val="0"/>
       <w:numFmt w:val="bullet"/>
       <w:lvlText w:val="o"/>
-      <w:lvlJc w:val="left"/>
-      <w:pPr>
-        <w:ind w:left="1440" w:hanging="360"/>
+      <w:lvlJc w:val="start"/>
+      <w:pPr>
+        <w:tabs>
+          <w:tab w:val="num" w:pos="0"/>
+        </w:tabs>
+        <w:ind w:start="1440" w:hanging="360"/>
       </w:pPr>
       <w:rPr>
         <w:rFonts w:ascii="Courier New" w:hAnsi="Courier New" w:cs="Courier New" w:hint="default"/>
       </w:rPr>
     </w:lvl>
     <w:lvl w:ilvl="2">
+      <w:start w:val="0"/>
       <w:numFmt w:val="bullet"/>
       <w:lvlText w:val=""/>
-      <w:lvlJc w:val="left"/>
-      <w:pPr>
-        <w:ind w:left="2160" w:hanging="360"/>
+      <w:lvlJc w:val="start"/>
+      <w:pPr>
+        <w:tabs>
+          <w:tab w:val="num" w:pos="0"/>
+        </w:tabs>
+        <w:ind w:start="2160" w:hanging="360"/>
       </w:pPr>
       <w:rPr>
         <w:rFonts w:ascii="Wingdings" w:hAnsi="Wingdings" w:cs="Wingdings" w:hint="default"/>
       </w:rPr>
     </w:lvl>
     <w:lvl w:ilvl="3">
+      <w:start w:val="0"/>
       <w:numFmt w:val="bullet"/>
       <w:lvlText w:val=""/>
-      <w:lvlJc w:val="left"/>
-      <w:pPr>
-        <w:ind w:left="2880" w:hanging="360"/>
+      <w:lvlJc w:val="start"/>
+      <w:pPr>
+        <w:tabs>
+          <w:tab w:val="num" w:pos="0"/>
+        </w:tabs>
+        <w:ind w:start="2880" w:hanging="360"/>
       </w:pPr>
       <w:rPr>
         <w:rFonts w:ascii="Symbol" w:hAnsi="Symbol" w:cs="Symbol" w:hint="default"/>
       </w:rPr>
     </w:lvl>
     <w:lvl w:ilvl="4">
+      <w:start w:val="0"/>
       <w:numFmt w:val="bullet"/>
       <w:lvlText w:val="o"/>
-      <w:lvlJc w:val="left"/>
-      <w:pPr>
-        <w:ind w:left="3600" w:hanging="360"/>
+      <w:lvlJc w:val="start"/>
+      <w:pPr>
+        <w:tabs>
+          <w:tab w:val="num" w:pos="0"/>
+        </w:tabs>
+        <w:ind w:start="3600" w:hanging="360"/>
       </w:pPr>
       <w:rPr>
         <w:rFonts w:ascii="Courier New" w:hAnsi="Courier New" w:cs="Courier New" w:hint="default"/>
       </w:rPr>
     </w:lvl>
     <w:lvl w:ilvl="5">
+      <w:start w:val="0"/>
       <w:numFmt w:val="bullet"/>
       <w:lvlText w:val=""/>
-      <w:lvlJc w:val="left"/>
-      <w:pPr>
-        <w:ind w:left="4320" w:hanging="360"/>
+      <w:lvlJc w:val="start"/>
+      <w:pPr>
+        <w:tabs>
+          <w:tab w:val="num" w:pos="0"/>
+        </w:tabs>
+        <w:ind w:start="4320" w:hanging="360"/>
       </w:pPr>
       <w:rPr>
         <w:rFonts w:ascii="Wingdings" w:hAnsi="Wingdings" w:cs="Wingdings" w:hint="default"/>
       </w:rPr>
     </w:lvl>
     <w:lvl w:ilvl="6">
+      <w:start w:val="0"/>
       <w:numFmt w:val="bullet"/>
       <w:lvlText w:val=""/>
-      <w:lvlJc w:val="left"/>
-      <w:pPr>
-        <w:ind w:left="5040" w:hanging="360"/>
+      <w:lvlJc w:val="start"/>
+      <w:pPr>
+        <w:tabs>
+          <w:tab w:val="num" w:pos="0"/>
+        </w:tabs>
+        <w:ind w:start="5040" w:hanging="360"/>
       </w:pPr>
       <w:rPr>
         <w:rFonts w:ascii="Symbol" w:hAnsi="Symbol" w:cs="Symbol" w:hint="default"/>
       </w:rPr>
     </w:lvl>
     <w:lvl w:ilvl="7">
+      <w:start w:val="0"/>
       <w:numFmt w:val="bullet"/>
       <w:lvlText w:val="o"/>
-      <w:lvlJc w:val="left"/>
-      <w:pPr>
-        <w:ind w:left="5760" w:hanging="360"/>
+      <w:lvlJc w:val="start"/>
+      <w:pPr>
+        <w:tabs>
+          <w:tab w:val="num" w:pos="0"/>
+        </w:tabs>
+        <w:ind w:start="5760" w:hanging="360"/>
       </w:pPr>
       <w:rPr>
         <w:rFonts w:ascii="Courier New" w:hAnsi="Courier New" w:cs="Courier New" w:hint="default"/>
       </w:rPr>
     </w:lvl>
     <w:lvl w:ilvl="8">
+      <w:start w:val="0"/>
       <w:numFmt w:val="bullet"/>
       <w:lvlText w:val=""/>
-      <w:lvlJc w:val="left"/>
-      <w:pPr>
-        <w:ind w:left="6480" w:hanging="360"/>
+      <w:lvlJc w:val="start"/>
+      <w:pPr>
+        <w:tabs>
+          <w:tab w:val="num" w:pos="0"/>
+        </w:tabs>
+        <w:ind w:start="6480" w:hanging="360"/>
       </w:pPr>
       <w:rPr>
         <w:rFonts w:ascii="Wingdings" w:hAnsi="Wingdings" w:cs="Wingdings" w:hint="default"/>
       </w:rPr>
     </w:lvl>
   </w:abstractNum>
-  <w:num w:numId="1" w16cid:durableId="1086420490">
-    <w:abstractNumId w:val="0"/>
-  </w:num>
-  <w:num w:numId="2" w16cid:durableId="1077480391">
+  <w:abstractNum w:abstractNumId="3">
+    <w:lvl w:ilvl="0">
+      <w:numFmt w:val="bullet"/>
+      <w:lvlText w:val=""/>
+      <w:lvlJc w:val="start"/>
+      <w:pPr>
+        <w:tabs>
+          <w:tab w:val="num" w:pos="0"/>
+        </w:tabs>
+        <w:ind w:start="720" w:hanging="360"/>
+      </w:pPr>
+      <w:rPr>
+        <w:rFonts w:ascii="Symbol" w:hAnsi="Symbol" w:cs="Symbol" w:hint="default"/>
+      </w:rPr>
+    </w:lvl>
+    <w:lvl w:ilvl="1">
+      <w:start w:val="0"/>
+      <w:numFmt w:val="bullet"/>
+      <w:lvlText w:val="o"/>
+      <w:lvlJc w:val="start"/>
+      <w:pPr>
+        <w:tabs>
+          <w:tab w:val="num" w:pos="0"/>
+        </w:tabs>
+        <w:ind w:start="1440" w:hanging="360"/>
+      </w:pPr>
+      <w:rPr>
+        <w:rFonts w:ascii="Courier New" w:hAnsi="Courier New" w:cs="Courier New" w:hint="default"/>
+      </w:rPr>
+    </w:lvl>
+    <w:lvl w:ilvl="2">
+      <w:start w:val="0"/>
+      <w:numFmt w:val="bullet"/>
+      <w:lvlText w:val=""/>
+      <w:lvlJc w:val="start"/>
+      <w:pPr>
+        <w:tabs>
+          <w:tab w:val="num" w:pos="0"/>
+        </w:tabs>
+        <w:ind w:start="2160" w:hanging="360"/>
+      </w:pPr>
+      <w:rPr>
+        <w:rFonts w:ascii="Wingdings" w:hAnsi="Wingdings" w:cs="Wingdings" w:hint="default"/>
+      </w:rPr>
+    </w:lvl>
+    <w:lvl w:ilvl="3">
+      <w:start w:val="0"/>
+      <w:numFmt w:val="bullet"/>
+      <w:lvlText w:val=""/>
+      <w:lvlJc w:val="start"/>
+      <w:pPr>
+        <w:tabs>
+          <w:tab w:val="num" w:pos="0"/>
+        </w:tabs>
+        <w:ind w:start="2880" w:hanging="360"/>
+      </w:pPr>
+      <w:rPr>
+        <w:rFonts w:ascii="Symbol" w:hAnsi="Symbol" w:cs="Symbol" w:hint="default"/>
+      </w:rPr>
+    </w:lvl>
+    <w:lvl w:ilvl="4">
+      <w:start w:val="0"/>
+      <w:numFmt w:val="bullet"/>
+      <w:lvlText w:val="o"/>
+      <w:lvlJc w:val="start"/>
+      <w:pPr>
+        <w:tabs>
+          <w:tab w:val="num" w:pos="0"/>
+        </w:tabs>
+        <w:ind w:start="3600" w:hanging="360"/>
+      </w:pPr>
+      <w:rPr>
+        <w:rFonts w:ascii="Courier New" w:hAnsi="Courier New" w:cs="Courier New" w:hint="default"/>
+      </w:rPr>
+    </w:lvl>
+    <w:lvl w:ilvl="5">
+      <w:start w:val="0"/>
+      <w:numFmt w:val="bullet"/>
+      <w:lvlText w:val=""/>
+      <w:lvlJc w:val="start"/>
+      <w:pPr>
+        <w:tabs>
+          <w:tab w:val="num" w:pos="0"/>
+        </w:tabs>
+        <w:ind w:start="4320" w:hanging="360"/>
+      </w:pPr>
+      <w:rPr>
+        <w:rFonts w:ascii="Wingdings" w:hAnsi="Wingdings" w:cs="Wingdings" w:hint="default"/>
+      </w:rPr>
+    </w:lvl>
+    <w:lvl w:ilvl="6">
+      <w:start w:val="0"/>
+      <w:numFmt w:val="bullet"/>
+      <w:lvlText w:val=""/>
+      <w:lvlJc w:val="start"/>
+      <w:pPr>
+        <w:tabs>
+          <w:tab w:val="num" w:pos="0"/>
+        </w:tabs>
+        <w:ind w:start="5040" w:hanging="360"/>
+      </w:pPr>
+      <w:rPr>
+        <w:rFonts w:ascii="Symbol" w:hAnsi="Symbol" w:cs="Symbol" w:hint="default"/>
+      </w:rPr>
+    </w:lvl>
+    <w:lvl w:ilvl="7">
+      <w:start w:val="0"/>
+      <w:numFmt w:val="bullet"/>
+      <w:lvlText w:val="o"/>
+      <w:lvlJc w:val="start"/>
+      <w:pPr>
+        <w:tabs>
+          <w:tab w:val="num" w:pos="0"/>
+        </w:tabs>
+        <w:ind w:start="5760" w:hanging="360"/>
+      </w:pPr>
+      <w:rPr>
+        <w:rFonts w:ascii="Courier New" w:hAnsi="Courier New" w:cs="Courier New" w:hint="default"/>
+      </w:rPr>
+    </w:lvl>
+    <w:lvl w:ilvl="8">
+      <w:start w:val="0"/>
+      <w:numFmt w:val="bullet"/>
+      <w:lvlText w:val=""/>
+      <w:lvlJc w:val="start"/>
+      <w:pPr>
+        <w:tabs>
+          <w:tab w:val="num" w:pos="0"/>
+        </w:tabs>
+        <w:ind w:start="6480" w:hanging="360"/>
+      </w:pPr>
+      <w:rPr>
+        <w:rFonts w:ascii="Wingdings" w:hAnsi="Wingdings" w:cs="Wingdings" w:hint="default"/>
+      </w:rPr>
+    </w:lvl>
+  </w:abstractNum>
+  <w:abstractNum w:abstractNumId="4">
+    <w:lvl w:ilvl="0">
+      <w:numFmt w:val="bullet"/>
+      <w:lvlText w:val=""/>
+      <w:lvlJc w:val="start"/>
+      <w:pPr>
+        <w:tabs>
+          <w:tab w:val="num" w:pos="0"/>
+        </w:tabs>
+        <w:ind w:start="720" w:hanging="360"/>
+      </w:pPr>
+      <w:rPr>
+        <w:rFonts w:ascii="Symbol" w:hAnsi="Symbol" w:cs="Symbol" w:hint="default"/>
+      </w:rPr>
+    </w:lvl>
+    <w:lvl w:ilvl="1">
+      <w:start w:val="0"/>
+      <w:numFmt w:val="bullet"/>
+      <w:lvlText w:val="o"/>
+      <w:lvlJc w:val="start"/>
+      <w:pPr>
+        <w:tabs>
+          <w:tab w:val="num" w:pos="0"/>
+        </w:tabs>
+        <w:ind w:start="1440" w:hanging="360"/>
+      </w:pPr>
+      <w:rPr>
+        <w:rFonts w:ascii="Courier New" w:hAnsi="Courier New" w:cs="Courier New" w:hint="default"/>
+      </w:rPr>
+    </w:lvl>
+    <w:lvl w:ilvl="2">
+      <w:start w:val="0"/>
+      <w:numFmt w:val="bullet"/>
+      <w:lvlText w:val=""/>
+      <w:lvlJc w:val="start"/>
+      <w:pPr>
+        <w:tabs>
+          <w:tab w:val="num" w:pos="0"/>
+        </w:tabs>
+        <w:ind w:start="2160" w:hanging="360"/>
+      </w:pPr>
+      <w:rPr>
+        <w:rFonts w:ascii="Wingdings" w:hAnsi="Wingdings" w:cs="Wingdings" w:hint="default"/>
+      </w:rPr>
+    </w:lvl>
+    <w:lvl w:ilvl="3">
+      <w:start w:val="0"/>
+      <w:numFmt w:val="bullet"/>
+      <w:lvlText w:val=""/>
+      <w:lvlJc w:val="start"/>
+      <w:pPr>
+        <w:tabs>
+          <w:tab w:val="num" w:pos="0"/>
+        </w:tabs>
+        <w:ind w:start="2880" w:hanging="360"/>
+      </w:pPr>
+      <w:rPr>
+        <w:rFonts w:ascii="Symbol" w:hAnsi="Symbol" w:cs="Symbol" w:hint="default"/>
+      </w:rPr>
+    </w:lvl>
+    <w:lvl w:ilvl="4">
+      <w:start w:val="0"/>
+      <w:numFmt w:val="bullet"/>
+      <w:lvlText w:val="o"/>
+      <w:lvlJc w:val="start"/>
+      <w:pPr>
+        <w:tabs>
+          <w:tab w:val="num" w:pos="0"/>
+        </w:tabs>
+        <w:ind w:start="3600" w:hanging="360"/>
+      </w:pPr>
+      <w:rPr>
+        <w:rFonts w:ascii="Courier New" w:hAnsi="Courier New" w:cs="Courier New" w:hint="default"/>
+      </w:rPr>
+    </w:lvl>
+    <w:lvl w:ilvl="5">
+      <w:start w:val="0"/>
+      <w:numFmt w:val="bullet"/>
+      <w:lvlText w:val=""/>
+      <w:lvlJc w:val="start"/>
+      <w:pPr>
+        <w:tabs>
+          <w:tab w:val="num" w:pos="0"/>
+        </w:tabs>
+        <w:ind w:start="4320" w:hanging="360"/>
+      </w:pPr>
+      <w:rPr>
+        <w:rFonts w:ascii="Wingdings" w:hAnsi="Wingdings" w:cs="Wingdings" w:hint="default"/>
+      </w:rPr>
+    </w:lvl>
+    <w:lvl w:ilvl="6">
+      <w:start w:val="0"/>
+      <w:numFmt w:val="bullet"/>
+      <w:lvlText w:val=""/>
+      <w:lvlJc w:val="start"/>
+      <w:pPr>
+        <w:tabs>
+          <w:tab w:val="num" w:pos="0"/>
+        </w:tabs>
+        <w:ind w:start="5040" w:hanging="360"/>
+      </w:pPr>
+      <w:rPr>
+        <w:rFonts w:ascii="Symbol" w:hAnsi="Symbol" w:cs="Symbol" w:hint="default"/>
+      </w:rPr>
+    </w:lvl>
+    <w:lvl w:ilvl="7">
+      <w:start w:val="0"/>
+      <w:numFmt w:val="bullet"/>
+      <w:lvlText w:val="o"/>
+      <w:lvlJc w:val="start"/>
+      <w:pPr>
+        <w:tabs>
+          <w:tab w:val="num" w:pos="0"/>
+        </w:tabs>
+        <w:ind w:start="5760" w:hanging="360"/>
+      </w:pPr>
+      <w:rPr>
+        <w:rFonts w:ascii="Courier New" w:hAnsi="Courier New" w:cs="Courier New" w:hint="default"/>
+      </w:rPr>
+    </w:lvl>
+    <w:lvl w:ilvl="8">
+      <w:start w:val="0"/>
+      <w:numFmt w:val="bullet"/>
+      <w:lvlText w:val=""/>
+      <w:lvlJc w:val="start"/>
+      <w:pPr>
+        <w:tabs>
+          <w:tab w:val="num" w:pos="0"/>
+        </w:tabs>
+        <w:ind w:start="6480" w:hanging="360"/>
+      </w:pPr>
+      <w:rPr>
+        <w:rFonts w:ascii="Wingdings" w:hAnsi="Wingdings" w:cs="Wingdings" w:hint="default"/>
+      </w:rPr>
+    </w:lvl>
+  </w:abstractNum>
+  <w:abstractNum w:abstractNumId="5">
+    <w:lvl w:ilvl="0">
+      <w:numFmt w:val="bullet"/>
+      <w:lvlText w:val=""/>
+      <w:lvlJc w:val="start"/>
+      <w:pPr>
+        <w:tabs>
+          <w:tab w:val="num" w:pos="0"/>
+        </w:tabs>
+        <w:ind w:start="720" w:hanging="360"/>
+      </w:pPr>
+      <w:rPr>
+        <w:rFonts w:ascii="Symbol" w:hAnsi="Symbol" w:cs="Symbol" w:hint="default"/>
+      </w:rPr>
+    </w:lvl>
+    <w:lvl w:ilvl="1">
+      <w:start w:val="0"/>
+      <w:numFmt w:val="bullet"/>
+      <w:lvlText w:val="o"/>
+      <w:lvlJc w:val="start"/>
+      <w:pPr>
+        <w:tabs>
+          <w:tab w:val="num" w:pos="0"/>
+        </w:tabs>
+        <w:ind w:start="1440" w:hanging="360"/>
+      </w:pPr>
+      <w:rPr>
+        <w:rFonts w:ascii="Courier New" w:hAnsi="Courier New" w:cs="Courier New" w:hint="default"/>
+      </w:rPr>
+    </w:lvl>
+    <w:lvl w:ilvl="2">
+      <w:start w:val="0"/>
+      <w:numFmt w:val="bullet"/>
+      <w:lvlText w:val=""/>
+      <w:lvlJc w:val="start"/>
+      <w:pPr>
+        <w:tabs>
+          <w:tab w:val="num" w:pos="0"/>
+        </w:tabs>
+        <w:ind w:start="2160" w:hanging="360"/>
+      </w:pPr>
+      <w:rPr>
+        <w:rFonts w:ascii="Wingdings" w:hAnsi="Wingdings" w:cs="Wingdings" w:hint="default"/>
+      </w:rPr>
+    </w:lvl>
+    <w:lvl w:ilvl="3">
+      <w:start w:val="0"/>
+      <w:numFmt w:val="bullet"/>
+      <w:lvlText w:val=""/>
+      <w:lvlJc w:val="start"/>
+      <w:pPr>
+        <w:tabs>
+          <w:tab w:val="num" w:pos="0"/>
+        </w:tabs>
+        <w:ind w:start="2880" w:hanging="360"/>
+      </w:pPr>
+      <w:rPr>
+        <w:rFonts w:ascii="Symbol" w:hAnsi="Symbol" w:cs="Symbol" w:hint="default"/>
+      </w:rPr>
+    </w:lvl>
+    <w:lvl w:ilvl="4">
+      <w:start w:val="0"/>
+      <w:numFmt w:val="bullet"/>
+      <w:lvlText w:val="o"/>
+      <w:lvlJc w:val="start"/>
+      <w:pPr>
+        <w:tabs>
+          <w:tab w:val="num" w:pos="0"/>
+        </w:tabs>
+        <w:ind w:start="3600" w:hanging="360"/>
+      </w:pPr>
+      <w:rPr>
+        <w:rFonts w:ascii="Courier New" w:hAnsi="Courier New" w:cs="Courier New" w:hint="default"/>
+      </w:rPr>
+    </w:lvl>
+    <w:lvl w:ilvl="5">
+      <w:start w:val="0"/>
+      <w:numFmt w:val="bullet"/>
+      <w:lvlText w:val=""/>
+      <w:lvlJc w:val="start"/>
+      <w:pPr>
+        <w:tabs>
+          <w:tab w:val="num" w:pos="0"/>
+        </w:tabs>
+        <w:ind w:start="4320" w:hanging="360"/>
+      </w:pPr>
+      <w:rPr>
+        <w:rFonts w:ascii="Wingdings" w:hAnsi="Wingdings" w:cs="Wingdings" w:hint="default"/>
+      </w:rPr>
+    </w:lvl>
+    <w:lvl w:ilvl="6">
+      <w:start w:val="0"/>
+      <w:numFmt w:val="bullet"/>
+      <w:lvlText w:val=""/>
+      <w:lvlJc w:val="start"/>
+      <w:pPr>
+        <w:tabs>
+          <w:tab w:val="num" w:pos="0"/>
+        </w:tabs>
+        <w:ind w:start="5040" w:hanging="360"/>
+      </w:pPr>
+      <w:rPr>
+        <w:rFonts w:ascii="Symbol" w:hAnsi="Symbol" w:cs="Symbol" w:hint="default"/>
+      </w:rPr>
+    </w:lvl>
+    <w:lvl w:ilvl="7">
+      <w:start w:val="0"/>
+      <w:numFmt w:val="bullet"/>
+      <w:lvlText w:val="o"/>
+      <w:lvlJc w:val="start"/>
+      <w:pPr>
+        <w:tabs>
+          <w:tab w:val="num" w:pos="0"/>
+        </w:tabs>
+        <w:ind w:start="5760" w:hanging="360"/>
+      </w:pPr>
+      <w:rPr>
+        <w:rFonts w:ascii="Courier New" w:hAnsi="Courier New" w:cs="Courier New" w:hint="default"/>
+      </w:rPr>
+    </w:lvl>
+    <w:lvl w:ilvl="8">
+      <w:start w:val="0"/>
+      <w:numFmt w:val="bullet"/>
+      <w:lvlText w:val=""/>
+      <w:lvlJc w:val="start"/>
+      <w:pPr>
+        <w:tabs>
+          <w:tab w:val="num" w:pos="0"/>
+        </w:tabs>
+        <w:ind w:start="6480" w:hanging="360"/>
+      </w:pPr>
+      <w:rPr>
+        <w:rFonts w:ascii="Wingdings" w:hAnsi="Wingdings" w:cs="Wingdings" w:hint="default"/>
+      </w:rPr>
+    </w:lvl>
+  </w:abstractNum>
+  <w:abstractNum w:abstractNumId="6">
+    <w:lvl w:ilvl="0">
+      <w:numFmt w:val="bullet"/>
+      <w:lvlText w:val=""/>
+      <w:lvlJc w:val="start"/>
+      <w:pPr>
+        <w:tabs>
+          <w:tab w:val="num" w:pos="0"/>
+        </w:tabs>
+        <w:ind w:start="720" w:hanging="360"/>
+      </w:pPr>
+      <w:rPr>
+        <w:rFonts w:ascii="Symbol" w:hAnsi="Symbol" w:cs="Symbol" w:hint="default"/>
+      </w:rPr>
+    </w:lvl>
+    <w:lvl w:ilvl="1">
+      <w:start w:val="0"/>
+      <w:numFmt w:val="bullet"/>
+      <w:lvlText w:val="o"/>
+      <w:lvlJc w:val="start"/>
+      <w:pPr>
+        <w:tabs>
+          <w:tab w:val="num" w:pos="0"/>
+        </w:tabs>
+        <w:ind w:start="1440" w:hanging="360"/>
+      </w:pPr>
+      <w:rPr>
+        <w:rFonts w:ascii="Courier New" w:hAnsi="Courier New" w:cs="Courier New" w:hint="default"/>
+      </w:rPr>
+    </w:lvl>
+    <w:lvl w:ilvl="2">
+      <w:start w:val="0"/>
+      <w:numFmt w:val="bullet"/>
+      <w:lvlText w:val=""/>
+      <w:lvlJc w:val="start"/>
+      <w:pPr>
+        <w:tabs>
+          <w:tab w:val="num" w:pos="0"/>
+        </w:tabs>
+        <w:ind w:start="2160" w:hanging="360"/>
+      </w:pPr>
+      <w:rPr>
+        <w:rFonts w:ascii="Wingdings" w:hAnsi="Wingdings" w:cs="Wingdings" w:hint="default"/>
+      </w:rPr>
+    </w:lvl>
+    <w:lvl w:ilvl="3">
+      <w:start w:val="0"/>
+      <w:numFmt w:val="bullet"/>
+      <w:lvlText w:val=""/>
+      <w:lvlJc w:val="start"/>
+      <w:pPr>
+        <w:tabs>
+          <w:tab w:val="num" w:pos="0"/>
+        </w:tabs>
+        <w:ind w:start="2880" w:hanging="360"/>
+      </w:pPr>
+      <w:rPr>
+        <w:rFonts w:ascii="Symbol" w:hAnsi="Symbol" w:cs="Symbol" w:hint="default"/>
+      </w:rPr>
+    </w:lvl>
+    <w:lvl w:ilvl="4">
+      <w:start w:val="0"/>
+      <w:numFmt w:val="bullet"/>
+      <w:lvlText w:val="o"/>
+      <w:lvlJc w:val="start"/>
+      <w:pPr>
+        <w:tabs>
+          <w:tab w:val="num" w:pos="0"/>
+        </w:tabs>
+        <w:ind w:start="3600" w:hanging="360"/>
+      </w:pPr>
+      <w:rPr>
+        <w:rFonts w:ascii="Courier New" w:hAnsi="Courier New" w:cs="Courier New" w:hint="default"/>
+      </w:rPr>
+    </w:lvl>
+    <w:lvl w:ilvl="5">
+      <w:start w:val="0"/>
+      <w:numFmt w:val="bullet"/>
+      <w:lvlText w:val=""/>
+      <w:lvlJc w:val="start"/>
+      <w:pPr>
+        <w:tabs>
+          <w:tab w:val="num" w:pos="0"/>
+        </w:tabs>
+        <w:ind w:start="4320" w:hanging="360"/>
+      </w:pPr>
+      <w:rPr>
+        <w:rFonts w:ascii="Wingdings" w:hAnsi="Wingdings" w:cs="Wingdings" w:hint="default"/>
+      </w:rPr>
+    </w:lvl>
+    <w:lvl w:ilvl="6">
+      <w:start w:val="0"/>
+      <w:numFmt w:val="bullet"/>
+      <w:lvlText w:val=""/>
+      <w:lvlJc w:val="start"/>
+      <w:pPr>
+        <w:tabs>
+          <w:tab w:val="num" w:pos="0"/>
+        </w:tabs>
+        <w:ind w:start="5040" w:hanging="360"/>
+      </w:pPr>
+      <w:rPr>
+        <w:rFonts w:ascii="Symbol" w:hAnsi="Symbol" w:cs="Symbol" w:hint="default"/>
+      </w:rPr>
+    </w:lvl>
+    <w:lvl w:ilvl="7">
+      <w:start w:val="0"/>
+      <w:numFmt w:val="bullet"/>
+      <w:lvlText w:val="o"/>
+      <w:lvlJc w:val="start"/>
+      <w:pPr>
+        <w:tabs>
+          <w:tab w:val="num" w:pos="0"/>
+        </w:tabs>
+        <w:ind w:start="5760" w:hanging="360"/>
+      </w:pPr>
+      <w:rPr>
+        <w:rFonts w:ascii="Courier New" w:hAnsi="Courier New" w:cs="Courier New" w:hint="default"/>
+      </w:rPr>
+    </w:lvl>
+    <w:lvl w:ilvl="8">
+      <w:start w:val="0"/>
+      <w:numFmt w:val="bullet"/>
+      <w:lvlText w:val=""/>
+      <w:lvlJc w:val="start"/>
+      <w:pPr>
+        <w:tabs>
+          <w:tab w:val="num" w:pos="0"/>
+        </w:tabs>
+        <w:ind w:start="6480" w:hanging="360"/>
+      </w:pPr>
+      <w:rPr>
+        <w:rFonts w:ascii="Wingdings" w:hAnsi="Wingdings" w:cs="Wingdings" w:hint="default"/>
+      </w:rPr>
+    </w:lvl>
+  </w:abstractNum>
+  <w:abstractNum w:abstractNumId="7">
+    <w:lvl w:ilvl="0">
+      <w:numFmt w:val="bullet"/>
+      <w:lvlText w:val=""/>
+      <w:lvlJc w:val="start"/>
+      <w:pPr>
+        <w:tabs>
+          <w:tab w:val="num" w:pos="0"/>
+        </w:tabs>
+        <w:ind w:start="720" w:hanging="360"/>
+      </w:pPr>
+      <w:rPr>
+        <w:rFonts w:ascii="Symbol" w:hAnsi="Symbol" w:cs="Symbol" w:hint="default"/>
+      </w:rPr>
+    </w:lvl>
+    <w:lvl w:ilvl="1">
+      <w:start w:val="0"/>
+      <w:numFmt w:val="bullet"/>
+      <w:lvlText w:val="o"/>
+      <w:lvlJc w:val="start"/>
+      <w:pPr>
+        <w:tabs>
+          <w:tab w:val="num" w:pos="0"/>
+        </w:tabs>
+        <w:ind w:start="1440" w:hanging="360"/>
+      </w:pPr>
+      <w:rPr>
+        <w:rFonts w:ascii="Courier New" w:hAnsi="Courier New" w:cs="Courier New" w:hint="default"/>
+      </w:rPr>
+    </w:lvl>
+    <w:lvl w:ilvl="2">
+      <w:start w:val="0"/>
+      <w:numFmt w:val="bullet"/>
+      <w:lvlText w:val=""/>
+      <w:lvlJc w:val="start"/>
+      <w:pPr>
+        <w:tabs>
+          <w:tab w:val="num" w:pos="0"/>
+        </w:tabs>
+        <w:ind w:start="2160" w:hanging="360"/>
+      </w:pPr>
+      <w:rPr>
+        <w:rFonts w:ascii="Wingdings" w:hAnsi="Wingdings" w:cs="Wingdings" w:hint="default"/>
+      </w:rPr>
+    </w:lvl>
+    <w:lvl w:ilvl="3">
+      <w:start w:val="0"/>
+      <w:numFmt w:val="bullet"/>
+      <w:lvlText w:val=""/>
+      <w:lvlJc w:val="start"/>
+      <w:pPr>
+        <w:tabs>
+          <w:tab w:val="num" w:pos="0"/>
+        </w:tabs>
+        <w:ind w:start="2880" w:hanging="360"/>
+      </w:pPr>
+      <w:rPr>
+        <w:rFonts w:ascii="Symbol" w:hAnsi="Symbol" w:cs="Symbol" w:hint="default"/>
+      </w:rPr>
+    </w:lvl>
+    <w:lvl w:ilvl="4">
+      <w:start w:val="0"/>
+      <w:numFmt w:val="bullet"/>
+      <w:lvlText w:val="o"/>
+      <w:lvlJc w:val="start"/>
+      <w:pPr>
+        <w:tabs>
+          <w:tab w:val="num" w:pos="0"/>
+        </w:tabs>
+        <w:ind w:start="3600" w:hanging="360"/>
+      </w:pPr>
+      <w:rPr>
+        <w:rFonts w:ascii="Courier New" w:hAnsi="Courier New" w:cs="Courier New" w:hint="default"/>
+      </w:rPr>
+    </w:lvl>
+    <w:lvl w:ilvl="5">
+      <w:start w:val="0"/>
+      <w:numFmt w:val="bullet"/>
+      <w:lvlText w:val=""/>
+      <w:lvlJc w:val="start"/>
+      <w:pPr>
+        <w:tabs>
+          <w:tab w:val="num" w:pos="0"/>
+        </w:tabs>
+        <w:ind w:start="4320" w:hanging="360"/>
+      </w:pPr>
+      <w:rPr>
+        <w:rFonts w:ascii="Wingdings" w:hAnsi="Wingdings" w:cs="Wingdings" w:hint="default"/>
+      </w:rPr>
+    </w:lvl>
+    <w:lvl w:ilvl="6">
+      <w:start w:val="0"/>
+      <w:numFmt w:val="bullet"/>
+      <w:lvlText w:val=""/>
+      <w:lvlJc w:val="start"/>
+      <w:pPr>
+        <w:tabs>
+          <w:tab w:val="num" w:pos="0"/>
+        </w:tabs>
+        <w:ind w:start="5040" w:hanging="360"/>
+      </w:pPr>
+      <w:rPr>
+        <w:rFonts w:ascii="Symbol" w:hAnsi="Symbol" w:cs="Symbol" w:hint="default"/>
+      </w:rPr>
+    </w:lvl>
+    <w:lvl w:ilvl="7">
+      <w:start w:val="0"/>
+      <w:numFmt w:val="bullet"/>
+      <w:lvlText w:val="o"/>
+      <w:lvlJc w:val="start"/>
+      <w:pPr>
+        <w:tabs>
+          <w:tab w:val="num" w:pos="0"/>
+        </w:tabs>
+        <w:ind w:start="5760" w:hanging="360"/>
+      </w:pPr>
+      <w:rPr>
+        <w:rFonts w:ascii="Courier New" w:hAnsi="Courier New" w:cs="Courier New" w:hint="default"/>
+      </w:rPr>
+    </w:lvl>
+    <w:lvl w:ilvl="8">
+      <w:start w:val="0"/>
+      <w:numFmt w:val="bullet"/>
+      <w:lvlText w:val=""/>
+      <w:lvlJc w:val="start"/>
+      <w:pPr>
+        <w:tabs>
+          <w:tab w:val="num" w:pos="0"/>
+        </w:tabs>
+        <w:ind w:start="6480" w:hanging="360"/>
+      </w:pPr>
+      <w:rPr>
+        <w:rFonts w:ascii="Wingdings" w:hAnsi="Wingdings" w:cs="Wingdings" w:hint="default"/>
+      </w:rPr>
+    </w:lvl>
+  </w:abstractNum>
+  <w:abstractNum w:abstractNumId="8">
+    <w:lvl w:ilvl="0">
+      <w:numFmt w:val="bullet"/>
+      <w:lvlText w:val=""/>
+      <w:lvlJc w:val="start"/>
+      <w:pPr>
+        <w:tabs>
+          <w:tab w:val="num" w:pos="0"/>
+        </w:tabs>
+        <w:ind w:start="720" w:hanging="360"/>
+      </w:pPr>
+      <w:rPr>
+        <w:rFonts w:ascii="Symbol" w:hAnsi="Symbol" w:cs="Symbol" w:hint="default"/>
+      </w:rPr>
+    </w:lvl>
+    <w:lvl w:ilvl="1">
+      <w:start w:val="0"/>
+      <w:numFmt w:val="bullet"/>
+      <w:lvlText w:val="o"/>
+      <w:lvlJc w:val="start"/>
+      <w:pPr>
+        <w:tabs>
+          <w:tab w:val="num" w:pos="0"/>
+        </w:tabs>
+        <w:ind w:start="1440" w:hanging="360"/>
+      </w:pPr>
+      <w:rPr>
+        <w:rFonts w:ascii="Courier New" w:hAnsi="Courier New" w:cs="Courier New" w:hint="default"/>
+      </w:rPr>
+    </w:lvl>
+    <w:lvl w:ilvl="2">
+      <w:start w:val="0"/>
+      <w:numFmt w:val="bullet"/>
+      <w:lvlText w:val=""/>
+      <w:lvlJc w:val="start"/>
+      <w:pPr>
+        <w:tabs>
+          <w:tab w:val="num" w:pos="0"/>
+        </w:tabs>
+        <w:ind w:start="2160" w:hanging="360"/>
+      </w:pPr>
+      <w:rPr>
+        <w:rFonts w:ascii="Wingdings" w:hAnsi="Wingdings" w:cs="Wingdings" w:hint="default"/>
+      </w:rPr>
+    </w:lvl>
+    <w:lvl w:ilvl="3">
+      <w:start w:val="0"/>
+      <w:numFmt w:val="bullet"/>
+      <w:lvlText w:val=""/>
+      <w:lvlJc w:val="start"/>
+      <w:pPr>
+        <w:tabs>
+          <w:tab w:val="num" w:pos="0"/>
+        </w:tabs>
+        <w:ind w:start="2880" w:hanging="360"/>
+      </w:pPr>
+      <w:rPr>
+        <w:rFonts w:ascii="Symbol" w:hAnsi="Symbol" w:cs="Symbol" w:hint="default"/>
+      </w:rPr>
+    </w:lvl>
+    <w:lvl w:ilvl="4">
+      <w:start w:val="0"/>
+      <w:numFmt w:val="bullet"/>
+      <w:lvlText w:val="o"/>
+      <w:lvlJc w:val="start"/>
+      <w:pPr>
+        <w:tabs>
+          <w:tab w:val="num" w:pos="0"/>
+        </w:tabs>
+        <w:ind w:start="3600" w:hanging="360"/>
+      </w:pPr>
+      <w:rPr>
+        <w:rFonts w:ascii="Courier New" w:hAnsi="Courier New" w:cs="Courier New" w:hint="default"/>
+      </w:rPr>
+    </w:lvl>
+    <w:lvl w:ilvl="5">
+      <w:start w:val="0"/>
+      <w:numFmt w:val="bullet"/>
+      <w:lvlText w:val=""/>
+      <w:lvlJc w:val="start"/>
+      <w:pPr>
+        <w:tabs>
+          <w:tab w:val="num" w:pos="0"/>
+        </w:tabs>
+        <w:ind w:start="4320" w:hanging="360"/>
+      </w:pPr>
+      <w:rPr>
+        <w:rFonts w:ascii="Wingdings" w:hAnsi="Wingdings" w:cs="Wingdings" w:hint="default"/>
+      </w:rPr>
+    </w:lvl>
+    <w:lvl w:ilvl="6">
+      <w:start w:val="0"/>
+      <w:numFmt w:val="bullet"/>
+      <w:lvlText w:val=""/>
+      <w:lvlJc w:val="start"/>
+      <w:pPr>
+        <w:tabs>
+          <w:tab w:val="num" w:pos="0"/>
+        </w:tabs>
+        <w:ind w:start="5040" w:hanging="360"/>
+      </w:pPr>
+      <w:rPr>
+        <w:rFonts w:ascii="Symbol" w:hAnsi="Symbol" w:cs="Symbol" w:hint="default"/>
+      </w:rPr>
+    </w:lvl>
+    <w:lvl w:ilvl="7">
+      <w:start w:val="0"/>
+      <w:numFmt w:val="bullet"/>
+      <w:lvlText w:val="o"/>
+      <w:lvlJc w:val="start"/>
+      <w:pPr>
+        <w:tabs>
+          <w:tab w:val="num" w:pos="0"/>
+        </w:tabs>
+        <w:ind w:start="5760" w:hanging="360"/>
+      </w:pPr>
+      <w:rPr>
+        <w:rFonts w:ascii="Courier New" w:hAnsi="Courier New" w:cs="Courier New" w:hint="default"/>
+      </w:rPr>
+    </w:lvl>
+    <w:lvl w:ilvl="8">
+      <w:start w:val="0"/>
+      <w:numFmt w:val="bullet"/>
+      <w:lvlText w:val=""/>
+      <w:lvlJc w:val="start"/>
+      <w:pPr>
+        <w:tabs>
+          <w:tab w:val="num" w:pos="0"/>
+        </w:tabs>
+        <w:ind w:start="6480" w:hanging="360"/>
+      </w:pPr>
+      <w:rPr>
+        <w:rFonts w:ascii="Wingdings" w:hAnsi="Wingdings" w:cs="Wingdings" w:hint="default"/>
+      </w:rPr>
+    </w:lvl>
+  </w:abstractNum>
+  <w:abstractNum w:abstractNumId="9">
+    <w:lvl w:ilvl="0">
+      <w:numFmt w:val="bullet"/>
+      <w:lvlText w:val=""/>
+      <w:lvlJc w:val="start"/>
+      <w:pPr>
+        <w:tabs>
+          <w:tab w:val="num" w:pos="0"/>
+        </w:tabs>
+        <w:ind w:start="720" w:hanging="360"/>
+      </w:pPr>
+      <w:rPr>
+        <w:rFonts w:ascii="Symbol" w:hAnsi="Symbol" w:cs="Symbol" w:hint="default"/>
+      </w:rPr>
+    </w:lvl>
+    <w:lvl w:ilvl="1">
+      <w:start w:val="0"/>
+      <w:numFmt w:val="bullet"/>
+      <w:lvlText w:val="o"/>
+      <w:lvlJc w:val="start"/>
+      <w:pPr>
+        <w:tabs>
+          <w:tab w:val="num" w:pos="0"/>
+        </w:tabs>
+        <w:ind w:start="1440" w:hanging="360"/>
+      </w:pPr>
+      <w:rPr>
+        <w:rFonts w:ascii="Courier New" w:hAnsi="Courier New" w:cs="Courier New" w:hint="default"/>
+      </w:rPr>
+    </w:lvl>
+    <w:lvl w:ilvl="2">
+      <w:start w:val="0"/>
+      <w:numFmt w:val="bullet"/>
+      <w:lvlText w:val=""/>
+      <w:lvlJc w:val="start"/>
+      <w:pPr>
+        <w:tabs>
+          <w:tab w:val="num" w:pos="0"/>
+        </w:tabs>
+        <w:ind w:start="2160" w:hanging="360"/>
+      </w:pPr>
+      <w:rPr>
+        <w:rFonts w:ascii="Wingdings" w:hAnsi="Wingdings" w:cs="Wingdings" w:hint="default"/>
+      </w:rPr>
+    </w:lvl>
+    <w:lvl w:ilvl="3">
+      <w:start w:val="0"/>
+      <w:numFmt w:val="bullet"/>
+      <w:lvlText w:val=""/>
+      <w:lvlJc w:val="start"/>
+      <w:pPr>
+        <w:tabs>
+          <w:tab w:val="num" w:pos="0"/>
+        </w:tabs>
+        <w:ind w:start="2880" w:hanging="360"/>
+      </w:pPr>
+      <w:rPr>
+        <w:rFonts w:ascii="Symbol" w:hAnsi="Symbol" w:cs="Symbol" w:hint="default"/>
+      </w:rPr>
+    </w:lvl>
+    <w:lvl w:ilvl="4">
+      <w:start w:val="0"/>
+      <w:numFmt w:val="bullet"/>
+      <w:lvlText w:val="o"/>
+      <w:lvlJc w:val="start"/>
+      <w:pPr>
+        <w:tabs>
+          <w:tab w:val="num" w:pos="0"/>
+        </w:tabs>
+        <w:ind w:start="3600" w:hanging="360"/>
+      </w:pPr>
+      <w:rPr>
+        <w:rFonts w:ascii="Courier New" w:hAnsi="Courier New" w:cs="Courier New" w:hint="default"/>
+      </w:rPr>
+    </w:lvl>
+    <w:lvl w:ilvl="5">
+      <w:start w:val="0"/>
+      <w:numFmt w:val="bullet"/>
+      <w:lvlText w:val=""/>
+      <w:lvlJc w:val="start"/>
+      <w:pPr>
+        <w:tabs>
+          <w:tab w:val="num" w:pos="0"/>
+        </w:tabs>
+        <w:ind w:start="4320" w:hanging="360"/>
+      </w:pPr>
+      <w:rPr>
+        <w:rFonts w:ascii="Wingdings" w:hAnsi="Wingdings" w:cs="Wingdings" w:hint="default"/>
+      </w:rPr>
+    </w:lvl>
+    <w:lvl w:ilvl="6">
+      <w:start w:val="0"/>
+      <w:numFmt w:val="bullet"/>
+      <w:lvlText w:val=""/>
+      <w:lvlJc w:val="start"/>
+      <w:pPr>
+        <w:tabs>
+          <w:tab w:val="num" w:pos="0"/>
+        </w:tabs>
+        <w:ind w:start="5040" w:hanging="360"/>
+      </w:pPr>
+      <w:rPr>
+        <w:rFonts w:ascii="Symbol" w:hAnsi="Symbol" w:cs="Symbol" w:hint="default"/>
+      </w:rPr>
+    </w:lvl>
+    <w:lvl w:ilvl="7">
+      <w:start w:val="0"/>
+      <w:numFmt w:val="bullet"/>
+      <w:lvlText w:val="o"/>
+      <w:lvlJc w:val="start"/>
+      <w:pPr>
+        <w:tabs>
+          <w:tab w:val="num" w:pos="0"/>
+        </w:tabs>
+        <w:ind w:start="5760" w:hanging="360"/>
+      </w:pPr>
+      <w:rPr>
+        <w:rFonts w:ascii="Courier New" w:hAnsi="Courier New" w:cs="Courier New" w:hint="default"/>
+      </w:rPr>
+    </w:lvl>
+    <w:lvl w:ilvl="8">
+      <w:start w:val="0"/>
+      <w:numFmt w:val="bullet"/>
+      <w:lvlText w:val=""/>
+      <w:lvlJc w:val="start"/>
+      <w:pPr>
+        <w:tabs>
+          <w:tab w:val="num" w:pos="0"/>
+        </w:tabs>
+        <w:ind w:start="6480" w:hanging="360"/>
+      </w:pPr>
+      <w:rPr>
+        <w:rFonts w:ascii="Wingdings" w:hAnsi="Wingdings" w:cs="Wingdings" w:hint="default"/>
+      </w:rPr>
+    </w:lvl>
+  </w:abstractNum>
+  <w:abstractNum w:abstractNumId="10">
+    <w:lvl w:ilvl="0">
+      <w:numFmt w:val="bullet"/>
+      <w:lvlText w:val=""/>
+      <w:lvlJc w:val="start"/>
+      <w:pPr>
+        <w:tabs>
+          <w:tab w:val="num" w:pos="0"/>
+        </w:tabs>
+        <w:ind w:start="720" w:hanging="360"/>
+      </w:pPr>
+      <w:rPr>
+        <w:rFonts w:ascii="Symbol" w:hAnsi="Symbol" w:cs="Symbol" w:hint="default"/>
+      </w:rPr>
+    </w:lvl>
+    <w:lvl w:ilvl="1">
+      <w:start w:val="0"/>
+      <w:numFmt w:val="bullet"/>
+      <w:lvlText w:val="o"/>
+      <w:lvlJc w:val="start"/>
+      <w:pPr>
+        <w:tabs>
+          <w:tab w:val="num" w:pos="0"/>
+        </w:tabs>
+        <w:ind w:start="1440" w:hanging="360"/>
+      </w:pPr>
+      <w:rPr>
+        <w:rFonts w:ascii="Courier New" w:hAnsi="Courier New" w:cs="Courier New" w:hint="default"/>
+      </w:rPr>
+    </w:lvl>
+    <w:lvl w:ilvl="2">
+      <w:start w:val="0"/>
+      <w:numFmt w:val="bullet"/>
+      <w:lvlText w:val=""/>
+      <w:lvlJc w:val="start"/>
+      <w:pPr>
+        <w:tabs>
+          <w:tab w:val="num" w:pos="0"/>
+        </w:tabs>
+        <w:ind w:start="2160" w:hanging="360"/>
+      </w:pPr>
+      <w:rPr>
+        <w:rFonts w:ascii="Wingdings" w:hAnsi="Wingdings" w:cs="Wingdings" w:hint="default"/>
+      </w:rPr>
+    </w:lvl>
+    <w:lvl w:ilvl="3">
+      <w:start w:val="0"/>
+      <w:numFmt w:val="bullet"/>
+      <w:lvlText w:val=""/>
+      <w:lvlJc w:val="start"/>
+      <w:pPr>
+        <w:tabs>
+          <w:tab w:val="num" w:pos="0"/>
+        </w:tabs>
+        <w:ind w:start="2880" w:hanging="360"/>
+      </w:pPr>
+      <w:rPr>
+        <w:rFonts w:ascii="Symbol" w:hAnsi="Symbol" w:cs="Symbol" w:hint="default"/>
+      </w:rPr>
+    </w:lvl>
+    <w:lvl w:ilvl="4">
+      <w:start w:val="0"/>
+      <w:numFmt w:val="bullet"/>
+      <w:lvlText w:val="o"/>
+      <w:lvlJc w:val="start"/>
+      <w:pPr>
+        <w:tabs>
+          <w:tab w:val="num" w:pos="0"/>
+        </w:tabs>
+        <w:ind w:start="3600" w:hanging="360"/>
+      </w:pPr>
+      <w:rPr>
+        <w:rFonts w:ascii="Courier New" w:hAnsi="Courier New" w:cs="Courier New" w:hint="default"/>
+      </w:rPr>
+    </w:lvl>
+    <w:lvl w:ilvl="5">
+      <w:start w:val="0"/>
+      <w:numFmt w:val="bullet"/>
+      <w:lvlText w:val=""/>
+      <w:lvlJc w:val="start"/>
+      <w:pPr>
+        <w:tabs>
+          <w:tab w:val="num" w:pos="0"/>
+        </w:tabs>
+        <w:ind w:start="4320" w:hanging="360"/>
+      </w:pPr>
+      <w:rPr>
+        <w:rFonts w:ascii="Wingdings" w:hAnsi="Wingdings" w:cs="Wingdings" w:hint="default"/>
+      </w:rPr>
+    </w:lvl>
+    <w:lvl w:ilvl="6">
+      <w:start w:val="0"/>
+      <w:numFmt w:val="bullet"/>
+      <w:lvlText w:val=""/>
+      <w:lvlJc w:val="start"/>
+      <w:pPr>
+        <w:tabs>
+          <w:tab w:val="num" w:pos="0"/>
+        </w:tabs>
+        <w:ind w:start="5040" w:hanging="360"/>
+      </w:pPr>
+      <w:rPr>
+        <w:rFonts w:ascii="Symbol" w:hAnsi="Symbol" w:cs="Symbol" w:hint="default"/>
+      </w:rPr>
+    </w:lvl>
+    <w:lvl w:ilvl="7">
+      <w:start w:val="0"/>
+      <w:numFmt w:val="bullet"/>
+      <w:lvlText w:val="o"/>
+      <w:lvlJc w:val="start"/>
+      <w:pPr>
+        <w:tabs>
+          <w:tab w:val="num" w:pos="0"/>
+        </w:tabs>
+        <w:ind w:start="5760" w:hanging="360"/>
+      </w:pPr>
+      <w:rPr>
+        <w:rFonts w:ascii="Courier New" w:hAnsi="Courier New" w:cs="Courier New" w:hint="default"/>
+      </w:rPr>
+    </w:lvl>
+    <w:lvl w:ilvl="8">
+      <w:start w:val="0"/>
+      <w:numFmt w:val="bullet"/>
+      <w:lvlText w:val=""/>
+      <w:lvlJc w:val="start"/>
+      <w:pPr>
+        <w:tabs>
+          <w:tab w:val="num" w:pos="0"/>
+        </w:tabs>
+        <w:ind w:start="6480" w:hanging="360"/>
+      </w:pPr>
+      <w:rPr>
+        <w:rFonts w:ascii="Wingdings" w:hAnsi="Wingdings" w:cs="Wingdings" w:hint="default"/>
+      </w:rPr>
+    </w:lvl>
+  </w:abstractNum>
+  <w:abstractNum w:abstractNumId="11">
+    <w:lvl w:ilvl="0">
+      <w:numFmt w:val="bullet"/>
+      <w:lvlText w:val=""/>
+      <w:lvlJc w:val="start"/>
+      <w:pPr>
+        <w:tabs>
+          <w:tab w:val="num" w:pos="0"/>
+        </w:tabs>
+        <w:ind w:start="720" w:hanging="360"/>
+      </w:pPr>
+      <w:rPr>
+        <w:rFonts w:ascii="Symbol" w:hAnsi="Symbol" w:cs="Symbol" w:hint="default"/>
+      </w:rPr>
+    </w:lvl>
+    <w:lvl w:ilvl="1">
+      <w:start w:val="0"/>
+      <w:numFmt w:val="bullet"/>
+      <w:lvlText w:val="o"/>
+      <w:lvlJc w:val="start"/>
+      <w:pPr>
+        <w:tabs>
+          <w:tab w:val="num" w:pos="0"/>
+        </w:tabs>
+        <w:ind w:start="1440" w:hanging="360"/>
+      </w:pPr>
+      <w:rPr>
+        <w:rFonts w:ascii="Courier New" w:hAnsi="Courier New" w:cs="Courier New" w:hint="default"/>
+      </w:rPr>
+    </w:lvl>
+    <w:lvl w:ilvl="2">
+      <w:start w:val="0"/>
+      <w:numFmt w:val="bullet"/>
+      <w:lvlText w:val=""/>
+      <w:lvlJc w:val="start"/>
+      <w:pPr>
+        <w:tabs>
+          <w:tab w:val="num" w:pos="0"/>
+        </w:tabs>
+        <w:ind w:start="2160" w:hanging="360"/>
+      </w:pPr>
+      <w:rPr>
+        <w:rFonts w:ascii="Wingdings" w:hAnsi="Wingdings" w:cs="Wingdings" w:hint="default"/>
+      </w:rPr>
+    </w:lvl>
+    <w:lvl w:ilvl="3">
+      <w:start w:val="0"/>
+      <w:numFmt w:val="bullet"/>
+      <w:lvlText w:val=""/>
+      <w:lvlJc w:val="start"/>
+      <w:pPr>
+        <w:tabs>
+          <w:tab w:val="num" w:pos="0"/>
+        </w:tabs>
+        <w:ind w:start="2880" w:hanging="360"/>
+      </w:pPr>
+      <w:rPr>
+        <w:rFonts w:ascii="Symbol" w:hAnsi="Symbol" w:cs="Symbol" w:hint="default"/>
+      </w:rPr>
+    </w:lvl>
+    <w:lvl w:ilvl="4">
+      <w:start w:val="0"/>
+      <w:numFmt w:val="bullet"/>
+      <w:lvlText w:val="o"/>
+      <w:lvlJc w:val="start"/>
+      <w:pPr>
+        <w:tabs>
+          <w:tab w:val="num" w:pos="0"/>
+        </w:tabs>
+        <w:ind w:start="3600" w:hanging="360"/>
+      </w:pPr>
+      <w:rPr>
+        <w:rFonts w:ascii="Courier New" w:hAnsi="Courier New" w:cs="Courier New" w:hint="default"/>
+      </w:rPr>
+    </w:lvl>
+    <w:lvl w:ilvl="5">
+      <w:start w:val="0"/>
+      <w:numFmt w:val="bullet"/>
+      <w:lvlText w:val=""/>
+      <w:lvlJc w:val="start"/>
+      <w:pPr>
+        <w:tabs>
+          <w:tab w:val="num" w:pos="0"/>
+        </w:tabs>
+        <w:ind w:start="4320" w:hanging="360"/>
+      </w:pPr>
+      <w:rPr>
+        <w:rFonts w:ascii="Wingdings" w:hAnsi="Wingdings" w:cs="Wingdings" w:hint="default"/>
+      </w:rPr>
+    </w:lvl>
+    <w:lvl w:ilvl="6">
+      <w:start w:val="0"/>
+      <w:numFmt w:val="bullet"/>
+      <w:lvlText w:val=""/>
+      <w:lvlJc w:val="start"/>
+      <w:pPr>
+        <w:tabs>
+          <w:tab w:val="num" w:pos="0"/>
+        </w:tabs>
+        <w:ind w:start="5040" w:hanging="360"/>
+      </w:pPr>
+      <w:rPr>
+        <w:rFonts w:ascii="Symbol" w:hAnsi="Symbol" w:cs="Symbol" w:hint="default"/>
+      </w:rPr>
+    </w:lvl>
+    <w:lvl w:ilvl="7">
+      <w:start w:val="0"/>
+      <w:numFmt w:val="bullet"/>
+      <w:lvlText w:val="o"/>
+      <w:lvlJc w:val="start"/>
+      <w:pPr>
+        <w:tabs>
+          <w:tab w:val="num" w:pos="0"/>
+        </w:tabs>
+        <w:ind w:start="5760" w:hanging="360"/>
+      </w:pPr>
+      <w:rPr>
+        <w:rFonts w:ascii="Courier New" w:hAnsi="Courier New" w:cs="Courier New" w:hint="default"/>
+      </w:rPr>
+    </w:lvl>
+    <w:lvl w:ilvl="8">
+      <w:start w:val="0"/>
+      <w:numFmt w:val="bullet"/>
+      <w:lvlText w:val=""/>
+      <w:lvlJc w:val="start"/>
+      <w:pPr>
+        <w:tabs>
+          <w:tab w:val="num" w:pos="0"/>
+        </w:tabs>
+        <w:ind w:start="6480" w:hanging="360"/>
+      </w:pPr>
+      <w:rPr>
+        <w:rFonts w:ascii="Wingdings" w:hAnsi="Wingdings" w:cs="Wingdings" w:hint="default"/>
+      </w:rPr>
+    </w:lvl>
+  </w:abstractNum>
+  <w:abstractNum w:abstractNumId="12">
+    <w:lvl w:ilvl="0">
+      <w:numFmt w:val="bullet"/>
+      <w:lvlText w:val=""/>
+      <w:lvlJc w:val="start"/>
+      <w:pPr>
+        <w:tabs>
+          <w:tab w:val="num" w:pos="0"/>
+        </w:tabs>
+        <w:ind w:start="720" w:hanging="360"/>
+      </w:pPr>
+      <w:rPr>
+        <w:rFonts w:ascii="Symbol" w:hAnsi="Symbol" w:cs="Symbol" w:hint="default"/>
+      </w:rPr>
+    </w:lvl>
+    <w:lvl w:ilvl="1">
+      <w:start w:val="0"/>
+      <w:numFmt w:val="bullet"/>
+      <w:lvlText w:val="o"/>
+      <w:lvlJc w:val="start"/>
+      <w:pPr>
+        <w:tabs>
+          <w:tab w:val="num" w:pos="0"/>
+        </w:tabs>
+        <w:ind w:start="1440" w:hanging="360"/>
+      </w:pPr>
+      <w:rPr>
+        <w:rFonts w:ascii="Courier New" w:hAnsi="Courier New" w:cs="Courier New" w:hint="default"/>
+      </w:rPr>
+    </w:lvl>
+    <w:lvl w:ilvl="2">
+      <w:start w:val="0"/>
+      <w:numFmt w:val="bullet"/>
+      <w:lvlText w:val=""/>
+      <w:lvlJc w:val="start"/>
+      <w:pPr>
+        <w:tabs>
+          <w:tab w:val="num" w:pos="0"/>
+        </w:tabs>
+        <w:ind w:start="2160" w:hanging="360"/>
+      </w:pPr>
+      <w:rPr>
+        <w:rFonts w:ascii="Wingdings" w:hAnsi="Wingdings" w:cs="Wingdings" w:hint="default"/>
+      </w:rPr>
+    </w:lvl>
+    <w:lvl w:ilvl="3">
+      <w:start w:val="0"/>
+      <w:numFmt w:val="bullet"/>
+      <w:lvlText w:val=""/>
+      <w:lvlJc w:val="start"/>
+      <w:pPr>
+        <w:tabs>
+          <w:tab w:val="num" w:pos="0"/>
+        </w:tabs>
+        <w:ind w:start="2880" w:hanging="360"/>
+      </w:pPr>
+      <w:rPr>
+        <w:rFonts w:ascii="Symbol" w:hAnsi="Symbol" w:cs="Symbol" w:hint="default"/>
+      </w:rPr>
+    </w:lvl>
+    <w:lvl w:ilvl="4">
+      <w:start w:val="0"/>
+      <w:numFmt w:val="bullet"/>
+      <w:lvlText w:val="o"/>
+      <w:lvlJc w:val="start"/>
+      <w:pPr>
+        <w:tabs>
+          <w:tab w:val="num" w:pos="0"/>
+        </w:tabs>
+        <w:ind w:start="3600" w:hanging="360"/>
+      </w:pPr>
+      <w:rPr>
+        <w:rFonts w:ascii="Courier New" w:hAnsi="Courier New" w:cs="Courier New" w:hint="default"/>
+      </w:rPr>
+    </w:lvl>
+    <w:lvl w:ilvl="5">
+      <w:start w:val="0"/>
+      <w:numFmt w:val="bullet"/>
+      <w:lvlText w:val=""/>
+      <w:lvlJc w:val="start"/>
+      <w:pPr>
+        <w:tabs>
+          <w:tab w:val="num" w:pos="0"/>
+        </w:tabs>
+        <w:ind w:start="4320" w:hanging="360"/>
+      </w:pPr>
+      <w:rPr>
+        <w:rFonts w:ascii="Wingdings" w:hAnsi="Wingdings" w:cs="Wingdings" w:hint="default"/>
+      </w:rPr>
+    </w:lvl>
+    <w:lvl w:ilvl="6">
+      <w:start w:val="0"/>
+      <w:numFmt w:val="bullet"/>
+      <w:lvlText w:val=""/>
+      <w:lvlJc w:val="start"/>
+      <w:pPr>
+        <w:tabs>
+          <w:tab w:val="num" w:pos="0"/>
+        </w:tabs>
+        <w:ind w:start="5040" w:hanging="360"/>
+      </w:pPr>
+      <w:rPr>
+        <w:rFonts w:ascii="Symbol" w:hAnsi="Symbol" w:cs="Symbol" w:hint="default"/>
+      </w:rPr>
+    </w:lvl>
+    <w:lvl w:ilvl="7">
+      <w:start w:val="0"/>
+      <w:numFmt w:val="bullet"/>
+      <w:lvlText w:val="o"/>
+      <w:lvlJc w:val="start"/>
+      <w:pPr>
+        <w:tabs>
+          <w:tab w:val="num" w:pos="0"/>
+        </w:tabs>
+        <w:ind w:start="5760" w:hanging="360"/>
+      </w:pPr>
+      <w:rPr>
+        <w:rFonts w:ascii="Courier New" w:hAnsi="Courier New" w:cs="Courier New" w:hint="default"/>
+      </w:rPr>
+    </w:lvl>
+    <w:lvl w:ilvl="8">
+      <w:start w:val="0"/>
+      <w:numFmt w:val="bullet"/>
+      <w:lvlText w:val=""/>
+      <w:lvlJc w:val="start"/>
+      <w:pPr>
+        <w:tabs>
+          <w:tab w:val="num" w:pos="0"/>
+        </w:tabs>
+        <w:ind w:start="6480" w:hanging="360"/>
+      </w:pPr>
+      <w:rPr>
+        <w:rFonts w:ascii="Wingdings" w:hAnsi="Wingdings" w:cs="Wingdings" w:hint="default"/>
+      </w:rPr>
+    </w:lvl>
+  </w:abstractNum>
+  <w:abstractNum w:abstractNumId="13">
+    <w:lvl w:ilvl="0">
+      <w:numFmt w:val="bullet"/>
+      <w:lvlText w:val=""/>
+      <w:lvlJc w:val="start"/>
+      <w:pPr>
+        <w:tabs>
+          <w:tab w:val="num" w:pos="0"/>
+        </w:tabs>
+        <w:ind w:start="720" w:hanging="360"/>
+      </w:pPr>
+      <w:rPr>
+        <w:rFonts w:ascii="Symbol" w:hAnsi="Symbol" w:cs="Symbol" w:hint="default"/>
+      </w:rPr>
+    </w:lvl>
+    <w:lvl w:ilvl="1">
+      <w:start w:val="0"/>
+      <w:numFmt w:val="bullet"/>
+      <w:lvlText w:val="o"/>
+      <w:lvlJc w:val="start"/>
+      <w:pPr>
+        <w:tabs>
+          <w:tab w:val="num" w:pos="0"/>
+        </w:tabs>
+        <w:ind w:start="1440" w:hanging="360"/>
+      </w:pPr>
+      <w:rPr>
+        <w:rFonts w:ascii="Courier New" w:hAnsi="Courier New" w:cs="Courier New" w:hint="default"/>
+      </w:rPr>
+    </w:lvl>
+    <w:lvl w:ilvl="2">
+      <w:start w:val="0"/>
+      <w:numFmt w:val="bullet"/>
+      <w:lvlText w:val=""/>
+      <w:lvlJc w:val="start"/>
+      <w:pPr>
+        <w:tabs>
+          <w:tab w:val="num" w:pos="0"/>
+        </w:tabs>
+        <w:ind w:start="2160" w:hanging="360"/>
+      </w:pPr>
+      <w:rPr>
+        <w:rFonts w:ascii="Wingdings" w:hAnsi="Wingdings" w:cs="Wingdings" w:hint="default"/>
+      </w:rPr>
+    </w:lvl>
+    <w:lvl w:ilvl="3">
+      <w:start w:val="0"/>
+      <w:numFmt w:val="bullet"/>
+      <w:lvlText w:val=""/>
+      <w:lvlJc w:val="start"/>
+      <w:pPr>
+        <w:tabs>
+          <w:tab w:val="num" w:pos="0"/>
+        </w:tabs>
+        <w:ind w:start="2880" w:hanging="360"/>
+      </w:pPr>
+      <w:rPr>
+        <w:rFonts w:ascii="Symbol" w:hAnsi="Symbol" w:cs="Symbol" w:hint="default"/>
+      </w:rPr>
+    </w:lvl>
+    <w:lvl w:ilvl="4">
+      <w:start w:val="0"/>
+      <w:numFmt w:val="bullet"/>
+      <w:lvlText w:val="o"/>
+      <w:lvlJc w:val="start"/>
+      <w:pPr>
+        <w:tabs>
+          <w:tab w:val="num" w:pos="0"/>
+        </w:tabs>
+        <w:ind w:start="3600" w:hanging="360"/>
+      </w:pPr>
+      <w:rPr>
+        <w:rFonts w:ascii="Courier New" w:hAnsi="Courier New" w:cs="Courier New" w:hint="default"/>
+      </w:rPr>
+    </w:lvl>
+    <w:lvl w:ilvl="5">
+      <w:start w:val="0"/>
+      <w:numFmt w:val="bullet"/>
+      <w:lvlText w:val=""/>
+      <w:lvlJc w:val="start"/>
+      <w:pPr>
+        <w:tabs>
+          <w:tab w:val="num" w:pos="0"/>
+        </w:tabs>
+        <w:ind w:start="4320" w:hanging="360"/>
+      </w:pPr>
+      <w:rPr>
+        <w:rFonts w:ascii="Wingdings" w:hAnsi="Wingdings" w:cs="Wingdings" w:hint="default"/>
+      </w:rPr>
+    </w:lvl>
+    <w:lvl w:ilvl="6">
+      <w:start w:val="0"/>
+      <w:numFmt w:val="bullet"/>
+      <w:lvlText w:val=""/>
+      <w:lvlJc w:val="start"/>
+      <w:pPr>
+        <w:tabs>
+          <w:tab w:val="num" w:pos="0"/>
+        </w:tabs>
+        <w:ind w:start="5040" w:hanging="360"/>
+      </w:pPr>
+      <w:rPr>
+        <w:rFonts w:ascii="Symbol" w:hAnsi="Symbol" w:cs="Symbol" w:hint="default"/>
+      </w:rPr>
+    </w:lvl>
+    <w:lvl w:ilvl="7">
+      <w:start w:val="0"/>
+      <w:numFmt w:val="bullet"/>
+      <w:lvlText w:val="o"/>
+      <w:lvlJc w:val="start"/>
+      <w:pPr>
+        <w:tabs>
+          <w:tab w:val="num" w:pos="0"/>
+        </w:tabs>
+        <w:ind w:start="5760" w:hanging="360"/>
+      </w:pPr>
+      <w:rPr>
+        <w:rFonts w:ascii="Courier New" w:hAnsi="Courier New" w:cs="Courier New" w:hint="default"/>
+      </w:rPr>
+    </w:lvl>
+    <w:lvl w:ilvl="8">
+      <w:start w:val="0"/>
+      <w:numFmt w:val="bullet"/>
+      <w:lvlText w:val=""/>
+      <w:lvlJc w:val="start"/>
+      <w:pPr>
+        <w:tabs>
+          <w:tab w:val="num" w:pos="0"/>
+        </w:tabs>
+        <w:ind w:start="6480" w:hanging="360"/>
+      </w:pPr>
+      <w:rPr>
+        <w:rFonts w:ascii="Wingdings" w:hAnsi="Wingdings" w:cs="Wingdings" w:hint="default"/>
+      </w:rPr>
+    </w:lvl>
+  </w:abstractNum>
+  <w:abstractNum w:abstractNumId="14">
+    <w:lvl w:ilvl="0">
+      <w:start w:val="1"/>
+      <w:numFmt w:val="none"/>
+      <w:suff w:val="nothing"/>
+      <w:lvlText w:val=""/>
+      <w:lvlJc w:val="start"/>
+      <w:pPr>
+        <w:tabs>
+          <w:tab w:val="num" w:pos="0"/>
+        </w:tabs>
+        <w:ind w:start="0" w:hanging="0"/>
+      </w:pPr>
+    </w:lvl>
+    <w:lvl w:ilvl="1">
+      <w:start w:val="1"/>
+      <w:numFmt w:val="none"/>
+      <w:suff w:val="nothing"/>
+      <w:lvlText w:val=""/>
+      <w:lvlJc w:val="start"/>
+      <w:pPr>
+        <w:tabs>
+          <w:tab w:val="num" w:pos="0"/>
+        </w:tabs>
+        <w:ind w:start="0" w:hanging="0"/>
+      </w:pPr>
+    </w:lvl>
+    <w:lvl w:ilvl="2">
+      <w:start w:val="1"/>
+      <w:numFmt w:val="none"/>
+      <w:suff w:val="nothing"/>
+      <w:lvlText w:val=""/>
+      <w:lvlJc w:val="start"/>
+      <w:pPr>
+        <w:tabs>
+          <w:tab w:val="num" w:pos="0"/>
+        </w:tabs>
+        <w:ind w:start="0" w:hanging="0"/>
+      </w:pPr>
+    </w:lvl>
+    <w:lvl w:ilvl="3">
+      <w:start w:val="1"/>
+      <w:numFmt w:val="none"/>
+      <w:suff w:val="nothing"/>
+      <w:lvlText w:val=""/>
+      <w:lvlJc w:val="start"/>
+      <w:pPr>
+        <w:tabs>
+          <w:tab w:val="num" w:pos="0"/>
+        </w:tabs>
+        <w:ind w:start="0" w:hanging="0"/>
+      </w:pPr>
+    </w:lvl>
+    <w:lvl w:ilvl="4">
+      <w:start w:val="1"/>
+      <w:numFmt w:val="none"/>
+      <w:suff w:val="nothing"/>
+      <w:lvlText w:val=""/>
+      <w:lvlJc w:val="start"/>
+      <w:pPr>
+        <w:tabs>
+          <w:tab w:val="num" w:pos="0"/>
+        </w:tabs>
+        <w:ind w:start="0" w:hanging="0"/>
+      </w:pPr>
+    </w:lvl>
+    <w:lvl w:ilvl="5">
+      <w:start w:val="1"/>
+      <w:numFmt w:val="none"/>
+      <w:suff w:val="nothing"/>
+      <w:lvlText w:val=""/>
+      <w:lvlJc w:val="start"/>
+      <w:pPr>
+        <w:tabs>
+          <w:tab w:val="num" w:pos="0"/>
+        </w:tabs>
+        <w:ind w:start="0" w:hanging="0"/>
+      </w:pPr>
+    </w:lvl>
+    <w:lvl w:ilvl="6">
+      <w:start w:val="1"/>
+      <w:numFmt w:val="none"/>
+      <w:suff w:val="nothing"/>
+      <w:lvlText w:val=""/>
+      <w:lvlJc w:val="start"/>
+      <w:pPr>
+        <w:tabs>
+          <w:tab w:val="num" w:pos="0"/>
+        </w:tabs>
+        <w:ind w:start="0" w:hanging="0"/>
+      </w:pPr>
+    </w:lvl>
+    <w:lvl w:ilvl="7">
+      <w:start w:val="1"/>
+      <w:numFmt w:val="none"/>
+      <w:suff w:val="nothing"/>
+      <w:lvlText w:val=""/>
+      <w:lvlJc w:val="start"/>
+      <w:pPr>
+        <w:tabs>
+          <w:tab w:val="num" w:pos="0"/>
+        </w:tabs>
+        <w:ind w:start="0" w:hanging="0"/>
+      </w:pPr>
+    </w:lvl>
+    <w:lvl w:ilvl="8">
+      <w:start w:val="1"/>
+      <w:numFmt w:val="none"/>
+      <w:suff w:val="nothing"/>
+      <w:lvlText w:val=""/>
+      <w:lvlJc w:val="start"/>
+      <w:pPr>
+        <w:tabs>
+          <w:tab w:val="num" w:pos="0"/>
+        </w:tabs>
+        <w:ind w:start="0" w:hanging="0"/>
+      </w:pPr>
+    </w:lvl>
+  </w:abstractNum>
+  <w:num w:numId="1">
     <w:abstractNumId w:val="1"/>
   </w:num>
-  <w:num w:numId="3" w16cid:durableId="1605378168">
-    <w:abstractNumId w:val="1"/>
+  <w:num w:numId="2">
+    <w:abstractNumId w:val="2"/>
   </w:num>
-  <w:num w:numId="4" w16cid:durableId="22942307">
-    <w:abstractNumId w:val="1"/>
+  <w:num w:numId="3">
+    <w:abstractNumId w:val="3"/>
   </w:num>
-  <w:num w:numId="5" w16cid:durableId="2032795657">
-    <w:abstractNumId w:val="1"/>
+  <w:num w:numId="4">
+    <w:abstractNumId w:val="4"/>
   </w:num>
-  <w:num w:numId="6" w16cid:durableId="67000527">
-    <w:abstractNumId w:val="1"/>
+  <w:num w:numId="5">
+    <w:abstractNumId w:val="5"/>
   </w:num>
-  <w:num w:numId="7" w16cid:durableId="2143183098">
-    <w:abstractNumId w:val="1"/>
+  <w:num w:numId="6">
+    <w:abstractNumId w:val="6"/>
   </w:num>
-  <w:num w:numId="8" w16cid:durableId="99688551">
-    <w:abstractNumId w:val="1"/>
+  <w:num w:numId="7">
+    <w:abstractNumId w:val="7"/>
   </w:num>
-  <w:num w:numId="9" w16cid:durableId="1341807838">
-    <w:abstractNumId w:val="1"/>
+  <w:num w:numId="8">
+    <w:abstractNumId w:val="8"/>
   </w:num>
-  <w:num w:numId="10" w16cid:durableId="1914463364">
-    <w:abstractNumId w:val="1"/>
+  <w:num w:numId="9">
+    <w:abstractNumId w:val="9"/>
   </w:num>
-  <w:num w:numId="11" w16cid:durableId="96562672">
-    <w:abstractNumId w:val="1"/>
+  <w:num w:numId="10">
+    <w:abstractNumId w:val="10"/>
   </w:num>
-  <w:num w:numId="12" w16cid:durableId="1862622752">
-    <w:abstractNumId w:val="1"/>
+  <w:num w:numId="11">
+    <w:abstractNumId w:val="11"/>
   </w:num>
-  <w:num w:numId="13" w16cid:durableId="1004286856">
-    <w:abstractNumId w:val="1"/>
+  <w:num w:numId="12">
+    <w:abstractNumId w:val="12"/>
   </w:num>
-  <w:num w:numId="14" w16cid:durableId="619991020">
-    <w:abstractNumId w:val="1"/>
+  <w:num w:numId="13">
+    <w:abstractNumId w:val="13"/>
+  </w:num>
+  <w:num w:numId="14">
+    <w:abstractNumId w:val="14"/>
   </w:num>
 </w:numbering>
 </file>
 
 <file path=word/styles.xml><?xml version="1.0" encoding="utf-8"?>
-<w:styles xmlns:mc="http://schemas.openxmlformats.org/markup-compatibility/2006" xmlns:r="http://schemas.openxmlformats.org/officeDocument/2006/relationships" xmlns:w="http://schemas.openxmlformats.org/wordprocessingml/2006/main" xmlns:w14="http://schemas.microsoft.com/office/word/2010/wordml" xmlns:w15="http://schemas.microsoft.com/office/word/2012/wordml" xmlns:w16cex="http://schemas.microsoft.com/office/word/2018/wordml/cex" xmlns:w16cid="http://schemas.microsoft.com/office/word/2016/wordml/cid" xmlns:w16="http://schemas.microsoft.com/office/word/2018/wordml" xmlns:w16du="http://schemas.microsoft.com/office/word/2023/wordml/word16du" xmlns:w16sdtdh="http://schemas.microsoft.com/office/word/2020/wordml/sdtdatahash" xmlns:w16sdtfl="http://schemas.microsoft.com/office/word/2024/wordml/sdtformatlock" xmlns:w16se="http://schemas.microsoft.com/office/word/2015/wordml/symex" mc:Ignorable="w14 w15 w16se w16cid w16 w16cex w16sdtdh w16sdtfl w16du">
+<w:styles xmlns:w="http://schemas.openxmlformats.org/wordprocessingml/2006/main" xmlns:w14="http://schemas.microsoft.com/office/word/2010/wordml" xmlns:mc="http://schemas.openxmlformats.org/markup-compatibility/2006" mc:Ignorable="w14">
   <w:docDefaults>
     <w:rPrDefault>
       <w:rPr>
-        <w:rFonts w:asciiTheme="minorHAnsi" w:eastAsiaTheme="minorEastAsia" w:hAnsiTheme="minorHAnsi" w:cstheme="minorBidi"/>
+        <w:rFonts w:ascii="Aptos" w:hAnsi="Aptos" w:eastAsia="" w:cs="" w:asciiTheme="minorHAnsi" w:cstheme="minorBidi" w:eastAsiaTheme="minorEastAsia" w:hAnsiTheme="minorHAnsi"/>
         <w:sz w:val="24"/>
         <w:szCs w:val="24"/>
         <w:lang w:val="fr-FR" w:eastAsia="zh-CN" w:bidi="ar-SA"/>
@@ -2414,7 +4971,7 @@
     </w:rPrDefault>
     <w:pPrDefault>
       <w:pPr>
-        <w:spacing w:after="200"/>
+        <w:suppressAutoHyphens w:val="true"/>
       </w:pPr>
     </w:pPrDefault>
   </w:docDefaults>
@@ -2656,34 +5213,40 @@
     <w:lsdException w:name="List Table 5 Dark Accent 6" w:uiPriority="50"/>
     <w:lsdException w:name="List Table 6 Colorful Accent 6" w:uiPriority="51"/>
     <w:lsdException w:name="List Table 7 Colorful Accent 6" w:uiPriority="52"/>
-    <w:lsdException w:name="Mention" w:semiHidden="1" w:uiPriority="99" w:unhideWhenUsed="1"/>
-    <w:lsdException w:name="Smart Hyperlink" w:semiHidden="1" w:uiPriority="99" w:unhideWhenUsed="1"/>
-    <w:lsdException w:name="Hashtag" w:semiHidden="1" w:uiPriority="99" w:unhideWhenUsed="1"/>
-    <w:lsdException w:name="Unresolved Mention" w:semiHidden="1" w:uiPriority="99" w:unhideWhenUsed="1"/>
-    <w:lsdException w:name="Smart Link" w:semiHidden="1" w:uiPriority="99" w:unhideWhenUsed="1"/>
+    <w:lsdException w:name="Mention" w:uiPriority="99" w:semiHidden="1" w:unhideWhenUsed="1"/>
+    <w:lsdException w:name="Smart Hyperlink" w:uiPriority="99" w:semiHidden="1" w:unhideWhenUsed="1"/>
+    <w:lsdException w:name="Hashtag" w:uiPriority="99" w:semiHidden="1" w:unhideWhenUsed="1"/>
+    <w:lsdException w:name="Unresolved Mention" w:uiPriority="99" w:semiHidden="1" w:unhideWhenUsed="1"/>
+    <w:lsdException w:name="Smart Link" w:uiPriority="99" w:semiHidden="1" w:unhideWhenUsed="1"/>
   </w:latentStyles>
-  <w:style w:type="paragraph" w:default="1" w:styleId="Normal">
+  <w:style w:type="paragraph" w:styleId="Normal" w:default="1">
     <w:name w:val="Normal"/>
     <w:qFormat/>
     <w:pPr>
-      <w:spacing w:after="120" w:line="276" w:lineRule="auto"/>
+      <w:widowControl/>
+      <w:bidi w:val="0"/>
+      <w:spacing w:lineRule="auto" w:line="276" w:before="0" w:after="120"/>
+      <w:jc w:val="start"/>
     </w:pPr>
     <w:rPr>
-      <w:rFonts w:ascii="Marianne" w:hAnsi="Marianne"/>
+      <w:rFonts w:ascii="Marianne" w:hAnsi="Marianne" w:eastAsia="" w:cs=""/>
       <w:color w:val="1A1A1A"/>
+      <w:kern w:val="0"/>
       <w:sz w:val="22"/>
-    </w:rPr>
-  </w:style>
-  <w:style w:type="paragraph" w:styleId="Titre1">
+      <w:szCs w:val="24"/>
+      <w:lang w:val="fr-FR" w:eastAsia="zh-CN" w:bidi="ar-SA"/>
+    </w:rPr>
+  </w:style>
+  <w:style w:type="paragraph" w:styleId="Heading1">
     <w:name w:val="heading 1"/>
     <w:basedOn w:val="Normal"/>
-    <w:next w:val="Corpsdetexte"/>
+    <w:next w:val="BodyText"/>
     <w:link w:val="Titre1Car"/>
     <w:uiPriority w:val="9"/>
     <w:qFormat/>
-    <w:rsid w:val="00A10FD9"/>
+    <w:rsid w:val="00a10fd9"/>
     <w:pPr>
-      <w:keepNext/>
+      <w:keepNext w:val="true"/>
       <w:keepLines/>
       <w:pBdr>
         <w:bottom w:val="single" w:sz="12" w:space="4" w:color="000091"/>
@@ -2692,202 +5255,1042 @@
       <w:outlineLvl w:val="0"/>
     </w:pPr>
     <w:rPr>
-      <w:rFonts w:asciiTheme="majorHAnsi" w:eastAsiaTheme="majorEastAsia" w:hAnsiTheme="majorHAnsi" w:cstheme="majorBidi"/>
+      <w:rFonts w:ascii="Aptos Display" w:hAnsi="Aptos Display" w:eastAsia="" w:cs="" w:asciiTheme="majorHAnsi" w:cstheme="majorBidi" w:eastAsiaTheme="majorEastAsia" w:hAnsiTheme="majorHAnsi"/>
       <w:b/>
       <w:color w:val="000091"/>
       <w:sz w:val="36"/>
       <w:szCs w:val="40"/>
     </w:rPr>
   </w:style>
-  <w:style w:type="paragraph" w:styleId="Titre2">
+  <w:style w:type="paragraph" w:styleId="Heading2">
     <w:name w:val="heading 2"/>
     <w:basedOn w:val="Normal"/>
-    <w:next w:val="Corpsdetexte"/>
+    <w:next w:val="BodyText"/>
     <w:link w:val="Titre2Car"/>
     <w:uiPriority w:val="9"/>
     <w:semiHidden/>
     <w:unhideWhenUsed/>
     <w:qFormat/>
-    <w:rsid w:val="00A10FD9"/>
+    <w:rsid w:val="00a10fd9"/>
     <w:pPr>
-      <w:keepNext/>
+      <w:keepNext w:val="true"/>
       <w:keepLines/>
       <w:spacing w:before="160" w:after="80"/>
       <w:outlineLvl w:val="1"/>
     </w:pPr>
     <w:rPr>
-      <w:rFonts w:asciiTheme="majorHAnsi" w:eastAsiaTheme="majorEastAsia" w:hAnsiTheme="majorHAnsi" w:cstheme="majorBidi"/>
+      <w:rFonts w:ascii="Aptos Display" w:hAnsi="Aptos Display" w:eastAsia="" w:cs="" w:asciiTheme="majorHAnsi" w:cstheme="majorBidi" w:eastAsiaTheme="majorEastAsia" w:hAnsiTheme="majorHAnsi"/>
       <w:b/>
       <w:color w:val="000091"/>
       <w:sz w:val="28"/>
       <w:szCs w:val="32"/>
     </w:rPr>
   </w:style>
-  <w:style w:type="paragraph" w:styleId="Titre3">
+  <w:style w:type="paragraph" w:styleId="Heading3">
     <w:name w:val="heading 3"/>
     <w:basedOn w:val="Normal"/>
-    <w:next w:val="Corpsdetexte"/>
+    <w:next w:val="BodyText"/>
     <w:link w:val="Titre3Car"/>
     <w:uiPriority w:val="9"/>
     <w:semiHidden/>
     <w:unhideWhenUsed/>
     <w:qFormat/>
-    <w:rsid w:val="00A10FD9"/>
+    <w:rsid w:val="00a10fd9"/>
     <w:pPr>
-      <w:keepNext/>
+      <w:keepNext w:val="true"/>
       <w:keepLines/>
       <w:spacing w:before="160" w:after="80"/>
       <w:outlineLvl w:val="2"/>
     </w:pPr>
     <w:rPr>
-      <w:rFonts w:eastAsiaTheme="majorEastAsia" w:cstheme="majorBidi"/>
+      <w:rFonts w:eastAsia="" w:cs="" w:cstheme="majorBidi" w:eastAsiaTheme="majorEastAsia"/>
       <w:b/>
       <w:color w:val="000091"/>
       <w:sz w:val="24"/>
       <w:szCs w:val="28"/>
     </w:rPr>
   </w:style>
-  <w:style w:type="paragraph" w:styleId="Titre4">
+  <w:style w:type="paragraph" w:styleId="Heading4">
     <w:name w:val="heading 4"/>
     <w:basedOn w:val="Normal"/>
-    <w:next w:val="Corpsdetexte"/>
+    <w:next w:val="BodyText"/>
     <w:link w:val="Titre4Car"/>
     <w:uiPriority w:val="9"/>
     <w:semiHidden/>
     <w:unhideWhenUsed/>
     <w:qFormat/>
-    <w:rsid w:val="00A10FD9"/>
+    <w:rsid w:val="00a10fd9"/>
     <w:pPr>
-      <w:keepNext/>
+      <w:keepNext w:val="true"/>
       <w:keepLines/>
       <w:spacing w:before="80" w:after="40"/>
       <w:outlineLvl w:val="3"/>
     </w:pPr>
     <w:rPr>
-      <w:rFonts w:eastAsiaTheme="majorEastAsia" w:cstheme="majorBidi"/>
+      <w:rFonts w:eastAsia="" w:cs="" w:cstheme="majorBidi" w:eastAsiaTheme="majorEastAsia"/>
       <w:b/>
       <w:i/>
       <w:iCs/>
       <w:color w:val="000091"/>
     </w:rPr>
   </w:style>
-  <w:style w:type="paragraph" w:styleId="Titre5">
+  <w:style w:type="paragraph" w:styleId="Heading5">
     <w:name w:val="heading 5"/>
     <w:basedOn w:val="Normal"/>
-    <w:next w:val="Corpsdetexte"/>
+    <w:next w:val="BodyText"/>
     <w:link w:val="Titre5Car"/>
     <w:uiPriority w:val="9"/>
     <w:semiHidden/>
     <w:unhideWhenUsed/>
     <w:qFormat/>
-    <w:rsid w:val="00A10FD9"/>
+    <w:rsid w:val="00a10fd9"/>
     <w:pPr>
-      <w:keepNext/>
+      <w:keepNext w:val="true"/>
       <w:keepLines/>
       <w:spacing w:before="80" w:after="40"/>
       <w:outlineLvl w:val="4"/>
     </w:pPr>
     <w:rPr>
-      <w:rFonts w:eastAsiaTheme="majorEastAsia" w:cstheme="majorBidi"/>
+      <w:rFonts w:eastAsia="" w:cs="" w:cstheme="majorBidi" w:eastAsiaTheme="majorEastAsia"/>
       <w:b/>
       <w:color w:val="000091"/>
       <w:sz w:val="20"/>
     </w:rPr>
   </w:style>
-  <w:style w:type="paragraph" w:styleId="Titre6">
+  <w:style w:type="paragraph" w:styleId="Heading6">
     <w:name w:val="heading 6"/>
     <w:basedOn w:val="Normal"/>
-    <w:next w:val="Corpsdetexte"/>
+    <w:next w:val="BodyText"/>
     <w:link w:val="Titre6Car"/>
     <w:uiPriority w:val="9"/>
     <w:semiHidden/>
     <w:unhideWhenUsed/>
     <w:qFormat/>
-    <w:rsid w:val="00A10FD9"/>
+    <w:rsid w:val="00a10fd9"/>
     <w:pPr>
-      <w:keepNext/>
+      <w:keepNext w:val="true"/>
       <w:keepLines/>
       <w:spacing w:before="40" w:after="0"/>
       <w:outlineLvl w:val="5"/>
     </w:pPr>
     <w:rPr>
-      <w:rFonts w:eastAsiaTheme="majorEastAsia" w:cstheme="majorBidi"/>
+      <w:rFonts w:eastAsia="" w:cs="" w:cstheme="majorBidi" w:eastAsiaTheme="majorEastAsia"/>
       <w:i/>
       <w:iCs/>
       <w:color w:val="000091"/>
       <w:sz w:val="20"/>
     </w:rPr>
   </w:style>
-  <w:style w:type="paragraph" w:styleId="Titre7">
+  <w:style w:type="paragraph" w:styleId="Heading7">
     <w:name w:val="heading 7"/>
     <w:basedOn w:val="Normal"/>
-    <w:next w:val="Corpsdetexte"/>
+    <w:next w:val="BodyText"/>
     <w:link w:val="Titre7Car"/>
     <w:uiPriority w:val="9"/>
     <w:semiHidden/>
     <w:unhideWhenUsed/>
     <w:qFormat/>
-    <w:rsid w:val="00A10FD9"/>
+    <w:rsid w:val="00a10fd9"/>
     <w:pPr>
-      <w:keepNext/>
+      <w:keepNext w:val="true"/>
       <w:keepLines/>
       <w:spacing w:before="40" w:after="0"/>
       <w:outlineLvl w:val="6"/>
     </w:pPr>
     <w:rPr>
-      <w:rFonts w:eastAsiaTheme="majorEastAsia" w:cstheme="majorBidi"/>
-      <w:color w:val="595959" w:themeColor="text1" w:themeTint="A6"/>
-    </w:rPr>
-  </w:style>
-  <w:style w:type="paragraph" w:styleId="Titre8">
+      <w:rFonts w:eastAsia="" w:cs="" w:cstheme="majorBidi" w:eastAsiaTheme="majorEastAsia"/>
+      <w:color w:themeColor="text1" w:themeTint="a6" w:val="595959"/>
+    </w:rPr>
+  </w:style>
+  <w:style w:type="paragraph" w:styleId="Heading8">
     <w:name w:val="heading 8"/>
     <w:basedOn w:val="Normal"/>
-    <w:next w:val="Corpsdetexte"/>
+    <w:next w:val="BodyText"/>
     <w:link w:val="Titre8Car"/>
     <w:uiPriority w:val="9"/>
     <w:semiHidden/>
     <w:unhideWhenUsed/>
     <w:qFormat/>
-    <w:rsid w:val="00A10FD9"/>
+    <w:rsid w:val="00a10fd9"/>
     <w:pPr>
-      <w:keepNext/>
+      <w:keepNext w:val="true"/>
       <w:keepLines/>
-      <w:spacing w:after="0"/>
+      <w:spacing w:before="0" w:after="0"/>
       <w:outlineLvl w:val="7"/>
     </w:pPr>
     <w:rPr>
-      <w:rFonts w:eastAsiaTheme="majorEastAsia" w:cstheme="majorBidi"/>
+      <w:rFonts w:eastAsia="" w:cs="" w:cstheme="majorBidi" w:eastAsiaTheme="majorEastAsia"/>
       <w:i/>
       <w:iCs/>
-      <w:color w:val="272727" w:themeColor="text1" w:themeTint="D8"/>
-    </w:rPr>
-  </w:style>
-  <w:style w:type="paragraph" w:styleId="Titre9">
+      <w:color w:themeColor="text1" w:themeTint="d8" w:val="272727"/>
+    </w:rPr>
+  </w:style>
+  <w:style w:type="paragraph" w:styleId="Heading9">
     <w:name w:val="heading 9"/>
     <w:basedOn w:val="Normal"/>
-    <w:next w:val="Corpsdetexte"/>
+    <w:next w:val="BodyText"/>
     <w:link w:val="Titre9Car"/>
     <w:uiPriority w:val="9"/>
     <w:semiHidden/>
     <w:unhideWhenUsed/>
     <w:qFormat/>
-    <w:rsid w:val="00A10FD9"/>
+    <w:rsid w:val="00a10fd9"/>
     <w:pPr>
-      <w:keepNext/>
+      <w:keepNext w:val="true"/>
       <w:keepLines/>
-      <w:spacing w:after="0"/>
+      <w:spacing w:before="0" w:after="0"/>
       <w:outlineLvl w:val="8"/>
     </w:pPr>
     <w:rPr>
-      <w:rFonts w:eastAsiaTheme="majorEastAsia" w:cstheme="majorBidi"/>
-      <w:color w:val="272727" w:themeColor="text1" w:themeTint="D8"/>
-    </w:rPr>
-  </w:style>
-  <w:style w:type="character" w:default="1" w:styleId="Policepardfaut">
+      <w:rFonts w:eastAsia="" w:cs="" w:cstheme="majorBidi" w:eastAsiaTheme="majorEastAsia"/>
+      <w:color w:themeColor="text1" w:themeTint="d8" w:val="272727"/>
+    </w:rPr>
+  </w:style>
+  <w:style w:type="character" w:styleId="DefaultParagraphFont" w:default="1">
     <w:name w:val="Default Paragraph Font"/>
     <w:uiPriority w:val="1"/>
     <w:semiHidden/>
     <w:unhideWhenUsed/>
+    <w:qFormat/>
+    <w:rPr/>
+  </w:style>
+  <w:style w:type="character" w:styleId="TitreCar" w:customStyle="1">
+    <w:name w:val="Titre Car"/>
+    <w:basedOn w:val="DefaultParagraphFont"/>
+    <w:link w:val="Title"/>
+    <w:uiPriority w:val="10"/>
+    <w:qFormat/>
+    <w:rsid w:val="00a10fd9"/>
+    <w:rPr>
+      <w:rFonts w:ascii="Aptos Display" w:hAnsi="Aptos Display" w:eastAsia="" w:cs="" w:asciiTheme="majorHAnsi" w:cstheme="majorBidi" w:eastAsiaTheme="majorEastAsia" w:hAnsiTheme="majorHAnsi"/>
+      <w:sz w:val="56"/>
+      <w:szCs w:val="56"/>
+    </w:rPr>
+  </w:style>
+  <w:style w:type="character" w:styleId="Sous-titreCar" w:customStyle="1">
+    <w:name w:val="Sous-titre Car"/>
+    <w:basedOn w:val="DefaultParagraphFont"/>
+    <w:link w:val="Subtitle"/>
+    <w:uiPriority w:val="11"/>
+    <w:qFormat/>
+    <w:rsid w:val="00a10fd9"/>
+    <w:rPr>
+      <w:rFonts w:eastAsia="" w:cs="" w:cstheme="majorBidi" w:eastAsiaTheme="majorEastAsia"/>
+      <w:color w:themeColor="text1" w:themeTint="a6" w:val="595959"/>
+      <w:spacing w:val="15"/>
+      <w:sz w:val="28"/>
+      <w:szCs w:val="28"/>
+    </w:rPr>
+  </w:style>
+  <w:style w:type="character" w:styleId="Titre1Car" w:customStyle="1">
+    <w:name w:val="Titre 1 Car"/>
+    <w:basedOn w:val="DefaultParagraphFont"/>
+    <w:link w:val="Heading1"/>
+    <w:uiPriority w:val="9"/>
+    <w:qFormat/>
+    <w:rsid w:val="00a10fd9"/>
+    <w:rPr>
+      <w:rFonts w:ascii="Aptos Display" w:hAnsi="Aptos Display" w:eastAsia="" w:cs="" w:asciiTheme="majorHAnsi" w:cstheme="majorBidi" w:eastAsiaTheme="majorEastAsia" w:hAnsiTheme="majorHAnsi"/>
+      <w:color w:themeColor="accent1" w:themeShade="bf" w:val="0F4761"/>
+      <w:sz w:val="40"/>
+      <w:szCs w:val="40"/>
+    </w:rPr>
+  </w:style>
+  <w:style w:type="character" w:styleId="Titre2Car" w:customStyle="1">
+    <w:name w:val="Titre 2 Car"/>
+    <w:basedOn w:val="DefaultParagraphFont"/>
+    <w:link w:val="Heading2"/>
+    <w:uiPriority w:val="9"/>
+    <w:semiHidden/>
+    <w:qFormat/>
+    <w:rsid w:val="00a10fd9"/>
+    <w:rPr>
+      <w:rFonts w:ascii="Aptos Display" w:hAnsi="Aptos Display" w:eastAsia="" w:cs="" w:asciiTheme="majorHAnsi" w:cstheme="majorBidi" w:eastAsiaTheme="majorEastAsia" w:hAnsiTheme="majorHAnsi"/>
+      <w:color w:themeColor="accent1" w:themeShade="bf" w:val="0F4761"/>
+      <w:sz w:val="32"/>
+      <w:szCs w:val="32"/>
+    </w:rPr>
+  </w:style>
+  <w:style w:type="character" w:styleId="Titre3Car" w:customStyle="1">
+    <w:name w:val="Titre 3 Car"/>
+    <w:basedOn w:val="DefaultParagraphFont"/>
+    <w:link w:val="Heading3"/>
+    <w:uiPriority w:val="9"/>
+    <w:semiHidden/>
+    <w:qFormat/>
+    <w:rsid w:val="00a10fd9"/>
+    <w:rPr>
+      <w:rFonts w:eastAsia="" w:cs="" w:cstheme="majorBidi" w:eastAsiaTheme="majorEastAsia"/>
+      <w:color w:themeColor="accent1" w:themeShade="bf" w:val="0F4761"/>
+      <w:sz w:val="28"/>
+      <w:szCs w:val="28"/>
+    </w:rPr>
+  </w:style>
+  <w:style w:type="character" w:styleId="Titre4Car" w:customStyle="1">
+    <w:name w:val="Titre 4 Car"/>
+    <w:basedOn w:val="DefaultParagraphFont"/>
+    <w:link w:val="Heading4"/>
+    <w:uiPriority w:val="9"/>
+    <w:semiHidden/>
+    <w:qFormat/>
+    <w:rsid w:val="00a10fd9"/>
+    <w:rPr>
+      <w:rFonts w:eastAsia="" w:cs="" w:cstheme="majorBidi" w:eastAsiaTheme="majorEastAsia"/>
+      <w:i/>
+      <w:iCs/>
+      <w:color w:themeColor="accent1" w:themeShade="bf" w:val="0F4761"/>
+    </w:rPr>
+  </w:style>
+  <w:style w:type="character" w:styleId="Titre5Car" w:customStyle="1">
+    <w:name w:val="Titre 5 Car"/>
+    <w:basedOn w:val="DefaultParagraphFont"/>
+    <w:link w:val="Heading5"/>
+    <w:uiPriority w:val="9"/>
+    <w:semiHidden/>
+    <w:qFormat/>
+    <w:rsid w:val="00a10fd9"/>
+    <w:rPr>
+      <w:rFonts w:eastAsia="" w:cs="" w:cstheme="majorBidi" w:eastAsiaTheme="majorEastAsia"/>
+      <w:color w:themeColor="accent1" w:themeShade="bf" w:val="0F4761"/>
+    </w:rPr>
+  </w:style>
+  <w:style w:type="character" w:styleId="Titre6Car" w:customStyle="1">
+    <w:name w:val="Titre 6 Car"/>
+    <w:basedOn w:val="DefaultParagraphFont"/>
+    <w:link w:val="Heading6"/>
+    <w:uiPriority w:val="9"/>
+    <w:semiHidden/>
+    <w:qFormat/>
+    <w:rsid w:val="00a10fd9"/>
+    <w:rPr>
+      <w:rFonts w:eastAsia="" w:cs="" w:cstheme="majorBidi" w:eastAsiaTheme="majorEastAsia"/>
+      <w:i/>
+      <w:iCs/>
+      <w:color w:themeColor="text1" w:themeTint="a6" w:val="595959"/>
+    </w:rPr>
+  </w:style>
+  <w:style w:type="character" w:styleId="Titre7Car" w:customStyle="1">
+    <w:name w:val="Titre 7 Car"/>
+    <w:basedOn w:val="DefaultParagraphFont"/>
+    <w:link w:val="Heading7"/>
+    <w:uiPriority w:val="9"/>
+    <w:semiHidden/>
+    <w:qFormat/>
+    <w:rsid w:val="00a10fd9"/>
+    <w:rPr>
+      <w:rFonts w:eastAsia="" w:cs="" w:cstheme="majorBidi" w:eastAsiaTheme="majorEastAsia"/>
+      <w:color w:themeColor="text1" w:themeTint="a6" w:val="595959"/>
+    </w:rPr>
+  </w:style>
+  <w:style w:type="character" w:styleId="Titre8Car" w:customStyle="1">
+    <w:name w:val="Titre 8 Car"/>
+    <w:basedOn w:val="DefaultParagraphFont"/>
+    <w:link w:val="Heading8"/>
+    <w:uiPriority w:val="9"/>
+    <w:semiHidden/>
+    <w:qFormat/>
+    <w:rsid w:val="00a10fd9"/>
+    <w:rPr>
+      <w:rFonts w:eastAsia="" w:cs="" w:cstheme="majorBidi" w:eastAsiaTheme="majorEastAsia"/>
+      <w:i/>
+      <w:iCs/>
+      <w:color w:themeColor="text1" w:themeTint="d8" w:val="272727"/>
+    </w:rPr>
+  </w:style>
+  <w:style w:type="character" w:styleId="Titre9Car" w:customStyle="1">
+    <w:name w:val="Titre 9 Car"/>
+    <w:basedOn w:val="DefaultParagraphFont"/>
+    <w:link w:val="Heading9"/>
+    <w:uiPriority w:val="9"/>
+    <w:semiHidden/>
+    <w:qFormat/>
+    <w:rsid w:val="00a10fd9"/>
+    <w:rPr>
+      <w:rFonts w:eastAsia="" w:cs="" w:cstheme="majorBidi" w:eastAsiaTheme="majorEastAsia"/>
+      <w:color w:themeColor="text1" w:themeTint="d8" w:val="272727"/>
+    </w:rPr>
+  </w:style>
+  <w:style w:type="character" w:styleId="LgendeCar" w:customStyle="1">
+    <w:name w:val="Légende Car"/>
+    <w:basedOn w:val="DefaultParagraphFont"/>
+    <w:link w:val="Caption"/>
+    <w:qFormat/>
+    <w:rPr/>
+  </w:style>
+  <w:style w:type="character" w:styleId="VerbatimChar" w:customStyle="1">
+    <w:name w:val="Verbatim Char"/>
+    <w:basedOn w:val="LgendeCar"/>
+    <w:link w:val="SourceCode"/>
+    <w:qFormat/>
+    <w:rPr>
+      <w:rFonts w:ascii="Consolas" w:hAnsi="Consolas"/>
+      <w:sz w:val="22"/>
+    </w:rPr>
+  </w:style>
+  <w:style w:type="character" w:styleId="SectionNumber" w:customStyle="1">
+    <w:name w:val="Section Number"/>
+    <w:basedOn w:val="LgendeCar"/>
+    <w:qFormat/>
+    <w:rPr/>
+  </w:style>
+  <w:style w:type="character" w:styleId="FootnoteCharacters">
+    <w:name w:val="Footnote Characters"/>
+    <w:basedOn w:val="LgendeCar"/>
+    <w:qFormat/>
+    <w:rPr>
+      <w:vertAlign w:val="superscript"/>
+    </w:rPr>
+  </w:style>
+  <w:style w:type="character" w:styleId="FootnoteReference">
+    <w:name w:val="footnote reference"/>
+    <w:rPr>
+      <w:vertAlign w:val="superscript"/>
+    </w:rPr>
+  </w:style>
+  <w:style w:type="character" w:styleId="Hyperlink">
+    <w:name w:val="Hyperlink"/>
+    <w:basedOn w:val="LgendeCar"/>
+    <w:rPr>
+      <w:color w:themeColor="accent1" w:val="156082"/>
+    </w:rPr>
+  </w:style>
+  <w:style w:type="character" w:styleId="KeywordTok" w:customStyle="1">
+    <w:name w:val="KeywordTok"/>
+    <w:basedOn w:val="VerbatimChar"/>
+    <w:qFormat/>
+    <w:rPr>
+      <w:rFonts w:ascii="Consolas" w:hAnsi="Consolas"/>
+      <w:b/>
+      <w:color w:val="007020"/>
+      <w:sz w:val="22"/>
+    </w:rPr>
+  </w:style>
+  <w:style w:type="character" w:styleId="DataTypeTok" w:customStyle="1">
+    <w:name w:val="DataTypeTok"/>
+    <w:basedOn w:val="VerbatimChar"/>
+    <w:qFormat/>
+    <w:rPr>
+      <w:rFonts w:ascii="Consolas" w:hAnsi="Consolas"/>
+      <w:color w:val="902000"/>
+      <w:sz w:val="22"/>
+    </w:rPr>
+  </w:style>
+  <w:style w:type="character" w:styleId="DecValTok" w:customStyle="1">
+    <w:name w:val="DecValTok"/>
+    <w:basedOn w:val="VerbatimChar"/>
+    <w:qFormat/>
+    <w:rPr>
+      <w:rFonts w:ascii="Consolas" w:hAnsi="Consolas"/>
+      <w:color w:val="40A070"/>
+      <w:sz w:val="22"/>
+    </w:rPr>
+  </w:style>
+  <w:style w:type="character" w:styleId="BaseNTok" w:customStyle="1">
+    <w:name w:val="BaseNTok"/>
+    <w:basedOn w:val="VerbatimChar"/>
+    <w:qFormat/>
+    <w:rPr>
+      <w:rFonts w:ascii="Consolas" w:hAnsi="Consolas"/>
+      <w:color w:val="40A070"/>
+      <w:sz w:val="22"/>
+    </w:rPr>
+  </w:style>
+  <w:style w:type="character" w:styleId="FloatTok" w:customStyle="1">
+    <w:name w:val="FloatTok"/>
+    <w:basedOn w:val="VerbatimChar"/>
+    <w:qFormat/>
+    <w:rPr>
+      <w:rFonts w:ascii="Consolas" w:hAnsi="Consolas"/>
+      <w:color w:val="40A070"/>
+      <w:sz w:val="22"/>
+    </w:rPr>
+  </w:style>
+  <w:style w:type="character" w:styleId="ConstantTok" w:customStyle="1">
+    <w:name w:val="ConstantTok"/>
+    <w:basedOn w:val="VerbatimChar"/>
+    <w:qFormat/>
+    <w:rPr>
+      <w:rFonts w:ascii="Consolas" w:hAnsi="Consolas"/>
+      <w:color w:val="880000"/>
+      <w:sz w:val="22"/>
+    </w:rPr>
+  </w:style>
+  <w:style w:type="character" w:styleId="CharTok" w:customStyle="1">
+    <w:name w:val="CharTok"/>
+    <w:basedOn w:val="VerbatimChar"/>
+    <w:qFormat/>
+    <w:rPr>
+      <w:rFonts w:ascii="Consolas" w:hAnsi="Consolas"/>
+      <w:color w:val="4070A0"/>
+      <w:sz w:val="22"/>
+    </w:rPr>
+  </w:style>
+  <w:style w:type="character" w:styleId="SpecialCharTok" w:customStyle="1">
+    <w:name w:val="SpecialCharTok"/>
+    <w:basedOn w:val="VerbatimChar"/>
+    <w:qFormat/>
+    <w:rPr>
+      <w:rFonts w:ascii="Consolas" w:hAnsi="Consolas"/>
+      <w:color w:val="4070A0"/>
+      <w:sz w:val="22"/>
+    </w:rPr>
+  </w:style>
+  <w:style w:type="character" w:styleId="StringTok" w:customStyle="1">
+    <w:name w:val="StringTok"/>
+    <w:basedOn w:val="VerbatimChar"/>
+    <w:qFormat/>
+    <w:rPr>
+      <w:rFonts w:ascii="Consolas" w:hAnsi="Consolas"/>
+      <w:color w:val="4070A0"/>
+      <w:sz w:val="22"/>
+    </w:rPr>
+  </w:style>
+  <w:style w:type="character" w:styleId="VerbatimStringTok" w:customStyle="1">
+    <w:name w:val="VerbatimStringTok"/>
+    <w:basedOn w:val="VerbatimChar"/>
+    <w:qFormat/>
+    <w:rPr>
+      <w:rFonts w:ascii="Consolas" w:hAnsi="Consolas"/>
+      <w:color w:val="4070A0"/>
+      <w:sz w:val="22"/>
+    </w:rPr>
+  </w:style>
+  <w:style w:type="character" w:styleId="SpecialStringTok" w:customStyle="1">
+    <w:name w:val="SpecialStringTok"/>
+    <w:basedOn w:val="VerbatimChar"/>
+    <w:qFormat/>
+    <w:rPr>
+      <w:rFonts w:ascii="Consolas" w:hAnsi="Consolas"/>
+      <w:color w:val="BB6688"/>
+      <w:sz w:val="22"/>
+    </w:rPr>
+  </w:style>
+  <w:style w:type="character" w:styleId="ImportTok" w:customStyle="1">
+    <w:name w:val="ImportTok"/>
+    <w:basedOn w:val="VerbatimChar"/>
+    <w:qFormat/>
+    <w:rPr>
+      <w:rFonts w:ascii="Consolas" w:hAnsi="Consolas"/>
+      <w:b/>
+      <w:color w:val="008000"/>
+      <w:sz w:val="22"/>
+    </w:rPr>
+  </w:style>
+  <w:style w:type="character" w:styleId="CommentTok" w:customStyle="1">
+    <w:name w:val="CommentTok"/>
+    <w:basedOn w:val="VerbatimChar"/>
+    <w:qFormat/>
+    <w:rPr>
+      <w:rFonts w:ascii="Consolas" w:hAnsi="Consolas"/>
+      <w:i/>
+      <w:color w:val="60A0B0"/>
+      <w:sz w:val="22"/>
+    </w:rPr>
+  </w:style>
+  <w:style w:type="character" w:styleId="DocumentationTok" w:customStyle="1">
+    <w:name w:val="DocumentationTok"/>
+    <w:basedOn w:val="VerbatimChar"/>
+    <w:qFormat/>
+    <w:rPr>
+      <w:rFonts w:ascii="Consolas" w:hAnsi="Consolas"/>
+      <w:i/>
+      <w:color w:val="BA2121"/>
+      <w:sz w:val="22"/>
+    </w:rPr>
+  </w:style>
+  <w:style w:type="character" w:styleId="AnnotationTok" w:customStyle="1">
+    <w:name w:val="AnnotationTok"/>
+    <w:basedOn w:val="VerbatimChar"/>
+    <w:qFormat/>
+    <w:rPr>
+      <w:rFonts w:ascii="Consolas" w:hAnsi="Consolas"/>
+      <w:b/>
+      <w:i/>
+      <w:color w:val="60A0B0"/>
+      <w:sz w:val="22"/>
+    </w:rPr>
+  </w:style>
+  <w:style w:type="character" w:styleId="CommentVarTok" w:customStyle="1">
+    <w:name w:val="CommentVarTok"/>
+    <w:basedOn w:val="VerbatimChar"/>
+    <w:qFormat/>
+    <w:rPr>
+      <w:rFonts w:ascii="Consolas" w:hAnsi="Consolas"/>
+      <w:b/>
+      <w:i/>
+      <w:color w:val="60A0B0"/>
+      <w:sz w:val="22"/>
+    </w:rPr>
+  </w:style>
+  <w:style w:type="character" w:styleId="OtherTok" w:customStyle="1">
+    <w:name w:val="OtherTok"/>
+    <w:basedOn w:val="VerbatimChar"/>
+    <w:qFormat/>
+    <w:rPr>
+      <w:rFonts w:ascii="Consolas" w:hAnsi="Consolas"/>
+      <w:color w:val="007020"/>
+      <w:sz w:val="22"/>
+    </w:rPr>
+  </w:style>
+  <w:style w:type="character" w:styleId="FunctionTok" w:customStyle="1">
+    <w:name w:val="FunctionTok"/>
+    <w:basedOn w:val="VerbatimChar"/>
+    <w:qFormat/>
+    <w:rPr>
+      <w:rFonts w:ascii="Consolas" w:hAnsi="Consolas"/>
+      <w:color w:val="06287E"/>
+      <w:sz w:val="22"/>
+    </w:rPr>
+  </w:style>
+  <w:style w:type="character" w:styleId="VariableTok" w:customStyle="1">
+    <w:name w:val="VariableTok"/>
+    <w:basedOn w:val="VerbatimChar"/>
+    <w:qFormat/>
+    <w:rPr>
+      <w:rFonts w:ascii="Consolas" w:hAnsi="Consolas"/>
+      <w:color w:val="19177C"/>
+      <w:sz w:val="22"/>
+    </w:rPr>
+  </w:style>
+  <w:style w:type="character" w:styleId="ControlFlowTok" w:customStyle="1">
+    <w:name w:val="ControlFlowTok"/>
+    <w:basedOn w:val="VerbatimChar"/>
+    <w:qFormat/>
+    <w:rPr>
+      <w:rFonts w:ascii="Consolas" w:hAnsi="Consolas"/>
+      <w:b/>
+      <w:color w:val="007020"/>
+      <w:sz w:val="22"/>
+    </w:rPr>
+  </w:style>
+  <w:style w:type="character" w:styleId="OperatorTok" w:customStyle="1">
+    <w:name w:val="OperatorTok"/>
+    <w:basedOn w:val="VerbatimChar"/>
+    <w:qFormat/>
+    <w:rPr>
+      <w:rFonts w:ascii="Consolas" w:hAnsi="Consolas"/>
+      <w:color w:val="666666"/>
+      <w:sz w:val="22"/>
+    </w:rPr>
+  </w:style>
+  <w:style w:type="character" w:styleId="BuiltInTok" w:customStyle="1">
+    <w:name w:val="BuiltInTok"/>
+    <w:basedOn w:val="VerbatimChar"/>
+    <w:qFormat/>
+    <w:rPr>
+      <w:rFonts w:ascii="Consolas" w:hAnsi="Consolas"/>
+      <w:color w:val="008000"/>
+      <w:sz w:val="22"/>
+    </w:rPr>
+  </w:style>
+  <w:style w:type="character" w:styleId="ExtensionTok" w:customStyle="1">
+    <w:name w:val="ExtensionTok"/>
+    <w:basedOn w:val="VerbatimChar"/>
+    <w:qFormat/>
+    <w:rPr>
+      <w:rFonts w:ascii="Consolas" w:hAnsi="Consolas"/>
+      <w:sz w:val="22"/>
+    </w:rPr>
+  </w:style>
+  <w:style w:type="character" w:styleId="PreprocessorTok" w:customStyle="1">
+    <w:name w:val="PreprocessorTok"/>
+    <w:basedOn w:val="VerbatimChar"/>
+    <w:qFormat/>
+    <w:rPr>
+      <w:rFonts w:ascii="Consolas" w:hAnsi="Consolas"/>
+      <w:color w:val="BC7A00"/>
+      <w:sz w:val="22"/>
+    </w:rPr>
+  </w:style>
+  <w:style w:type="character" w:styleId="AttributeTok" w:customStyle="1">
+    <w:name w:val="AttributeTok"/>
+    <w:basedOn w:val="VerbatimChar"/>
+    <w:qFormat/>
+    <w:rPr>
+      <w:rFonts w:ascii="Consolas" w:hAnsi="Consolas"/>
+      <w:color w:val="7D9029"/>
+      <w:sz w:val="22"/>
+    </w:rPr>
+  </w:style>
+  <w:style w:type="character" w:styleId="RegionMarkerTok" w:customStyle="1">
+    <w:name w:val="RegionMarkerTok"/>
+    <w:basedOn w:val="VerbatimChar"/>
+    <w:qFormat/>
+    <w:rPr>
+      <w:rFonts w:ascii="Consolas" w:hAnsi="Consolas"/>
+      <w:sz w:val="22"/>
+    </w:rPr>
+  </w:style>
+  <w:style w:type="character" w:styleId="InformationTok" w:customStyle="1">
+    <w:name w:val="InformationTok"/>
+    <w:basedOn w:val="VerbatimChar"/>
+    <w:qFormat/>
+    <w:rPr>
+      <w:rFonts w:ascii="Consolas" w:hAnsi="Consolas"/>
+      <w:b/>
+      <w:i/>
+      <w:color w:val="60A0B0"/>
+      <w:sz w:val="22"/>
+    </w:rPr>
+  </w:style>
+  <w:style w:type="character" w:styleId="WarningTok" w:customStyle="1">
+    <w:name w:val="WarningTok"/>
+    <w:basedOn w:val="VerbatimChar"/>
+    <w:qFormat/>
+    <w:rPr>
+      <w:rFonts w:ascii="Consolas" w:hAnsi="Consolas"/>
+      <w:b/>
+      <w:i/>
+      <w:color w:val="60A0B0"/>
+      <w:sz w:val="22"/>
+    </w:rPr>
+  </w:style>
+  <w:style w:type="character" w:styleId="AlertTok" w:customStyle="1">
+    <w:name w:val="AlertTok"/>
+    <w:basedOn w:val="VerbatimChar"/>
+    <w:qFormat/>
+    <w:rPr>
+      <w:rFonts w:ascii="Consolas" w:hAnsi="Consolas"/>
+      <w:b/>
+      <w:color w:val="FF0000"/>
+      <w:sz w:val="22"/>
+    </w:rPr>
+  </w:style>
+  <w:style w:type="character" w:styleId="ErrorTok" w:customStyle="1">
+    <w:name w:val="ErrorTok"/>
+    <w:basedOn w:val="VerbatimChar"/>
+    <w:qFormat/>
+    <w:rPr>
+      <w:rFonts w:ascii="Consolas" w:hAnsi="Consolas"/>
+      <w:b/>
+      <w:color w:val="FF0000"/>
+      <w:sz w:val="22"/>
+    </w:rPr>
+  </w:style>
+  <w:style w:type="character" w:styleId="NormalTok" w:customStyle="1">
+    <w:name w:val="NormalTok"/>
+    <w:basedOn w:val="VerbatimChar"/>
+    <w:qFormat/>
+    <w:rPr>
+      <w:rFonts w:ascii="Consolas" w:hAnsi="Consolas"/>
+      <w:sz w:val="22"/>
+    </w:rPr>
+  </w:style>
+  <w:style w:type="paragraph" w:styleId="Heading">
+    <w:name w:val="Heading"/>
+    <w:basedOn w:val="Normal"/>
+    <w:next w:val="BodyText"/>
+    <w:qFormat/>
+    <w:pPr>
+      <w:keepNext w:val="true"/>
+      <w:spacing w:before="240" w:after="120"/>
+    </w:pPr>
+    <w:rPr>
+      <w:rFonts w:ascii="Liberation Sans" w:hAnsi="Liberation Sans" w:eastAsia="Arial Unicode MS" w:cs="Arial Unicode MS"/>
+      <w:sz w:val="28"/>
+      <w:szCs w:val="28"/>
+    </w:rPr>
+  </w:style>
+  <w:style w:type="paragraph" w:styleId="BodyText">
+    <w:name w:val="Body Text"/>
+    <w:basedOn w:val="Normal"/>
+    <w:qFormat/>
+    <w:pPr>
+      <w:spacing w:before="180" w:after="120"/>
+    </w:pPr>
+    <w:rPr/>
+  </w:style>
+  <w:style w:type="paragraph" w:styleId="List">
+    <w:name w:val="List"/>
+    <w:basedOn w:val="BodyText"/>
+    <w:pPr/>
+    <w:rPr>
+      <w:rFonts w:cs="Arial Unicode MS"/>
+    </w:rPr>
+  </w:style>
+  <w:style w:type="paragraph" w:styleId="Caption">
+    <w:name w:val="caption"/>
+    <w:basedOn w:val="Normal"/>
+    <w:link w:val="LgendeCar"/>
+    <w:qFormat/>
+    <w:pPr/>
+    <w:rPr>
+      <w:i/>
+    </w:rPr>
+  </w:style>
+  <w:style w:type="paragraph" w:styleId="Index">
+    <w:name w:val="Index"/>
+    <w:basedOn w:val="Normal"/>
+    <w:qFormat/>
+    <w:pPr>
+      <w:suppressLineNumbers/>
+    </w:pPr>
+    <w:rPr>
+      <w:rFonts w:cs="Arial Unicode MS"/>
+    </w:rPr>
+  </w:style>
+  <w:style w:type="paragraph" w:styleId="FirstParagraph" w:customStyle="1">
+    <w:name w:val="First Paragraph"/>
+    <w:basedOn w:val="BodyText"/>
+    <w:next w:val="BodyText"/>
+    <w:qFormat/>
+    <w:pPr/>
+    <w:rPr/>
+  </w:style>
+  <w:style w:type="paragraph" w:styleId="Compact" w:customStyle="1">
+    <w:name w:val="Compact"/>
+    <w:basedOn w:val="BodyText"/>
+    <w:qFormat/>
+    <w:pPr>
+      <w:spacing w:before="36" w:after="120"/>
+    </w:pPr>
+    <w:rPr/>
+  </w:style>
+  <w:style w:type="paragraph" w:styleId="Title">
+    <w:name w:val="Title"/>
+    <w:basedOn w:val="Normal"/>
+    <w:next w:val="BodyText"/>
+    <w:link w:val="TitreCar"/>
+    <w:uiPriority w:val="10"/>
+    <w:qFormat/>
+    <w:rsid w:val="00a10fd9"/>
+    <w:pPr>
+      <w:spacing w:lineRule="auto" w:line="240" w:before="0" w:after="80"/>
+      <w:contextualSpacing/>
+      <w:jc w:val="center"/>
+    </w:pPr>
+    <w:rPr>
+      <w:rFonts w:ascii="Aptos Display" w:hAnsi="Aptos Display" w:eastAsia="" w:cs="" w:asciiTheme="majorHAnsi" w:cstheme="majorBidi" w:eastAsiaTheme="majorEastAsia" w:hAnsiTheme="majorHAnsi"/>
+      <w:b/>
+      <w:color w:val="000091"/>
+      <w:sz w:val="48"/>
+      <w:szCs w:val="56"/>
+    </w:rPr>
+  </w:style>
+  <w:style w:type="paragraph" w:styleId="Subtitle">
+    <w:name w:val="Subtitle"/>
+    <w:basedOn w:val="Title"/>
+    <w:next w:val="BodyText"/>
+    <w:link w:val="Sous-titreCar"/>
+    <w:uiPriority w:val="11"/>
+    <w:qFormat/>
+    <w:rsid w:val="00a10fd9"/>
+    <w:pPr/>
+    <w:rPr>
+      <w:spacing w:val="15"/>
+      <w:sz w:val="28"/>
+      <w:szCs w:val="28"/>
+    </w:rPr>
+  </w:style>
+  <w:style w:type="paragraph" w:styleId="Author" w:customStyle="1">
+    <w:name w:val="Author"/>
+    <w:basedOn w:val="Title"/>
+    <w:next w:val="BodyText"/>
+    <w:qFormat/>
+    <w:pPr>
+      <w:keepNext w:val="true"/>
+      <w:keepLines/>
+    </w:pPr>
+    <w:rPr>
+      <w:sz w:val="24"/>
+      <w:szCs w:val="24"/>
+    </w:rPr>
+  </w:style>
+  <w:style w:type="paragraph" w:styleId="Date">
+    <w:name w:val="Date"/>
+    <w:basedOn w:val="Title"/>
+    <w:next w:val="BodyText"/>
+    <w:qFormat/>
+    <w:pPr>
+      <w:keepNext w:val="true"/>
+      <w:keepLines/>
+    </w:pPr>
+    <w:rPr>
+      <w:sz w:val="24"/>
+      <w:szCs w:val="24"/>
+    </w:rPr>
+  </w:style>
+  <w:style w:type="paragraph" w:styleId="AbstractTitle" w:customStyle="1">
+    <w:name w:val="Abstract Title"/>
+    <w:basedOn w:val="Normal"/>
+    <w:next w:val="Abstract"/>
+    <w:qFormat/>
+    <w:pPr>
+      <w:keepNext w:val="true"/>
+      <w:keepLines/>
+      <w:spacing w:before="300" w:after="0"/>
+      <w:jc w:val="center"/>
+    </w:pPr>
+    <w:rPr>
+      <w:b/>
+      <w:sz w:val="20"/>
+      <w:szCs w:val="20"/>
+    </w:rPr>
+  </w:style>
+  <w:style w:type="paragraph" w:styleId="Abstract" w:customStyle="1">
+    <w:name w:val="Abstract"/>
+    <w:basedOn w:val="Normal"/>
+    <w:next w:val="BodyText"/>
+    <w:qFormat/>
+    <w:pPr>
+      <w:keepNext w:val="true"/>
+      <w:keepLines/>
+      <w:spacing w:before="100" w:after="300"/>
+    </w:pPr>
+    <w:rPr>
+      <w:sz w:val="20"/>
+      <w:szCs w:val="20"/>
+    </w:rPr>
+  </w:style>
+  <w:style w:type="paragraph" w:styleId="Bibliography">
+    <w:name w:val="Bibliography"/>
+    <w:basedOn w:val="Normal"/>
+    <w:qFormat/>
+    <w:pPr/>
+    <w:rPr/>
+  </w:style>
+  <w:style w:type="paragraph" w:styleId="BlockText">
+    <w:name w:val="Block Text"/>
+    <w:basedOn w:val="BodyText"/>
+    <w:next w:val="BodyText"/>
+    <w:uiPriority w:val="9"/>
+    <w:unhideWhenUsed/>
+    <w:qFormat/>
+    <w:pPr>
+      <w:spacing w:before="100" w:after="100"/>
+      <w:ind w:start="480" w:end="480"/>
+    </w:pPr>
+    <w:rPr/>
+  </w:style>
+  <w:style w:type="paragraph" w:styleId="FootnoteText">
+    <w:name w:val="footnote text"/>
+    <w:basedOn w:val="Normal"/>
+    <w:uiPriority w:val="9"/>
+    <w:unhideWhenUsed/>
+    <w:qFormat/>
+    <w:pPr/>
+    <w:rPr/>
+  </w:style>
+  <w:style w:type="paragraph" w:styleId="FootnoteBlockText" w:customStyle="1">
+    <w:name w:val="Footnote Block Text"/>
+    <w:basedOn w:val="FootnoteText"/>
+    <w:next w:val="FootnoteText"/>
+    <w:uiPriority w:val="9"/>
+    <w:unhideWhenUsed/>
+    <w:qFormat/>
+    <w:pPr>
+      <w:spacing w:before="100" w:after="100"/>
+      <w:ind w:start="480" w:end="480"/>
+    </w:pPr>
+    <w:rPr/>
+  </w:style>
+  <w:style w:type="paragraph" w:styleId="DefinitionTerm" w:customStyle="1">
+    <w:name w:val="Definition Term"/>
+    <w:basedOn w:val="Normal"/>
+    <w:next w:val="Definition"/>
+    <w:qFormat/>
+    <w:pPr>
+      <w:keepNext w:val="true"/>
+      <w:keepLines/>
+      <w:spacing w:before="0" w:after="0"/>
+    </w:pPr>
+    <w:rPr>
+      <w:b/>
+    </w:rPr>
+  </w:style>
+  <w:style w:type="paragraph" w:styleId="Definition" w:customStyle="1">
+    <w:name w:val="Definition"/>
+    <w:basedOn w:val="Normal"/>
+    <w:qFormat/>
+    <w:pPr/>
+    <w:rPr/>
+  </w:style>
+  <w:style w:type="paragraph" w:styleId="TableCaption" w:customStyle="1">
+    <w:name w:val="Table Caption"/>
+    <w:basedOn w:val="Caption"/>
+    <w:qFormat/>
+    <w:pPr>
+      <w:keepNext w:val="true"/>
+    </w:pPr>
+    <w:rPr/>
+  </w:style>
+  <w:style w:type="paragraph" w:styleId="ImageCaption" w:customStyle="1">
+    <w:name w:val="Image Caption"/>
+    <w:basedOn w:val="Caption"/>
+    <w:qFormat/>
+    <w:pPr/>
+    <w:rPr/>
+  </w:style>
+  <w:style w:type="paragraph" w:styleId="Figure" w:customStyle="1">
+    <w:name w:val="Figure"/>
+    <w:basedOn w:val="Normal"/>
+    <w:qFormat/>
+    <w:pPr/>
+    <w:rPr/>
+  </w:style>
+  <w:style w:type="paragraph" w:styleId="CaptionedFigure" w:customStyle="1">
+    <w:name w:val="Captioned Figure"/>
+    <w:basedOn w:val="Figure"/>
+    <w:qFormat/>
+    <w:pPr>
+      <w:keepNext w:val="true"/>
+    </w:pPr>
+    <w:rPr/>
+  </w:style>
+  <w:style w:type="paragraph" w:styleId="IndexHeading">
+    <w:name w:val="index heading"/>
+    <w:basedOn w:val="Heading"/>
+    <w:pPr/>
+    <w:rPr/>
+  </w:style>
+  <w:style w:type="paragraph" w:styleId="TOCHeading">
+    <w:name w:val="TOC Heading"/>
+    <w:basedOn w:val="Heading1"/>
+    <w:next w:val="BodyText"/>
+    <w:uiPriority w:val="39"/>
+    <w:unhideWhenUsed/>
+    <w:qFormat/>
+    <w:pPr>
+      <w:spacing w:lineRule="auto" w:line="259" w:before="240" w:after="80"/>
+      <w:outlineLvl w:val="9"/>
+    </w:pPr>
+    <w:rPr>
+      <w:sz w:val="32"/>
+    </w:rPr>
+  </w:style>
+  <w:style w:type="paragraph" w:styleId="SourceCode" w:customStyle="1">
+    <w:name w:val="Source Code"/>
+    <w:basedOn w:val="Normal"/>
+    <w:link w:val="VerbatimChar"/>
+    <w:qFormat/>
+    <w:pPr/>
+    <w:rPr/>
+  </w:style>
+  <w:style w:type="paragraph" w:styleId="HeaderandFooter">
+    <w:name w:val="Header and Footer"/>
+    <w:basedOn w:val="Normal"/>
+    <w:qFormat/>
+    <w:pPr/>
+    <w:rPr/>
+  </w:style>
+  <w:style w:type="paragraph" w:styleId="Header">
+    <w:name w:val="header"/>
+    <w:basedOn w:val="HeaderandFooter"/>
+    <w:pPr/>
+    <w:rPr/>
+  </w:style>
+  <w:style w:type="paragraph" w:styleId="Footer">
+    <w:name w:val="footer"/>
+    <w:basedOn w:val="HeaderandFooter"/>
+    <w:pPr/>
+    <w:rPr/>
+  </w:style>
+  <w:style w:type="numbering" w:styleId="NoList" w:default="1">
+    <w:name w:val="No List"/>
+    <w:uiPriority w:val="99"/>
+    <w:semiHidden/>
+    <w:unhideWhenUsed/>
+    <w:qFormat/>
   </w:style>
   <w:style w:type="table" w:default="1" w:styleId="TableauNormal">
     <w:name w:val="Normal Table"/>
@@ -2895,7 +6298,6 @@
     <w:semiHidden/>
     <w:unhideWhenUsed/>
     <w:tblPr>
-      <w:tblInd w:w="0" w:type="dxa"/>
       <w:tblCellMar>
         <w:top w:w="0" w:type="dxa"/>
         <w:left w:w="108" w:type="dxa"/>
@@ -2904,322 +6306,12 @@
       </w:tblCellMar>
     </w:tblPr>
   </w:style>
-  <w:style w:type="numbering" w:default="1" w:styleId="Aucuneliste">
-    <w:name w:val="No List"/>
-    <w:uiPriority w:val="99"/>
-    <w:semiHidden/>
-    <w:unhideWhenUsed/>
-  </w:style>
-  <w:style w:type="paragraph" w:styleId="Corpsdetexte">
-    <w:name w:val="Body Text"/>
-    <w:basedOn w:val="Normal"/>
-    <w:qFormat/>
-    <w:pPr>
-      <w:spacing w:before="180"/>
-    </w:pPr>
-  </w:style>
-  <w:style w:type="paragraph" w:customStyle="1" w:styleId="FirstParagraph">
-    <w:name w:val="First Paragraph"/>
-    <w:basedOn w:val="Corpsdetexte"/>
-    <w:next w:val="Corpsdetexte"/>
-    <w:qFormat/>
-  </w:style>
-  <w:style w:type="paragraph" w:customStyle="1" w:styleId="Compact">
-    <w:name w:val="Compact"/>
-    <w:basedOn w:val="Corpsdetexte"/>
-    <w:qFormat/>
-    <w:pPr>
-      <w:spacing w:before="36"/>
-    </w:pPr>
-  </w:style>
-  <w:style w:type="paragraph" w:styleId="Titre">
-    <w:name w:val="Title"/>
-    <w:basedOn w:val="Normal"/>
-    <w:next w:val="Corpsdetexte"/>
-    <w:link w:val="TitreCar"/>
-    <w:uiPriority w:val="10"/>
-    <w:qFormat/>
-    <w:rsid w:val="00A10FD9"/>
-    <w:pPr>
-      <w:spacing w:after="80" w:line="240" w:lineRule="auto"/>
-      <w:contextualSpacing/>
-      <w:jc w:val="center"/>
-    </w:pPr>
-    <w:rPr>
-      <w:rFonts w:asciiTheme="majorHAnsi" w:eastAsiaTheme="majorEastAsia" w:hAnsiTheme="majorHAnsi" w:cstheme="majorBidi"/>
-      <w:b/>
-      <w:color w:val="000091"/>
-      <w:sz w:val="48"/>
-      <w:szCs w:val="56"/>
-    </w:rPr>
-  </w:style>
-  <w:style w:type="character" w:customStyle="1" w:styleId="TitreCar">
-    <w:name w:val="Titre Car"/>
-    <w:basedOn w:val="Policepardfaut"/>
-    <w:link w:val="Titre"/>
-    <w:uiPriority w:val="10"/>
-    <w:rsid w:val="00A10FD9"/>
-    <w:rPr>
-      <w:rFonts w:asciiTheme="majorHAnsi" w:eastAsiaTheme="majorEastAsia" w:hAnsiTheme="majorHAnsi" w:cstheme="majorBidi"/>
-      <w:sz w:val="56"/>
-      <w:szCs w:val="56"/>
-    </w:rPr>
-  </w:style>
-  <w:style w:type="paragraph" w:styleId="Sous-titre">
-    <w:name w:val="Subtitle"/>
-    <w:basedOn w:val="Titre"/>
-    <w:next w:val="Corpsdetexte"/>
-    <w:link w:val="Sous-titreCar"/>
-    <w:uiPriority w:val="11"/>
-    <w:qFormat/>
-    <w:rsid w:val="00A10FD9"/>
-    <w:pPr>
-      <w:numPr>
-        <w:ilvl w:val="1"/>
-      </w:numPr>
-    </w:pPr>
-    <w:rPr>
-      <w:spacing w:val="15"/>
-      <w:sz w:val="28"/>
-      <w:szCs w:val="28"/>
-    </w:rPr>
-  </w:style>
-  <w:style w:type="character" w:customStyle="1" w:styleId="Sous-titreCar">
-    <w:name w:val="Sous-titre Car"/>
-    <w:basedOn w:val="Policepardfaut"/>
-    <w:link w:val="Sous-titre"/>
-    <w:uiPriority w:val="11"/>
-    <w:rsid w:val="00A10FD9"/>
-    <w:rPr>
-      <w:rFonts w:eastAsiaTheme="majorEastAsia" w:cstheme="majorBidi"/>
-      <w:color w:val="595959" w:themeColor="text1" w:themeTint="A6"/>
-      <w:spacing w:val="15"/>
-      <w:sz w:val="28"/>
-      <w:szCs w:val="28"/>
-    </w:rPr>
-  </w:style>
-  <w:style w:type="paragraph" w:customStyle="1" w:styleId="Author">
-    <w:name w:val="Author"/>
-    <w:basedOn w:val="Titre"/>
-    <w:next w:val="Corpsdetexte"/>
-    <w:qFormat/>
-    <w:pPr>
-      <w:keepNext/>
-      <w:keepLines/>
-    </w:pPr>
-    <w:rPr>
-      <w:sz w:val="24"/>
-      <w:szCs w:val="24"/>
-    </w:rPr>
-  </w:style>
-  <w:style w:type="paragraph" w:styleId="Date">
-    <w:name w:val="Date"/>
-    <w:basedOn w:val="Titre"/>
-    <w:next w:val="Corpsdetexte"/>
-    <w:qFormat/>
-    <w:pPr>
-      <w:keepNext/>
-      <w:keepLines/>
-    </w:pPr>
-    <w:rPr>
-      <w:sz w:val="24"/>
-      <w:szCs w:val="24"/>
-    </w:rPr>
-  </w:style>
-  <w:style w:type="paragraph" w:customStyle="1" w:styleId="AbstractTitle">
-    <w:name w:val="Abstract Title"/>
-    <w:basedOn w:val="Normal"/>
-    <w:next w:val="Abstract"/>
-    <w:qFormat/>
-    <w:pPr>
-      <w:keepNext/>
-      <w:keepLines/>
-      <w:spacing w:before="300" w:after="0"/>
-      <w:jc w:val="center"/>
-    </w:pPr>
-    <w:rPr>
-      <w:b/>
-      <w:sz w:val="20"/>
-      <w:szCs w:val="20"/>
-    </w:rPr>
-  </w:style>
-  <w:style w:type="paragraph" w:customStyle="1" w:styleId="Abstract">
-    <w:name w:val="Abstract"/>
-    <w:basedOn w:val="Normal"/>
-    <w:next w:val="Corpsdetexte"/>
-    <w:qFormat/>
-    <w:pPr>
-      <w:keepNext/>
-      <w:keepLines/>
-      <w:spacing w:before="100" w:after="300"/>
-    </w:pPr>
-    <w:rPr>
-      <w:sz w:val="20"/>
-      <w:szCs w:val="20"/>
-    </w:rPr>
-  </w:style>
-  <w:style w:type="paragraph" w:styleId="Bibliographie">
-    <w:name w:val="Bibliography"/>
-    <w:basedOn w:val="Normal"/>
-    <w:qFormat/>
-  </w:style>
-  <w:style w:type="character" w:customStyle="1" w:styleId="Titre1Car">
-    <w:name w:val="Titre 1 Car"/>
-    <w:basedOn w:val="Policepardfaut"/>
-    <w:link w:val="Titre1"/>
-    <w:uiPriority w:val="9"/>
-    <w:rsid w:val="00A10FD9"/>
-    <w:rPr>
-      <w:rFonts w:asciiTheme="majorHAnsi" w:eastAsiaTheme="majorEastAsia" w:hAnsiTheme="majorHAnsi" w:cstheme="majorBidi"/>
-      <w:color w:val="0F4761" w:themeColor="accent1" w:themeShade="BF"/>
-      <w:sz w:val="40"/>
-      <w:szCs w:val="40"/>
-    </w:rPr>
-  </w:style>
-  <w:style w:type="character" w:customStyle="1" w:styleId="Titre2Car">
-    <w:name w:val="Titre 2 Car"/>
-    <w:basedOn w:val="Policepardfaut"/>
-    <w:link w:val="Titre2"/>
-    <w:uiPriority w:val="9"/>
-    <w:semiHidden/>
-    <w:rsid w:val="00A10FD9"/>
-    <w:rPr>
-      <w:rFonts w:asciiTheme="majorHAnsi" w:eastAsiaTheme="majorEastAsia" w:hAnsiTheme="majorHAnsi" w:cstheme="majorBidi"/>
-      <w:color w:val="0F4761" w:themeColor="accent1" w:themeShade="BF"/>
-      <w:sz w:val="32"/>
-      <w:szCs w:val="32"/>
-    </w:rPr>
-  </w:style>
-  <w:style w:type="character" w:customStyle="1" w:styleId="Titre3Car">
-    <w:name w:val="Titre 3 Car"/>
-    <w:basedOn w:val="Policepardfaut"/>
-    <w:link w:val="Titre3"/>
-    <w:uiPriority w:val="9"/>
-    <w:semiHidden/>
-    <w:rsid w:val="00A10FD9"/>
-    <w:rPr>
-      <w:rFonts w:eastAsiaTheme="majorEastAsia" w:cstheme="majorBidi"/>
-      <w:color w:val="0F4761" w:themeColor="accent1" w:themeShade="BF"/>
-      <w:sz w:val="28"/>
-      <w:szCs w:val="28"/>
-    </w:rPr>
-  </w:style>
-  <w:style w:type="character" w:customStyle="1" w:styleId="Titre4Car">
-    <w:name w:val="Titre 4 Car"/>
-    <w:basedOn w:val="Policepardfaut"/>
-    <w:link w:val="Titre4"/>
-    <w:uiPriority w:val="9"/>
-    <w:semiHidden/>
-    <w:rsid w:val="00A10FD9"/>
-    <w:rPr>
-      <w:rFonts w:eastAsiaTheme="majorEastAsia" w:cstheme="majorBidi"/>
-      <w:i/>
-      <w:iCs/>
-      <w:color w:val="0F4761" w:themeColor="accent1" w:themeShade="BF"/>
-    </w:rPr>
-  </w:style>
-  <w:style w:type="character" w:customStyle="1" w:styleId="Titre5Car">
-    <w:name w:val="Titre 5 Car"/>
-    <w:basedOn w:val="Policepardfaut"/>
-    <w:link w:val="Titre5"/>
-    <w:uiPriority w:val="9"/>
-    <w:semiHidden/>
-    <w:rsid w:val="00A10FD9"/>
-    <w:rPr>
-      <w:rFonts w:eastAsiaTheme="majorEastAsia" w:cstheme="majorBidi"/>
-      <w:color w:val="0F4761" w:themeColor="accent1" w:themeShade="BF"/>
-    </w:rPr>
-  </w:style>
-  <w:style w:type="character" w:customStyle="1" w:styleId="Titre6Car">
-    <w:name w:val="Titre 6 Car"/>
-    <w:basedOn w:val="Policepardfaut"/>
-    <w:link w:val="Titre6"/>
-    <w:uiPriority w:val="9"/>
-    <w:semiHidden/>
-    <w:rsid w:val="00A10FD9"/>
-    <w:rPr>
-      <w:rFonts w:eastAsiaTheme="majorEastAsia" w:cstheme="majorBidi"/>
-      <w:i/>
-      <w:iCs/>
-      <w:color w:val="595959" w:themeColor="text1" w:themeTint="A6"/>
-    </w:rPr>
-  </w:style>
-  <w:style w:type="character" w:customStyle="1" w:styleId="Titre7Car">
-    <w:name w:val="Titre 7 Car"/>
-    <w:basedOn w:val="Policepardfaut"/>
-    <w:link w:val="Titre7"/>
-    <w:uiPriority w:val="9"/>
-    <w:semiHidden/>
-    <w:rsid w:val="00A10FD9"/>
-    <w:rPr>
-      <w:rFonts w:eastAsiaTheme="majorEastAsia" w:cstheme="majorBidi"/>
-      <w:color w:val="595959" w:themeColor="text1" w:themeTint="A6"/>
-    </w:rPr>
-  </w:style>
-  <w:style w:type="character" w:customStyle="1" w:styleId="Titre8Car">
-    <w:name w:val="Titre 8 Car"/>
-    <w:basedOn w:val="Policepardfaut"/>
-    <w:link w:val="Titre8"/>
-    <w:uiPriority w:val="9"/>
-    <w:semiHidden/>
-    <w:rsid w:val="00A10FD9"/>
-    <w:rPr>
-      <w:rFonts w:eastAsiaTheme="majorEastAsia" w:cstheme="majorBidi"/>
-      <w:i/>
-      <w:iCs/>
-      <w:color w:val="272727" w:themeColor="text1" w:themeTint="D8"/>
-    </w:rPr>
-  </w:style>
-  <w:style w:type="character" w:customStyle="1" w:styleId="Titre9Car">
-    <w:name w:val="Titre 9 Car"/>
-    <w:basedOn w:val="Policepardfaut"/>
-    <w:link w:val="Titre9"/>
-    <w:uiPriority w:val="9"/>
-    <w:semiHidden/>
-    <w:rsid w:val="00A10FD9"/>
-    <w:rPr>
-      <w:rFonts w:eastAsiaTheme="majorEastAsia" w:cstheme="majorBidi"/>
-      <w:color w:val="272727" w:themeColor="text1" w:themeTint="D8"/>
-    </w:rPr>
-  </w:style>
-  <w:style w:type="paragraph" w:styleId="Normalcentr">
-    <w:name w:val="Block Text"/>
-    <w:basedOn w:val="Corpsdetexte"/>
-    <w:next w:val="Corpsdetexte"/>
-    <w:uiPriority w:val="9"/>
-    <w:unhideWhenUsed/>
-    <w:qFormat/>
-    <w:pPr>
-      <w:spacing w:before="100" w:after="100"/>
-      <w:ind w:left="480" w:right="480"/>
-    </w:pPr>
-  </w:style>
-  <w:style w:type="paragraph" w:styleId="Notedebasdepage">
-    <w:name w:val="footnote text"/>
-    <w:basedOn w:val="Normal"/>
-    <w:uiPriority w:val="9"/>
-    <w:unhideWhenUsed/>
-    <w:qFormat/>
-  </w:style>
-  <w:style w:type="paragraph" w:customStyle="1" w:styleId="FootnoteBlockText">
-    <w:name w:val="Footnote Block Text"/>
-    <w:basedOn w:val="Notedebasdepage"/>
-    <w:next w:val="Notedebasdepage"/>
-    <w:uiPriority w:val="9"/>
-    <w:unhideWhenUsed/>
-    <w:qFormat/>
-    <w:pPr>
-      <w:spacing w:before="100" w:after="100"/>
-      <w:ind w:left="480" w:right="480"/>
-    </w:pPr>
-  </w:style>
   <w:style w:type="table" w:customStyle="1" w:styleId="Table">
     <w:name w:val="Table"/>
     <w:semiHidden/>
     <w:unhideWhenUsed/>
     <w:qFormat/>
     <w:tblPr>
-      <w:tblInd w:w="0" w:type="dxa"/>
       <w:tblCellMar>
         <w:top w:w="0" w:type="dxa"/>
         <w:left w:w="108" w:type="dxa"/>
@@ -3231,417 +6323,24 @@
       <w:tblPr/>
       <w:tcPr>
         <w:tcBorders>
-          <w:bottom w:val="single" w:sz="0" w:space="0" w:color="auto"/>
+          <w:bottom w:val="single" w:color="auto" w:sz="0" w:space="0"/>
         </w:tcBorders>
         <w:vAlign w:val="bottom"/>
       </w:tcPr>
     </w:tblStylePr>
   </w:style>
-  <w:style w:type="paragraph" w:customStyle="1" w:styleId="DefinitionTerm">
-    <w:name w:val="Definition Term"/>
-    <w:basedOn w:val="Normal"/>
-    <w:next w:val="Definition"/>
-    <w:pPr>
-      <w:keepNext/>
-      <w:keepLines/>
-      <w:spacing w:after="0"/>
-    </w:pPr>
-    <w:rPr>
-      <w:b/>
-    </w:rPr>
-  </w:style>
-  <w:style w:type="paragraph" w:customStyle="1" w:styleId="Definition">
-    <w:name w:val="Definition"/>
-    <w:basedOn w:val="Normal"/>
-  </w:style>
-  <w:style w:type="paragraph" w:styleId="Lgende">
-    <w:name w:val="caption"/>
-    <w:basedOn w:val="Normal"/>
-    <w:link w:val="LgendeCar"/>
-    <w:rPr>
-      <w:i/>
-    </w:rPr>
-  </w:style>
-  <w:style w:type="paragraph" w:customStyle="1" w:styleId="TableCaption">
-    <w:name w:val="Table Caption"/>
-    <w:basedOn w:val="Lgende"/>
-    <w:pPr>
-      <w:keepNext/>
-    </w:pPr>
-  </w:style>
-  <w:style w:type="paragraph" w:customStyle="1" w:styleId="ImageCaption">
-    <w:name w:val="Image Caption"/>
-    <w:basedOn w:val="Lgende"/>
-  </w:style>
-  <w:style w:type="paragraph" w:customStyle="1" w:styleId="Figure">
-    <w:name w:val="Figure"/>
-    <w:basedOn w:val="Normal"/>
-  </w:style>
-  <w:style w:type="paragraph" w:customStyle="1" w:styleId="CaptionedFigure">
-    <w:name w:val="Captioned Figure"/>
-    <w:basedOn w:val="Figure"/>
-    <w:pPr>
-      <w:keepNext/>
-    </w:pPr>
-  </w:style>
-  <w:style w:type="character" w:customStyle="1" w:styleId="LgendeCar">
-    <w:name w:val="Légende Car"/>
-    <w:basedOn w:val="Policepardfaut"/>
-    <w:link w:val="Lgende"/>
-  </w:style>
-  <w:style w:type="character" w:customStyle="1" w:styleId="VerbatimChar">
-    <w:name w:val="Verbatim Char"/>
-    <w:basedOn w:val="LgendeCar"/>
-    <w:link w:val="SourceCode"/>
-    <w:rPr>
-      <w:rFonts w:ascii="Consolas" w:hAnsi="Consolas"/>
-      <w:sz w:val="22"/>
-    </w:rPr>
-  </w:style>
-  <w:style w:type="character" w:customStyle="1" w:styleId="SectionNumber">
-    <w:name w:val="Section Number"/>
-    <w:basedOn w:val="LgendeCar"/>
-  </w:style>
-  <w:style w:type="character" w:styleId="Appelnotedebasdep">
-    <w:name w:val="footnote reference"/>
-    <w:basedOn w:val="LgendeCar"/>
-    <w:rPr>
-      <w:vertAlign w:val="superscript"/>
-    </w:rPr>
-  </w:style>
-  <w:style w:type="character" w:styleId="Lienhypertexte">
-    <w:name w:val="Hyperlink"/>
-    <w:basedOn w:val="LgendeCar"/>
-    <w:rPr>
-      <w:color w:val="156082" w:themeColor="accent1"/>
-    </w:rPr>
-  </w:style>
-  <w:style w:type="paragraph" w:styleId="En-ttedetabledesmatires">
-    <w:name w:val="TOC Heading"/>
-    <w:basedOn w:val="Titre1"/>
-    <w:next w:val="Corpsdetexte"/>
-    <w:uiPriority w:val="39"/>
-    <w:unhideWhenUsed/>
-    <w:qFormat/>
-    <w:pPr>
-      <w:spacing w:before="240" w:line="259" w:lineRule="auto"/>
-      <w:outlineLvl w:val="9"/>
-    </w:pPr>
-    <w:rPr>
-      <w:sz w:val="32"/>
-    </w:rPr>
-  </w:style>
-  <w:style w:type="paragraph" w:customStyle="1" w:styleId="SourceCode">
-    <w:name w:val="Source Code"/>
-    <w:basedOn w:val="Normal"/>
-    <w:link w:val="VerbatimChar"/>
-    <w:pPr>
-      <w:wordWrap w:val="0"/>
-    </w:pPr>
-  </w:style>
-  <w:style w:type="character" w:customStyle="1" w:styleId="KeywordTok">
-    <w:name w:val="KeywordTok"/>
-    <w:basedOn w:val="VerbatimChar"/>
-    <w:rPr>
-      <w:rFonts w:ascii="Consolas" w:hAnsi="Consolas"/>
-      <w:b/>
-      <w:color w:val="007020"/>
-      <w:sz w:val="22"/>
-    </w:rPr>
-  </w:style>
-  <w:style w:type="character" w:customStyle="1" w:styleId="DataTypeTok">
-    <w:name w:val="DataTypeTok"/>
-    <w:basedOn w:val="VerbatimChar"/>
-    <w:rPr>
-      <w:rFonts w:ascii="Consolas" w:hAnsi="Consolas"/>
-      <w:color w:val="902000"/>
-      <w:sz w:val="22"/>
-    </w:rPr>
-  </w:style>
-  <w:style w:type="character" w:customStyle="1" w:styleId="DecValTok">
-    <w:name w:val="DecValTok"/>
-    <w:basedOn w:val="VerbatimChar"/>
-    <w:rPr>
-      <w:rFonts w:ascii="Consolas" w:hAnsi="Consolas"/>
-      <w:color w:val="40A070"/>
-      <w:sz w:val="22"/>
-    </w:rPr>
-  </w:style>
-  <w:style w:type="character" w:customStyle="1" w:styleId="BaseNTok">
-    <w:name w:val="BaseNTok"/>
-    <w:basedOn w:val="VerbatimChar"/>
-    <w:rPr>
-      <w:rFonts w:ascii="Consolas" w:hAnsi="Consolas"/>
-      <w:color w:val="40A070"/>
-      <w:sz w:val="22"/>
-    </w:rPr>
-  </w:style>
-  <w:style w:type="character" w:customStyle="1" w:styleId="FloatTok">
-    <w:name w:val="FloatTok"/>
-    <w:basedOn w:val="VerbatimChar"/>
-    <w:rPr>
-      <w:rFonts w:ascii="Consolas" w:hAnsi="Consolas"/>
-      <w:color w:val="40A070"/>
-      <w:sz w:val="22"/>
-    </w:rPr>
-  </w:style>
-  <w:style w:type="character" w:customStyle="1" w:styleId="ConstantTok">
-    <w:name w:val="ConstantTok"/>
-    <w:basedOn w:val="VerbatimChar"/>
-    <w:rPr>
-      <w:rFonts w:ascii="Consolas" w:hAnsi="Consolas"/>
-      <w:color w:val="880000"/>
-      <w:sz w:val="22"/>
-    </w:rPr>
-  </w:style>
-  <w:style w:type="character" w:customStyle="1" w:styleId="CharTok">
-    <w:name w:val="CharTok"/>
-    <w:basedOn w:val="VerbatimChar"/>
-    <w:rPr>
-      <w:rFonts w:ascii="Consolas" w:hAnsi="Consolas"/>
-      <w:color w:val="4070A0"/>
-      <w:sz w:val="22"/>
-    </w:rPr>
-  </w:style>
-  <w:style w:type="character" w:customStyle="1" w:styleId="SpecialCharTok">
-    <w:name w:val="SpecialCharTok"/>
-    <w:basedOn w:val="VerbatimChar"/>
-    <w:rPr>
-      <w:rFonts w:ascii="Consolas" w:hAnsi="Consolas"/>
-      <w:color w:val="4070A0"/>
-      <w:sz w:val="22"/>
-    </w:rPr>
-  </w:style>
-  <w:style w:type="character" w:customStyle="1" w:styleId="StringTok">
-    <w:name w:val="StringTok"/>
-    <w:basedOn w:val="VerbatimChar"/>
-    <w:rPr>
-      <w:rFonts w:ascii="Consolas" w:hAnsi="Consolas"/>
-      <w:color w:val="4070A0"/>
-      <w:sz w:val="22"/>
-    </w:rPr>
-  </w:style>
-  <w:style w:type="character" w:customStyle="1" w:styleId="VerbatimStringTok">
-    <w:name w:val="VerbatimStringTok"/>
-    <w:basedOn w:val="VerbatimChar"/>
-    <w:rPr>
-      <w:rFonts w:ascii="Consolas" w:hAnsi="Consolas"/>
-      <w:color w:val="4070A0"/>
-      <w:sz w:val="22"/>
-    </w:rPr>
-  </w:style>
-  <w:style w:type="character" w:customStyle="1" w:styleId="SpecialStringTok">
-    <w:name w:val="SpecialStringTok"/>
-    <w:basedOn w:val="VerbatimChar"/>
-    <w:rPr>
-      <w:rFonts w:ascii="Consolas" w:hAnsi="Consolas"/>
-      <w:color w:val="BB6688"/>
-      <w:sz w:val="22"/>
-    </w:rPr>
-  </w:style>
-  <w:style w:type="character" w:customStyle="1" w:styleId="ImportTok">
-    <w:name w:val="ImportTok"/>
-    <w:basedOn w:val="VerbatimChar"/>
-    <w:rPr>
-      <w:rFonts w:ascii="Consolas" w:hAnsi="Consolas"/>
-      <w:b/>
-      <w:color w:val="008000"/>
-      <w:sz w:val="22"/>
-    </w:rPr>
-  </w:style>
-  <w:style w:type="character" w:customStyle="1" w:styleId="CommentTok">
-    <w:name w:val="CommentTok"/>
-    <w:basedOn w:val="VerbatimChar"/>
-    <w:rPr>
-      <w:rFonts w:ascii="Consolas" w:hAnsi="Consolas"/>
-      <w:i/>
-      <w:color w:val="60A0B0"/>
-      <w:sz w:val="22"/>
-    </w:rPr>
-  </w:style>
-  <w:style w:type="character" w:customStyle="1" w:styleId="DocumentationTok">
-    <w:name w:val="DocumentationTok"/>
-    <w:basedOn w:val="VerbatimChar"/>
-    <w:rPr>
-      <w:rFonts w:ascii="Consolas" w:hAnsi="Consolas"/>
-      <w:i/>
-      <w:color w:val="BA2121"/>
-      <w:sz w:val="22"/>
-    </w:rPr>
-  </w:style>
-  <w:style w:type="character" w:customStyle="1" w:styleId="AnnotationTok">
-    <w:name w:val="AnnotationTok"/>
-    <w:basedOn w:val="VerbatimChar"/>
-    <w:rPr>
-      <w:rFonts w:ascii="Consolas" w:hAnsi="Consolas"/>
-      <w:b/>
-      <w:i/>
-      <w:color w:val="60A0B0"/>
-      <w:sz w:val="22"/>
-    </w:rPr>
-  </w:style>
-  <w:style w:type="character" w:customStyle="1" w:styleId="CommentVarTok">
-    <w:name w:val="CommentVarTok"/>
-    <w:basedOn w:val="VerbatimChar"/>
-    <w:rPr>
-      <w:rFonts w:ascii="Consolas" w:hAnsi="Consolas"/>
-      <w:b/>
-      <w:i/>
-      <w:color w:val="60A0B0"/>
-      <w:sz w:val="22"/>
-    </w:rPr>
-  </w:style>
-  <w:style w:type="character" w:customStyle="1" w:styleId="OtherTok">
-    <w:name w:val="OtherTok"/>
-    <w:basedOn w:val="VerbatimChar"/>
-    <w:rPr>
-      <w:rFonts w:ascii="Consolas" w:hAnsi="Consolas"/>
-      <w:color w:val="007020"/>
-      <w:sz w:val="22"/>
-    </w:rPr>
-  </w:style>
-  <w:style w:type="character" w:customStyle="1" w:styleId="FunctionTok">
-    <w:name w:val="FunctionTok"/>
-    <w:basedOn w:val="VerbatimChar"/>
-    <w:rPr>
-      <w:rFonts w:ascii="Consolas" w:hAnsi="Consolas"/>
-      <w:color w:val="06287E"/>
-      <w:sz w:val="22"/>
-    </w:rPr>
-  </w:style>
-  <w:style w:type="character" w:customStyle="1" w:styleId="VariableTok">
-    <w:name w:val="VariableTok"/>
-    <w:basedOn w:val="VerbatimChar"/>
-    <w:rPr>
-      <w:rFonts w:ascii="Consolas" w:hAnsi="Consolas"/>
-      <w:color w:val="19177C"/>
-      <w:sz w:val="22"/>
-    </w:rPr>
-  </w:style>
-  <w:style w:type="character" w:customStyle="1" w:styleId="ControlFlowTok">
-    <w:name w:val="ControlFlowTok"/>
-    <w:basedOn w:val="VerbatimChar"/>
-    <w:rPr>
-      <w:rFonts w:ascii="Consolas" w:hAnsi="Consolas"/>
-      <w:b/>
-      <w:color w:val="007020"/>
-      <w:sz w:val="22"/>
-    </w:rPr>
-  </w:style>
-  <w:style w:type="character" w:customStyle="1" w:styleId="OperatorTok">
-    <w:name w:val="OperatorTok"/>
-    <w:basedOn w:val="VerbatimChar"/>
-    <w:rPr>
-      <w:rFonts w:ascii="Consolas" w:hAnsi="Consolas"/>
-      <w:color w:val="666666"/>
-      <w:sz w:val="22"/>
-    </w:rPr>
-  </w:style>
-  <w:style w:type="character" w:customStyle="1" w:styleId="BuiltInTok">
-    <w:name w:val="BuiltInTok"/>
-    <w:basedOn w:val="VerbatimChar"/>
-    <w:rPr>
-      <w:rFonts w:ascii="Consolas" w:hAnsi="Consolas"/>
-      <w:color w:val="008000"/>
-      <w:sz w:val="22"/>
-    </w:rPr>
-  </w:style>
-  <w:style w:type="character" w:customStyle="1" w:styleId="ExtensionTok">
-    <w:name w:val="ExtensionTok"/>
-    <w:basedOn w:val="VerbatimChar"/>
-    <w:rPr>
-      <w:rFonts w:ascii="Consolas" w:hAnsi="Consolas"/>
-      <w:sz w:val="22"/>
-    </w:rPr>
-  </w:style>
-  <w:style w:type="character" w:customStyle="1" w:styleId="PreprocessorTok">
-    <w:name w:val="PreprocessorTok"/>
-    <w:basedOn w:val="VerbatimChar"/>
-    <w:rPr>
-      <w:rFonts w:ascii="Consolas" w:hAnsi="Consolas"/>
-      <w:color w:val="BC7A00"/>
-      <w:sz w:val="22"/>
-    </w:rPr>
-  </w:style>
-  <w:style w:type="character" w:customStyle="1" w:styleId="AttributeTok">
-    <w:name w:val="AttributeTok"/>
-    <w:basedOn w:val="VerbatimChar"/>
-    <w:rPr>
-      <w:rFonts w:ascii="Consolas" w:hAnsi="Consolas"/>
-      <w:color w:val="7D9029"/>
-      <w:sz w:val="22"/>
-    </w:rPr>
-  </w:style>
-  <w:style w:type="character" w:customStyle="1" w:styleId="RegionMarkerTok">
-    <w:name w:val="RegionMarkerTok"/>
-    <w:basedOn w:val="VerbatimChar"/>
-    <w:rPr>
-      <w:rFonts w:ascii="Consolas" w:hAnsi="Consolas"/>
-      <w:sz w:val="22"/>
-    </w:rPr>
-  </w:style>
-  <w:style w:type="character" w:customStyle="1" w:styleId="InformationTok">
-    <w:name w:val="InformationTok"/>
-    <w:basedOn w:val="VerbatimChar"/>
-    <w:rPr>
-      <w:rFonts w:ascii="Consolas" w:hAnsi="Consolas"/>
-      <w:b/>
-      <w:i/>
-      <w:color w:val="60A0B0"/>
-      <w:sz w:val="22"/>
-    </w:rPr>
-  </w:style>
-  <w:style w:type="character" w:customStyle="1" w:styleId="WarningTok">
-    <w:name w:val="WarningTok"/>
-    <w:basedOn w:val="VerbatimChar"/>
-    <w:rPr>
-      <w:rFonts w:ascii="Consolas" w:hAnsi="Consolas"/>
-      <w:b/>
-      <w:i/>
-      <w:color w:val="60A0B0"/>
-      <w:sz w:val="22"/>
-    </w:rPr>
-  </w:style>
-  <w:style w:type="character" w:customStyle="1" w:styleId="AlertTok">
-    <w:name w:val="AlertTok"/>
-    <w:basedOn w:val="VerbatimChar"/>
-    <w:rPr>
-      <w:rFonts w:ascii="Consolas" w:hAnsi="Consolas"/>
-      <w:b/>
-      <w:color w:val="FF0000"/>
-      <w:sz w:val="22"/>
-    </w:rPr>
-  </w:style>
-  <w:style w:type="character" w:customStyle="1" w:styleId="ErrorTok">
-    <w:name w:val="ErrorTok"/>
-    <w:basedOn w:val="VerbatimChar"/>
-    <w:rPr>
-      <w:rFonts w:ascii="Consolas" w:hAnsi="Consolas"/>
-      <w:b/>
-      <w:color w:val="FF0000"/>
-      <w:sz w:val="22"/>
-    </w:rPr>
-  </w:style>
-  <w:style w:type="character" w:customStyle="1" w:styleId="NormalTok">
-    <w:name w:val="NormalTok"/>
-    <w:basedOn w:val="VerbatimChar"/>
-    <w:rPr>
-      <w:rFonts w:ascii="Consolas" w:hAnsi="Consolas"/>
-      <w:sz w:val="22"/>
-    </w:rPr>
-  </w:style>
 </w:styles>
 </file>
 
 <file path=word/theme/theme1.xml><?xml version="1.0" encoding="utf-8"?>
-<a:theme xmlns:a="http://schemas.openxmlformats.org/drawingml/2006/main" name="Office Theme">
+<a:theme xmlns:a="http://schemas.openxmlformats.org/drawingml/2006/main" xmlns:r="http://schemas.openxmlformats.org/officeDocument/2006/relationships" name="Office Theme">
   <a:themeElements>
     <a:clrScheme name="Office">
       <a:dk1>
-        <a:sysClr val="windowText" lastClr="000000"/>
+        <a:srgbClr val="000000"/>
       </a:dk1>
       <a:lt1>
-        <a:sysClr val="window" lastClr="FFFFFF"/>
+        <a:srgbClr val="FFFFFF"/>
       </a:lt1>
       <a:dk2>
         <a:srgbClr val="0E2841"/>
@@ -3676,153 +6375,55 @@
     </a:clrScheme>
     <a:fontScheme name="Office">
       <a:majorFont>
-        <a:latin typeface="Aptos Display" panose="02110004020202020204"/>
+        <a:latin typeface="Aptos Display" panose="02110004020202020204" pitchFamily="0" charset="1"/>
         <a:ea typeface=""/>
         <a:cs typeface=""/>
-        <a:font script="Jpan" typeface="游ゴシック Light"/>
-        <a:font script="Hang" typeface="맑은 고딕"/>
-        <a:font script="Hans" typeface="等线 Light"/>
-        <a:font script="Hant" typeface="新細明體"/>
-        <a:font script="Arab" typeface="Times New Roman"/>
-        <a:font script="Hebr" typeface="Times New Roman"/>
-        <a:font script="Thai" typeface="Angsana New"/>
-        <a:font script="Ethi" typeface="Nyala"/>
-        <a:font script="Beng" typeface="Vrinda"/>
-        <a:font script="Gujr" typeface="Shruti"/>
-        <a:font script="Khmr" typeface="MoolBoran"/>
-        <a:font script="Knda" typeface="Tunga"/>
-        <a:font script="Guru" typeface="Raavi"/>
-        <a:font script="Cans" typeface="Euphemia"/>
-        <a:font script="Cher" typeface="Plantagenet Cherokee"/>
-        <a:font script="Yiii" typeface="Microsoft Yi Baiti"/>
-        <a:font script="Tibt" typeface="Microsoft Himalaya"/>
-        <a:font script="Thaa" typeface="MV Boli"/>
-        <a:font script="Deva" typeface="Mangal"/>
-        <a:font script="Telu" typeface="Gautami"/>
-        <a:font script="Taml" typeface="Latha"/>
-        <a:font script="Syrc" typeface="Estrangelo Edessa"/>
-        <a:font script="Orya" typeface="Kalinga"/>
-        <a:font script="Mlym" typeface="Kartika"/>
-        <a:font script="Laoo" typeface="DokChampa"/>
-        <a:font script="Sinh" typeface="Iskoola Pota"/>
-        <a:font script="Mong" typeface="Mongolian Baiti"/>
-        <a:font script="Viet" typeface="Times New Roman"/>
-        <a:font script="Uigh" typeface="Microsoft Uighur"/>
-        <a:font script="Geor" typeface="Sylfaen"/>
-        <a:font script="Armn" typeface="Arial"/>
-        <a:font script="Bugi" typeface="Leelawadee UI"/>
-        <a:font script="Bopo" typeface="Microsoft JhengHei"/>
-        <a:font script="Java" typeface="Javanese Text"/>
-        <a:font script="Lisu" typeface="Segoe UI"/>
-        <a:font script="Mymr" typeface="Myanmar Text"/>
-        <a:font script="Nkoo" typeface="Ebrima"/>
-        <a:font script="Olck" typeface="Nirmala UI"/>
-        <a:font script="Osma" typeface="Ebrima"/>
-        <a:font script="Phag" typeface="Phagspa"/>
-        <a:font script="Syrn" typeface="Estrangelo Edessa"/>
-        <a:font script="Syrj" typeface="Estrangelo Edessa"/>
-        <a:font script="Syre" typeface="Estrangelo Edessa"/>
-        <a:font script="Sora" typeface="Nirmala UI"/>
-        <a:font script="Tale" typeface="Microsoft Tai Le"/>
-        <a:font script="Talu" typeface="Microsoft New Tai Lue"/>
-        <a:font script="Tfng" typeface="Ebrima"/>
       </a:majorFont>
       <a:minorFont>
-        <a:latin typeface="Aptos" panose="02110004020202020204"/>
+        <a:latin typeface="Aptos" panose="02110004020202020204" pitchFamily="0" charset="1"/>
         <a:ea typeface=""/>
         <a:cs typeface=""/>
-        <a:font script="Jpan" typeface="游明朝"/>
-        <a:font script="Hang" typeface="맑은 고딕"/>
-        <a:font script="Hans" typeface="等线"/>
-        <a:font script="Hant" typeface="新細明體"/>
-        <a:font script="Arab" typeface="Arial"/>
-        <a:font script="Hebr" typeface="Arial"/>
-        <a:font script="Thai" typeface="Cordia New"/>
-        <a:font script="Ethi" typeface="Nyala"/>
-        <a:font script="Beng" typeface="Vrinda"/>
-        <a:font script="Gujr" typeface="Shruti"/>
-        <a:font script="Khmr" typeface="DaunPenh"/>
-        <a:font script="Knda" typeface="Tunga"/>
-        <a:font script="Guru" typeface="Raavi"/>
-        <a:font script="Cans" typeface="Euphemia"/>
-        <a:font script="Cher" typeface="Plantagenet Cherokee"/>
-        <a:font script="Yiii" typeface="Microsoft Yi Baiti"/>
-        <a:font script="Tibt" typeface="Microsoft Himalaya"/>
-        <a:font script="Thaa" typeface="MV Boli"/>
-        <a:font script="Deva" typeface="Mangal"/>
-        <a:font script="Telu" typeface="Gautami"/>
-        <a:font script="Taml" typeface="Latha"/>
-        <a:font script="Syrc" typeface="Estrangelo Edessa"/>
-        <a:font script="Orya" typeface="Kalinga"/>
-        <a:font script="Mlym" typeface="Kartika"/>
-        <a:font script="Laoo" typeface="DokChampa"/>
-        <a:font script="Sinh" typeface="Iskoola Pota"/>
-        <a:font script="Mong" typeface="Mongolian Baiti"/>
-        <a:font script="Viet" typeface="Arial"/>
-        <a:font script="Uigh" typeface="Microsoft Uighur"/>
-        <a:font script="Geor" typeface="Sylfaen"/>
-        <a:font script="Armn" typeface="Arial"/>
-        <a:font script="Bugi" typeface="Leelawadee UI"/>
-        <a:font script="Bopo" typeface="Microsoft JhengHei"/>
-        <a:font script="Java" typeface="Javanese Text"/>
-        <a:font script="Lisu" typeface="Segoe UI"/>
-        <a:font script="Mymr" typeface="Myanmar Text"/>
-        <a:font script="Nkoo" typeface="Ebrima"/>
-        <a:font script="Olck" typeface="Nirmala UI"/>
-        <a:font script="Osma" typeface="Ebrima"/>
-        <a:font script="Phag" typeface="Phagspa"/>
-        <a:font script="Syrn" typeface="Estrangelo Edessa"/>
-        <a:font script="Syrj" typeface="Estrangelo Edessa"/>
-        <a:font script="Syre" typeface="Estrangelo Edessa"/>
-        <a:font script="Sora" typeface="Nirmala UI"/>
-        <a:font script="Tale" typeface="Microsoft Tai Le"/>
-        <a:font script="Talu" typeface="Microsoft New Tai Lue"/>
-        <a:font script="Tfng" typeface="Ebrima"/>
       </a:minorFont>
     </a:fontScheme>
-    <a:fmtScheme name="Office">
+    <a:fmtScheme>
       <a:fillStyleLst>
         <a:solidFill>
           <a:schemeClr val="phClr"/>
         </a:solidFill>
-        <a:gradFill rotWithShape="1">
+        <a:gradFill>
           <a:gsLst>
             <a:gs pos="0">
               <a:schemeClr val="phClr">
                 <a:lumMod val="110000"/>
-                <a:satMod val="105000"/>
                 <a:tint val="67000"/>
               </a:schemeClr>
             </a:gs>
             <a:gs pos="50000">
               <a:schemeClr val="phClr">
                 <a:lumMod val="105000"/>
-                <a:satMod val="103000"/>
                 <a:tint val="73000"/>
               </a:schemeClr>
             </a:gs>
             <a:gs pos="100000">
               <a:schemeClr val="phClr">
                 <a:lumMod val="105000"/>
-                <a:satMod val="109000"/>
                 <a:tint val="81000"/>
               </a:schemeClr>
             </a:gs>
           </a:gsLst>
           <a:lin ang="5400000" scaled="0"/>
+          <a:tileRect l="0" t="0" r="0" b="0"/>
         </a:gradFill>
-        <a:gradFill rotWithShape="1">
+        <a:gradFill>
           <a:gsLst>
             <a:gs pos="0">
               <a:schemeClr val="phClr">
-                <a:satMod val="103000"/>
                 <a:lumMod val="102000"/>
                 <a:tint val="94000"/>
               </a:schemeClr>
             </a:gs>
             <a:gs pos="50000">
               <a:schemeClr val="phClr">
-                <a:satMod val="110000"/>
                 <a:lumMod val="100000"/>
                 <a:shade val="100000"/>
               </a:schemeClr>
@@ -3830,33 +6431,24 @@
             <a:gs pos="100000">
               <a:schemeClr val="phClr">
                 <a:lumMod val="99000"/>
-                <a:satMod val="120000"/>
                 <a:shade val="78000"/>
               </a:schemeClr>
             </a:gs>
           </a:gsLst>
           <a:lin ang="5400000" scaled="0"/>
+          <a:tileRect l="0" t="0" r="0" b="0"/>
         </a:gradFill>
       </a:fillStyleLst>
       <a:lnStyleLst>
         <a:ln w="6350" cap="flat" cmpd="sng" algn="ctr">
-          <a:solidFill>
-            <a:schemeClr val="phClr"/>
-          </a:solidFill>
           <a:prstDash val="solid"/>
           <a:miter lim="800000"/>
         </a:ln>
         <a:ln w="12700" cap="flat" cmpd="sng" algn="ctr">
-          <a:solidFill>
-            <a:schemeClr val="phClr"/>
-          </a:solidFill>
           <a:prstDash val="solid"/>
           <a:miter lim="800000"/>
         </a:ln>
         <a:ln w="19050" cap="flat" cmpd="sng" algn="ctr">
-          <a:solidFill>
-            <a:schemeClr val="phClr"/>
-          </a:solidFill>
           <a:prstDash val="solid"/>
           <a:miter lim="800000"/>
         </a:ln>
@@ -3869,13 +6461,7 @@
           <a:effectLst/>
         </a:effectStyle>
         <a:effectStyle>
-          <a:effectLst>
-            <a:outerShdw blurRad="57150" dist="19050" dir="5400000" algn="ctr" rotWithShape="0">
-              <a:srgbClr val="000000">
-                <a:alpha val="63000"/>
-              </a:srgbClr>
-            </a:outerShdw>
-          </a:effectLst>
+          <a:effectLst/>
         </a:effectStyle>
       </a:effectStyleLst>
       <a:bgFillStyleLst>
@@ -3885,15 +6471,13 @@
         <a:solidFill>
           <a:schemeClr val="phClr">
             <a:tint val="95000"/>
-            <a:satMod val="170000"/>
           </a:schemeClr>
         </a:solidFill>
-        <a:gradFill rotWithShape="1">
+        <a:gradFill>
           <a:gsLst>
             <a:gs pos="0">
               <a:schemeClr val="phClr">
                 <a:tint val="93000"/>
-                <a:satMod val="150000"/>
                 <a:shade val="98000"/>
                 <a:lumMod val="102000"/>
               </a:schemeClr>
@@ -3901,7 +6485,6 @@
             <a:gs pos="50000">
               <a:schemeClr val="phClr">
                 <a:tint val="98000"/>
-                <a:satMod val="130000"/>
                 <a:shade val="90000"/>
                 <a:lumMod val="103000"/>
               </a:schemeClr>
@@ -3909,21 +6492,14 @@
             <a:gs pos="100000">
               <a:schemeClr val="phClr">
                 <a:shade val="63000"/>
-                <a:satMod val="120000"/>
               </a:schemeClr>
             </a:gs>
           </a:gsLst>
           <a:lin ang="5400000" scaled="0"/>
+          <a:tileRect l="0" t="0" r="0" b="0"/>
         </a:gradFill>
       </a:bgFillStyleLst>
     </a:fmtScheme>
   </a:themeElements>
-  <a:objectDefaults/>
-  <a:extraClrSchemeLst/>
-  <a:extLst>
-    <a:ext uri="{05A4C25C-085E-4340-85A3-A5531E510DB2}">
-      <thm15:themeFamily xmlns:thm15="http://schemas.microsoft.com/office/thememl/2012/main" name="Office Theme" id="{2E142A2C-CD16-42D6-873A-C26D2A0506FA}" vid="{1BDDFF52-6CD6-40A5-AB3C-68EB2F1E4D0A}"/>
-    </a:ext>
-  </a:extLst>
 </a:theme>
 </file>
--- a/livrables-IGPDE-2026-102846/Formateur/documents-administratifs-igpde/102846FiTechn-v2.docx
+++ b/livrables-IGPDE-2026-102846/Formateur/documents-administratifs-igpde/102846FiTechn-v2.docx
@@ -396,6 +396,20 @@
       </w:pPr>
       <w:r>
         <w:rPr/>
+        <w:t>LibreOffice Writer</w:t>
+      </w:r>
+    </w:p>
+    <w:p>
+      <w:pPr>
+        <w:pStyle w:val="Compact"/>
+        <w:numPr>
+          <w:ilvl w:val="0"/>
+          <w:numId w:val="1"/>
+        </w:numPr>
+        <w:rPr/>
+      </w:pPr>
+      <w:r>
+        <w:rPr/>
         <w:t>Navigateurs Firefox et Edge installés.</w:t>
       </w:r>
     </w:p>
@@ -465,6 +479,20 @@
       <w:r>
         <w:rPr/>
         <w:t>Microsoft Word installé.</w:t>
+      </w:r>
+    </w:p>
+    <w:p>
+      <w:pPr>
+        <w:pStyle w:val="Compact"/>
+        <w:numPr>
+          <w:ilvl w:val="0"/>
+          <w:numId w:val="1"/>
+        </w:numPr>
+        <w:rPr/>
+      </w:pPr>
+      <w:r>
+        <w:rPr/>
+        <w:t>LibreOffice Writer installé.</w:t>
       </w:r>
     </w:p>
     <w:p>
@@ -572,6 +600,20 @@
       </w:pPr>
       <w:r>
         <w:rPr/>
+        <w:t>LibreOffice Writer pour la variante Writer des exercices, avec le mémo LibreOffice Writer.</w:t>
+      </w:r>
+    </w:p>
+    <w:p>
+      <w:pPr>
+        <w:pStyle w:val="Compact"/>
+        <w:numPr>
+          <w:ilvl w:val="0"/>
+          <w:numId w:val="1"/>
+        </w:numPr>
+        <w:rPr/>
+      </w:pPr>
+      <w:r>
+        <w:rPr/>
         <w:t>Lecteur PDF pour ouvrir les supports exportés.</w:t>
       </w:r>
     </w:p>
@@ -612,7 +654,7 @@
       </w:pPr>
       <w:r>
         <w:rPr/>
-        <w:t>PDF Accessibility Checker 2024 préinstallé sur les postes utilisés pour le contrôle du PDF.</w:t>
+        <w:t>PDF Accessibility Checker 2024 installé sur chaque poste, formateur et stagiaires, pour le contrôle du PDF.</w:t>
       </w:r>
     </w:p>
     <w:p>
@@ -686,7 +728,7 @@
       </w:hyperlink>
       <w:r>
         <w:rPr/>
-        <w:t xml:space="preserve"> installé au minimum sur le poste formateur.</w:t>
+        <w:t xml:space="preserve"> installé sur chaque poste, formateur et stagiaires.</w:t>
       </w:r>
     </w:p>
     <w:p>
@@ -1033,21 +1075,7 @@
       </w:pPr>
       <w:r>
         <w:rPr/>
-        <w:t>Fichier de ressources et liens utiles.</w:t>
-      </w:r>
-    </w:p>
-    <w:p>
-      <w:pPr>
-        <w:pStyle w:val="Compact"/>
-        <w:numPr>
-          <w:ilvl w:val="0"/>
-          <w:numId w:val="1"/>
-        </w:numPr>
-        <w:rPr/>
-      </w:pPr>
-      <w:r>
-        <w:rPr/>
-        <w:t>Fiche des liens des TP en ligne (liens-tp-en-ligne.pdf).</w:t>
+        <w:t>Fichier de ressources et liens utiles : fiche des liens des TP en ligne (liens-tp-en-ligne.pdf).</w:t>
       </w:r>
     </w:p>
     <w:p>
@@ -2493,6 +2521,490 @@
           </w:p>
         </w:tc>
       </w:tr>
+      <w:tr>
+        <w:trPr>
+          <w:cantSplit/>
+        </w:trPr>
+        <w:tc>
+          <w:tcPr>
+            <w:tcW w:w="3024" w:type="dxa"/>
+            <w:tcBorders/>
+            <w:shd w:color="auto" w:fill="F5F5FE" w:val="clear"/>
+          </w:tcPr>
+          <w:p>
+            <w:pPr>
+              <w:pStyle w:val="Compact"/>
+              <w:widowControl/>
+              <w:spacing w:before="36" w:after="120"/>
+              <w:jc w:val="start"/>
+              <w:rPr>
+                <w:rFonts w:eastAsia="" w:cs=""/>
+                <w:kern w:val="0"/>
+                <w:szCs w:val="24"/>
+                <w:lang w:val="fr-FR" w:eastAsia="zh-CN" w:bidi="ar-SA"/>
+              </w:rPr>
+            </w:pPr>
+            <w:hyperlink r:id="rId35">
+              <w:r>
+                <w:rPr>
+                  <w:rStyle w:val="Hyperlink"/>
+                  <w:rFonts w:eastAsia="" w:cs=""/>
+                  <w:kern w:val="0"/>
+                  <w:szCs w:val="24"/>
+                  <w:lang w:val="fr-FR" w:eastAsia="zh-CN" w:bidi="ar-SA"/>
+                </w:rPr>
+                <w:t>Atalan - Agissons</w:t>
+              </w:r>
+            </w:hyperlink>
+          </w:p>
+        </w:tc>
+        <w:tc>
+          <w:tcPr>
+            <w:tcW w:w="3024" w:type="dxa"/>
+            <w:tcBorders/>
+            <w:shd w:color="auto" w:fill="F5F5FE" w:val="clear"/>
+          </w:tcPr>
+          <w:p>
+            <w:pPr>
+              <w:pStyle w:val="Compact"/>
+              <w:widowControl/>
+              <w:spacing w:before="36" w:after="120"/>
+              <w:jc w:val="start"/>
+              <w:rPr>
+                <w:rFonts w:eastAsia="" w:cs=""/>
+                <w:kern w:val="0"/>
+                <w:szCs w:val="24"/>
+                <w:lang w:val="fr-FR" w:eastAsia="zh-CN" w:bidi="ar-SA"/>
+              </w:rPr>
+            </w:pPr>
+            <w:r>
+              <w:rPr>
+                <w:rFonts w:eastAsia="" w:cs=""/>
+                <w:kern w:val="0"/>
+                <w:szCs w:val="24"/>
+                <w:lang w:val="fr-FR" w:eastAsia="zh-CN" w:bidi="ar-SA"/>
+              </w:rPr>
+              <w:t>Simulations de situations de handicap pendant le module 1</w:t>
+            </w:r>
+          </w:p>
+        </w:tc>
+        <w:tc>
+          <w:tcPr>
+            <w:tcW w:w="3024" w:type="dxa"/>
+            <w:tcBorders/>
+            <w:shd w:color="auto" w:fill="F5F5FE" w:val="clear"/>
+          </w:tcPr>
+          <w:p>
+            <w:pPr>
+              <w:pStyle w:val="Compact"/>
+              <w:widowControl/>
+              <w:spacing w:before="36" w:after="120"/>
+              <w:jc w:val="start"/>
+              <w:rPr>
+                <w:rFonts w:eastAsia="" w:cs=""/>
+                <w:kern w:val="0"/>
+                <w:szCs w:val="24"/>
+                <w:lang w:val="fr-FR" w:eastAsia="zh-CN" w:bidi="ar-SA"/>
+              </w:rPr>
+            </w:pPr>
+            <w:r>
+              <w:rPr>
+                <w:rFonts w:eastAsia="" w:cs=""/>
+                <w:kern w:val="0"/>
+                <w:szCs w:val="24"/>
+                <w:lang w:val="fr-FR" w:eastAsia="zh-CN" w:bidi="ar-SA"/>
+              </w:rPr>
+              <w:t>Navigation libre des stagiaires pendant 5 minutes. Domaine à autoriser : atalan.fr.</w:t>
+            </w:r>
+          </w:p>
+        </w:tc>
+      </w:tr>
+      <w:tr>
+        <w:trPr>
+          <w:cantSplit/>
+        </w:trPr>
+        <w:tc>
+          <w:tcPr>
+            <w:tcW w:w="3024" w:type="dxa"/>
+            <w:tcBorders/>
+          </w:tcPr>
+          <w:p>
+            <w:pPr>
+              <w:pStyle w:val="Compact"/>
+              <w:widowControl/>
+              <w:spacing w:before="36" w:after="120"/>
+              <w:jc w:val="start"/>
+              <w:rPr>
+                <w:rFonts w:eastAsia="" w:cs=""/>
+                <w:kern w:val="0"/>
+                <w:szCs w:val="24"/>
+                <w:lang w:val="fr-FR" w:eastAsia="zh-CN" w:bidi="ar-SA"/>
+              </w:rPr>
+            </w:pPr>
+            <w:hyperlink r:id="rId36">
+              <w:r>
+                <w:rPr>
+                  <w:rStyle w:val="Hyperlink"/>
+                  <w:rFonts w:eastAsia="" w:cs=""/>
+                  <w:kern w:val="0"/>
+                  <w:szCs w:val="24"/>
+                  <w:lang w:val="fr-FR" w:eastAsia="zh-CN" w:bidi="ar-SA"/>
+                </w:rPr>
+                <w:t>WebAIM</w:t>
+              </w:r>
+            </w:hyperlink>
+          </w:p>
+        </w:tc>
+        <w:tc>
+          <w:tcPr>
+            <w:tcW w:w="3024" w:type="dxa"/>
+            <w:tcBorders/>
+          </w:tcPr>
+          <w:p>
+            <w:pPr>
+              <w:pStyle w:val="Compact"/>
+              <w:widowControl/>
+              <w:spacing w:before="36" w:after="120"/>
+              <w:jc w:val="start"/>
+              <w:rPr>
+                <w:rFonts w:eastAsia="" w:cs=""/>
+                <w:kern w:val="0"/>
+                <w:szCs w:val="24"/>
+                <w:lang w:val="fr-FR" w:eastAsia="zh-CN" w:bidi="ar-SA"/>
+              </w:rPr>
+            </w:pPr>
+            <w:r>
+              <w:rPr>
+                <w:rFonts w:eastAsia="" w:cs=""/>
+                <w:kern w:val="0"/>
+                <w:szCs w:val="24"/>
+                <w:lang w:val="fr-FR" w:eastAsia="zh-CN" w:bidi="ar-SA"/>
+              </w:rPr>
+              <w:t>Vérificateur de contraste et chiffres WebAIM Million pendant le module web</w:t>
+            </w:r>
+          </w:p>
+        </w:tc>
+        <w:tc>
+          <w:tcPr>
+            <w:tcW w:w="3024" w:type="dxa"/>
+            <w:tcBorders/>
+          </w:tcPr>
+          <w:p>
+            <w:pPr>
+              <w:pStyle w:val="Compact"/>
+              <w:widowControl/>
+              <w:spacing w:before="36" w:after="120"/>
+              <w:jc w:val="start"/>
+              <w:rPr>
+                <w:rFonts w:eastAsia="" w:cs=""/>
+                <w:kern w:val="0"/>
+                <w:szCs w:val="24"/>
+                <w:lang w:val="fr-FR" w:eastAsia="zh-CN" w:bidi="ar-SA"/>
+              </w:rPr>
+            </w:pPr>
+            <w:r>
+              <w:rPr>
+                <w:rFonts w:eastAsia="" w:cs=""/>
+                <w:kern w:val="0"/>
+                <w:szCs w:val="24"/>
+                <w:lang w:val="fr-FR" w:eastAsia="zh-CN" w:bidi="ar-SA"/>
+              </w:rPr>
+              <w:t>Outil web de contrôle des contrastes. Domaine à autoriser : webaim.org.</w:t>
+            </w:r>
+          </w:p>
+        </w:tc>
+      </w:tr>
+      <w:tr>
+        <w:trPr>
+          <w:cantSplit/>
+        </w:trPr>
+        <w:tc>
+          <w:tcPr>
+            <w:tcW w:w="3024" w:type="dxa"/>
+            <w:tcBorders/>
+            <w:shd w:color="auto" w:fill="F5F5FE" w:val="clear"/>
+          </w:tcPr>
+          <w:p>
+            <w:pPr>
+              <w:pStyle w:val="Compact"/>
+              <w:widowControl/>
+              <w:spacing w:before="36" w:after="120"/>
+              <w:jc w:val="start"/>
+              <w:rPr>
+                <w:rFonts w:eastAsia="" w:cs=""/>
+                <w:kern w:val="0"/>
+                <w:szCs w:val="24"/>
+                <w:lang w:val="fr-FR" w:eastAsia="zh-CN" w:bidi="ar-SA"/>
+              </w:rPr>
+            </w:pPr>
+            <w:hyperlink r:id="rId9">
+              <w:r>
+                <w:rPr>
+                  <w:rStyle w:val="Hyperlink"/>
+                  <w:rFonts w:eastAsia="" w:cs=""/>
+                  <w:kern w:val="0"/>
+                  <w:szCs w:val="24"/>
+                  <w:lang w:val="fr-FR" w:eastAsia="zh-CN" w:bidi="ar-SA"/>
+                </w:rPr>
+                <w:t>Contrast Finder</w:t>
+              </w:r>
+            </w:hyperlink>
+          </w:p>
+        </w:tc>
+        <w:tc>
+          <w:tcPr>
+            <w:tcW w:w="3024" w:type="dxa"/>
+            <w:tcBorders/>
+            <w:shd w:color="auto" w:fill="F5F5FE" w:val="clear"/>
+          </w:tcPr>
+          <w:p>
+            <w:pPr>
+              <w:pStyle w:val="Compact"/>
+              <w:widowControl/>
+              <w:spacing w:before="36" w:after="120"/>
+              <w:jc w:val="start"/>
+              <w:rPr>
+                <w:rFonts w:eastAsia="" w:cs=""/>
+                <w:kern w:val="0"/>
+                <w:szCs w:val="24"/>
+                <w:lang w:val="fr-FR" w:eastAsia="zh-CN" w:bidi="ar-SA"/>
+              </w:rPr>
+            </w:pPr>
+            <w:r>
+              <w:rPr>
+                <w:rFonts w:eastAsia="" w:cs=""/>
+                <w:kern w:val="0"/>
+                <w:szCs w:val="24"/>
+                <w:lang w:val="fr-FR" w:eastAsia="zh-CN" w:bidi="ar-SA"/>
+              </w:rPr>
+              <w:t>Recherche de couleurs de contraste conformes</w:t>
+            </w:r>
+          </w:p>
+        </w:tc>
+        <w:tc>
+          <w:tcPr>
+            <w:tcW w:w="3024" w:type="dxa"/>
+            <w:tcBorders/>
+            <w:shd w:color="auto" w:fill="F5F5FE" w:val="clear"/>
+          </w:tcPr>
+          <w:p>
+            <w:pPr>
+              <w:pStyle w:val="Compact"/>
+              <w:widowControl/>
+              <w:spacing w:before="36" w:after="120"/>
+              <w:jc w:val="start"/>
+              <w:rPr>
+                <w:rFonts w:eastAsia="" w:cs=""/>
+                <w:kern w:val="0"/>
+                <w:szCs w:val="24"/>
+                <w:lang w:val="fr-FR" w:eastAsia="zh-CN" w:bidi="ar-SA"/>
+              </w:rPr>
+            </w:pPr>
+            <w:r>
+              <w:rPr>
+                <w:rFonts w:eastAsia="" w:cs=""/>
+                <w:kern w:val="0"/>
+                <w:szCs w:val="24"/>
+                <w:lang w:val="fr-FR" w:eastAsia="zh-CN" w:bidi="ar-SA"/>
+              </w:rPr>
+              <w:t>Service web, sans installation. Domaine à autoriser : app.contrast-finder.org.</w:t>
+            </w:r>
+          </w:p>
+        </w:tc>
+      </w:tr>
+      <w:tr>
+        <w:trPr>
+          <w:cantSplit/>
+        </w:trPr>
+        <w:tc>
+          <w:tcPr>
+            <w:tcW w:w="3024" w:type="dxa"/>
+            <w:tcBorders/>
+          </w:tcPr>
+          <w:p>
+            <w:pPr>
+              <w:pStyle w:val="Compact"/>
+              <w:widowControl/>
+              <w:spacing w:before="36" w:after="120"/>
+              <w:jc w:val="start"/>
+              <w:rPr>
+                <w:rFonts w:eastAsia="" w:cs=""/>
+                <w:kern w:val="0"/>
+                <w:szCs w:val="24"/>
+                <w:lang w:val="fr-FR" w:eastAsia="zh-CN" w:bidi="ar-SA"/>
+              </w:rPr>
+            </w:pPr>
+            <w:hyperlink r:id="rId8">
+              <w:r>
+                <w:rPr>
+                  <w:rStyle w:val="Hyperlink"/>
+                  <w:rFonts w:eastAsia="" w:cs=""/>
+                  <w:kern w:val="0"/>
+                  <w:szCs w:val="24"/>
+                  <w:lang w:val="fr-FR" w:eastAsia="zh-CN" w:bidi="ar-SA"/>
+                </w:rPr>
+                <w:t>Silktide</w:t>
+              </w:r>
+            </w:hyperlink>
+          </w:p>
+        </w:tc>
+        <w:tc>
+          <w:tcPr>
+            <w:tcW w:w="3024" w:type="dxa"/>
+            <w:tcBorders/>
+          </w:tcPr>
+          <w:p>
+            <w:pPr>
+              <w:pStyle w:val="Compact"/>
+              <w:widowControl/>
+              <w:spacing w:before="36" w:after="120"/>
+              <w:jc w:val="start"/>
+              <w:rPr>
+                <w:rFonts w:eastAsia="" w:cs=""/>
+                <w:kern w:val="0"/>
+                <w:szCs w:val="24"/>
+                <w:lang w:val="fr-FR" w:eastAsia="zh-CN" w:bidi="ar-SA"/>
+              </w:rPr>
+            </w:pPr>
+            <w:r>
+              <w:rPr>
+                <w:rFonts w:eastAsia="" w:cs=""/>
+                <w:kern w:val="0"/>
+                <w:szCs w:val="24"/>
+                <w:lang w:val="fr-FR" w:eastAsia="zh-CN" w:bidi="ar-SA"/>
+              </w:rPr>
+              <w:t>Test web complémentaire</w:t>
+            </w:r>
+          </w:p>
+        </w:tc>
+        <w:tc>
+          <w:tcPr>
+            <w:tcW w:w="3024" w:type="dxa"/>
+            <w:tcBorders/>
+          </w:tcPr>
+          <w:p>
+            <w:pPr>
+              <w:pStyle w:val="Compact"/>
+              <w:widowControl/>
+              <w:spacing w:before="36" w:after="120"/>
+              <w:jc w:val="start"/>
+              <w:rPr>
+                <w:rFonts w:eastAsia="" w:cs=""/>
+                <w:kern w:val="0"/>
+                <w:szCs w:val="24"/>
+                <w:lang w:val="fr-FR" w:eastAsia="zh-CN" w:bidi="ar-SA"/>
+              </w:rPr>
+            </w:pPr>
+            <w:r>
+              <w:rPr>
+                <w:rFonts w:eastAsia="" w:cs=""/>
+                <w:kern w:val="0"/>
+                <w:szCs w:val="24"/>
+                <w:lang w:val="fr-FR" w:eastAsia="zh-CN" w:bidi="ar-SA"/>
+              </w:rPr>
+              <w:t>Extension de navigateur à installer avant la session si les droits sont limités. Domaine à autoriser : silktide.com.</w:t>
+            </w:r>
+          </w:p>
+        </w:tc>
+      </w:tr>
+      <w:tr>
+        <w:trPr>
+          <w:cantSplit/>
+        </w:trPr>
+        <w:tc>
+          <w:tcPr>
+            <w:tcW w:w="3024" w:type="dxa"/>
+            <w:tcBorders/>
+            <w:shd w:color="auto" w:fill="F5F5FE" w:val="clear"/>
+          </w:tcPr>
+          <w:p>
+            <w:pPr>
+              <w:pStyle w:val="Compact"/>
+              <w:widowControl/>
+              <w:spacing w:before="36" w:after="120"/>
+              <w:jc w:val="start"/>
+              <w:rPr>
+                <w:rFonts w:eastAsia="" w:cs=""/>
+                <w:kern w:val="0"/>
+                <w:szCs w:val="24"/>
+                <w:lang w:val="fr-FR" w:eastAsia="zh-CN" w:bidi="ar-SA"/>
+              </w:rPr>
+            </w:pPr>
+            <w:hyperlink r:id="rId37">
+              <w:r>
+                <w:rPr>
+                  <w:rStyle w:val="Hyperlink"/>
+                  <w:rFonts w:eastAsia="" w:cs=""/>
+                  <w:kern w:val="0"/>
+                  <w:szCs w:val="24"/>
+                  <w:lang w:val="fr-FR" w:eastAsia="zh-CN" w:bidi="ar-SA"/>
+                </w:rPr>
+                <w:t>Checklists Opquast</w:t>
+              </w:r>
+            </w:hyperlink>
+          </w:p>
+        </w:tc>
+        <w:tc>
+          <w:tcPr>
+            <w:tcW w:w="3024" w:type="dxa"/>
+            <w:tcBorders/>
+            <w:shd w:color="auto" w:fill="F5F5FE" w:val="clear"/>
+          </w:tcPr>
+          <w:p>
+            <w:pPr>
+              <w:pStyle w:val="Compact"/>
+              <w:widowControl/>
+              <w:spacing w:before="36" w:after="120"/>
+              <w:jc w:val="start"/>
+              <w:rPr>
+                <w:rFonts w:eastAsia="" w:cs=""/>
+                <w:kern w:val="0"/>
+                <w:szCs w:val="24"/>
+                <w:lang w:val="fr-FR" w:eastAsia="zh-CN" w:bidi="ar-SA"/>
+              </w:rPr>
+            </w:pPr>
+            <w:r>
+              <w:rPr>
+                <w:rFonts w:eastAsia="" w:cs=""/>
+                <w:kern w:val="0"/>
+                <w:szCs w:val="24"/>
+                <w:lang w:val="fr-FR" w:eastAsia="zh-CN" w:bidi="ar-SA"/>
+              </w:rPr>
+              <w:t>Règle sur les caractères détournés, séquence réseaux sociaux</w:t>
+            </w:r>
+          </w:p>
+        </w:tc>
+        <w:tc>
+          <w:tcPr>
+            <w:tcW w:w="3024" w:type="dxa"/>
+            <w:tcBorders/>
+            <w:shd w:color="auto" w:fill="F5F5FE" w:val="clear"/>
+          </w:tcPr>
+          <w:p>
+            <w:pPr>
+              <w:pStyle w:val="Compact"/>
+              <w:widowControl/>
+              <w:spacing w:before="36" w:after="120"/>
+              <w:jc w:val="start"/>
+              <w:rPr>
+                <w:rFonts w:eastAsia="" w:cs=""/>
+                <w:kern w:val="0"/>
+                <w:szCs w:val="24"/>
+                <w:lang w:val="fr-FR" w:eastAsia="zh-CN" w:bidi="ar-SA"/>
+              </w:rPr>
+            </w:pPr>
+            <w:r>
+              <w:rPr>
+                <w:rFonts w:eastAsia="" w:cs=""/>
+                <w:kern w:val="0"/>
+                <w:szCs w:val="24"/>
+                <w:lang w:val="fr-FR" w:eastAsia="zh-CN" w:bidi="ar-SA"/>
+              </w:rPr>
+              <w:t>Accès utile pour montrer la source de la bonne pratique. Domaine à autoriser : checklists.opquast.com.</w:t>
+            </w:r>
+          </w:p>
+        </w:tc>
+      </w:tr>
     </w:tbl>
     <w:p>
       <w:pPr>
@@ -2600,7 +3112,7 @@
       </w:pPr>
       <w:r>
         <w:rPr/>
-        <w:t>Préinstaller les outils qui nécessitent des droits administrateur, notamment PAC, et vérifier la disponibilité d’Acrobat Pro en solution de remplacement.</w:t>
+        <w:t>Installer sur chaque poste, formateur et stagiaires, les outils fournis dans le dossier partagé (dossier outils du pack) : NVDA 2024.4.1 et son extension Focus Highlight 6.6, Colour Contrast Analyser 3.5.4 et PDF Accessibility Checker 2024 (PAC 24.3.1.0). Vérifier la disponibilité d’Acrobat Pro en solution de remplacement.</w:t>
       </w:r>
     </w:p>
     <w:p>
